--- a/7 семестр/ИСИС/ЛР 6/ИСИС ЛР 6.docx
+++ b/7 семестр/ИСИС/ЛР 6/ИСИС ЛР 6.docx
@@ -150,9 +150,30 @@
       <w:pPr>
         <w:ind w:firstLine="0"/>
         <w:jc w:val="center"/>
+        <w:rPr>
+          <w:lang w:val="en-US"/>
+        </w:rPr>
       </w:pPr>
       <w:r>
         <w:t>ИССЛЕДОВАНИЕ ПАРАМЕТРОВ КОНФИГУРАЦИИ И ТРАФИКА КОМПЬЮТЕРНЫХ СЕТЕЙ</w:t>
+      </w:r>
+    </w:p>
+    <w:p>
+      <w:pPr>
+        <w:ind w:firstLine="0"/>
+        <w:jc w:val="center"/>
+      </w:pPr>
+      <w:r>
+        <w:t xml:space="preserve">по дисциплине </w:t>
+      </w:r>
+    </w:p>
+    <w:p>
+      <w:pPr>
+        <w:ind w:firstLine="0"/>
+        <w:jc w:val="center"/>
+      </w:pPr>
+      <w:r>
+        <w:t>«Инфокоммуникационные системы и сети»</w:t>
       </w:r>
     </w:p>
     <w:p>
@@ -315,18 +336,6 @@
         <w:ind w:firstLine="0"/>
         <w:jc w:val="right"/>
       </w:pPr>
-      <w:r>
-        <w:t>Чернега</w:t>
-      </w:r>
-      <w:r>
-        <w:t xml:space="preserve"> В.</w:t>
-      </w:r>
-      <w:r>
-        <w:t xml:space="preserve"> </w:t>
-      </w:r>
-      <w:r>
-        <w:t>С</w:t>
-      </w:r>
       <w:r>
         <w:t>.</w:t>
       </w:r>
@@ -418,12 +427,9 @@
     <w:p>
       <w:pPr>
         <w:ind w:firstLine="0"/>
-        <w:jc w:val="center"/>
-      </w:pPr>
-    </w:p>
-    <w:p>
-      <w:pPr>
-        <w:ind w:firstLine="0"/>
+        <w:rPr>
+          <w:lang w:val="en-US"/>
+        </w:rPr>
       </w:pPr>
     </w:p>
     <w:p>
@@ -507,7 +513,7 @@
         <w:ind w:hanging="578"/>
       </w:pPr>
       <w:r>
-        <w:t xml:space="preserve"> </w:t>
+        <w:t>Изучить теоретический материал, относящийся к стеку протоколов TCP/IP, в частности форматы и представление аппаратных и сетевых адресов, форматы заголовков и последовательность передачи Ethernet-кадров, IP-пакетов, ARP-сообщений, ICMP-пакетов DNS- и DHCP-</w:t>
       </w:r>
       <w:r>
         <w:t>;</w:t>
@@ -523,15 +529,229 @@
         <w:ind w:hanging="578"/>
       </w:pPr>
       <w:r>
+        <w:t>Определить параметры сетевых интерфейсов (MAC- и IP-адреса, сетевые маски, адрес основного шлюза, адреса DHCP- и DNS-серверов</w:t>
+      </w:r>
+      <w:r>
+        <w:t>)</w:t>
+      </w:r>
+      <w:r>
+        <w:t>. Проанализировать и сохранить содержимое диалогового окна</w:t>
+      </w:r>
+      <w:r>
         <w:t>;</w:t>
       </w:r>
     </w:p>
-    <w:p/>
+    <w:p>
+      <w:pPr>
+        <w:pStyle w:val="aa"/>
+        <w:numPr>
+          <w:ilvl w:val="0"/>
+          <w:numId w:val="29"/>
+        </w:numPr>
+        <w:ind w:hanging="578"/>
+      </w:pPr>
+      <w:r>
+        <w:t>Выполнить в диалоговом окне трассировку маршрута до нескольких серверов. Определить количество прыжков и задержку на каждом пути между маршрутизаторами. Получить сведения о владельце 2-3-х произвольных доменов</w:t>
+      </w:r>
+      <w:r>
+        <w:rPr>
+          <w:lang w:val="en-US"/>
+        </w:rPr>
+        <w:t>;</w:t>
+      </w:r>
+    </w:p>
+    <w:p>
+      <w:pPr>
+        <w:pStyle w:val="aa"/>
+        <w:numPr>
+          <w:ilvl w:val="0"/>
+          <w:numId w:val="29"/>
+        </w:numPr>
+        <w:ind w:hanging="578"/>
+      </w:pPr>
+      <w:r>
+        <w:t>С помощью любого сервиса по определению местоположения по IP провер</w:t>
+      </w:r>
+      <w:r>
+        <w:t>ить</w:t>
+      </w:r>
+      <w:r>
+        <w:t xml:space="preserve"> и напи</w:t>
+      </w:r>
+      <w:r>
+        <w:t>сать</w:t>
+      </w:r>
+      <w:r>
+        <w:t xml:space="preserve"> в отч</w:t>
+      </w:r>
+      <w:r>
+        <w:t>ё</w:t>
+      </w:r>
+      <w:r>
+        <w:t>т, где находится сервер, указанный преподавателем</w:t>
+      </w:r>
+      <w:r>
+        <w:t>;</w:t>
+      </w:r>
+    </w:p>
+    <w:p>
+      <w:pPr>
+        <w:pStyle w:val="aa"/>
+        <w:numPr>
+          <w:ilvl w:val="0"/>
+          <w:numId w:val="29"/>
+        </w:numPr>
+        <w:ind w:hanging="578"/>
+      </w:pPr>
+      <w:r>
+        <w:t xml:space="preserve">Выполнить захват трафика на Ethernet-интерфейсе стационарного компьютера или интерфейса беспроводной сети мобильного компьютера. Захват осуществлять в течение 2-3 минут, захватив не менее 150 пакетов. В течении этого времени выйти на официальный </w:t>
+      </w:r>
+      <w:r>
+        <w:lastRenderedPageBreak/>
+        <w:t>сайт организации, с которого была получена информация о его владельце</w:t>
+      </w:r>
+      <w:r>
+        <w:t>;</w:t>
+      </w:r>
+    </w:p>
+    <w:p>
+      <w:pPr>
+        <w:pStyle w:val="aa"/>
+        <w:numPr>
+          <w:ilvl w:val="0"/>
+          <w:numId w:val="29"/>
+        </w:numPr>
+        <w:ind w:hanging="578"/>
+      </w:pPr>
+      <w:r>
+        <w:t>Выписать все протоколы, которые были захвачены во время анализа, расшифровать их аббревиатуру</w:t>
+      </w:r>
+      <w:r>
+        <w:t>,</w:t>
+      </w:r>
+      <w:r>
+        <w:t xml:space="preserve"> записать функции, выполнение которых регламентируют соответствующие протоколы</w:t>
+      </w:r>
+      <w:r>
+        <w:t>;</w:t>
+      </w:r>
+    </w:p>
+    <w:p>
+      <w:pPr>
+        <w:pStyle w:val="aa"/>
+        <w:numPr>
+          <w:ilvl w:val="0"/>
+          <w:numId w:val="29"/>
+        </w:numPr>
+        <w:ind w:hanging="578"/>
+      </w:pPr>
+      <w:r>
+        <w:t>Исследовать структуру заголовков протоколов ARP, ICMP, TCP и UDP, а также иерархию (инкапсуляцию) использованных протоколов</w:t>
+      </w:r>
+      <w:r>
+        <w:rPr>
+          <w:lang w:val="en-US"/>
+        </w:rPr>
+        <w:t>;</w:t>
+      </w:r>
+    </w:p>
+    <w:p>
+      <w:pPr>
+        <w:pStyle w:val="aa"/>
+        <w:numPr>
+          <w:ilvl w:val="0"/>
+          <w:numId w:val="29"/>
+        </w:numPr>
+        <w:ind w:hanging="578"/>
+      </w:pPr>
+      <w:r>
+        <w:t>Отфильтровать (выделить) только пакеты, поступившие с определенного IP адреса</w:t>
+      </w:r>
+      <w:r>
+        <w:t>;</w:t>
+      </w:r>
+    </w:p>
+    <w:p>
+      <w:pPr>
+        <w:pStyle w:val="aa"/>
+        <w:numPr>
+          <w:ilvl w:val="0"/>
+          <w:numId w:val="29"/>
+        </w:numPr>
+        <w:ind w:hanging="578"/>
+      </w:pPr>
+      <w:r>
+        <w:t>Исследовать статистику захваченного трафика, в частности иерархию протоколов. Скопировать окно с иерархией протоколов и провести анализ полученных результатов</w:t>
+      </w:r>
+      <w:r>
+        <w:t>;</w:t>
+      </w:r>
+    </w:p>
+    <w:p>
+      <w:pPr>
+        <w:pStyle w:val="aa"/>
+        <w:numPr>
+          <w:ilvl w:val="0"/>
+          <w:numId w:val="29"/>
+        </w:numPr>
+        <w:ind w:hanging="720"/>
+      </w:pPr>
+      <w:r>
+        <w:t>Исследовать статистику «общения хостов» (</w:t>
+      </w:r>
+      <w:proofErr w:type="spellStart"/>
+      <w:r>
+        <w:t>conversations</w:t>
+      </w:r>
+      <w:proofErr w:type="spellEnd"/>
+      <w:r>
+        <w:t>)</w:t>
+      </w:r>
+      <w:r>
+        <w:t>;</w:t>
+      </w:r>
+    </w:p>
+    <w:p>
+      <w:pPr>
+        <w:pStyle w:val="aa"/>
+        <w:numPr>
+          <w:ilvl w:val="0"/>
+          <w:numId w:val="29"/>
+        </w:numPr>
+        <w:ind w:hanging="720"/>
+      </w:pPr>
+      <w:r>
+        <w:t>Исследовать зависимость пропускной способности сети в течение интервала захвата. Скопировать полученную зависимость для отч</w:t>
+      </w:r>
+      <w:r>
+        <w:t>ё</w:t>
+      </w:r>
+      <w:r>
+        <w:t>та</w:t>
+      </w:r>
+      <w:r>
+        <w:rPr>
+          <w:lang w:val="en-US"/>
+        </w:rPr>
+        <w:t>;</w:t>
+      </w:r>
+    </w:p>
     <w:p>
       <w:pPr>
         <w:spacing w:after="200" w:line="276" w:lineRule="auto"/>
-        <w:ind w:firstLine="0"/>
-        <w:jc w:val="center"/>
+        <w:ind w:left="709" w:firstLine="0"/>
+        <w:rPr>
+          <w:lang w:val="en-US"/>
+        </w:rPr>
+      </w:pPr>
+    </w:p>
+    <w:p>
+      <w:pPr>
+        <w:spacing w:after="200" w:line="276" w:lineRule="auto"/>
+        <w:ind w:left="709" w:firstLine="0"/>
+        <w:rPr>
+          <w:lang w:val="en-US"/>
+        </w:rPr>
       </w:pPr>
     </w:p>
     <w:p>
@@ -4439,7 +4659,6 @@
   <w:style w:type="character" w:default="1" w:styleId="a0">
     <w:name w:val="Default Paragraph Font"/>
     <w:uiPriority w:val="1"/>
-    <w:semiHidden/>
     <w:unhideWhenUsed/>
   </w:style>
   <w:style w:type="table" w:default="1" w:styleId="a1">

--- a/7 семестр/ИСИС/ЛР 6/ИСИС ЛР 6.docx
+++ b/7 семестр/ИСИС/ЛР 6/ИСИС ЛР 6.docx
@@ -150,9 +150,6 @@
       <w:pPr>
         <w:ind w:firstLine="0"/>
         <w:jc w:val="center"/>
-        <w:rPr>
-          <w:lang w:val="en-US"/>
-        </w:rPr>
       </w:pPr>
       <w:r>
         <w:t>ИССЛЕДОВАНИЕ ПАРАМЕТРОВ КОНФИГУРАЦИИ И ТРАФИКА КОМПЬЮТЕРНЫХ СЕТЕЙ</w:t>
@@ -336,6 +333,9 @@
         <w:ind w:firstLine="0"/>
         <w:jc w:val="right"/>
       </w:pPr>
+      <w:r>
+        <w:t>Кротов К. В</w:t>
+      </w:r>
       <w:r>
         <w:t>.</w:t>
       </w:r>
@@ -427,9 +427,6 @@
     <w:p>
       <w:pPr>
         <w:ind w:firstLine="0"/>
-        <w:rPr>
-          <w:lang w:val="en-US"/>
-        </w:rPr>
       </w:pPr>
     </w:p>
     <w:p>
@@ -588,10 +585,7 @@
         <w:t>ё</w:t>
       </w:r>
       <w:r>
-        <w:t>т, где находится сервер, указанный преподавателем</w:t>
-      </w:r>
-      <w:r>
-        <w:t>;</w:t>
+        <w:t>т, где находится сервер, указанный преподавателем;</w:t>
       </w:r>
     </w:p>
     <w:p>
@@ -608,10 +602,7 @@
       </w:r>
       <w:r>
         <w:lastRenderedPageBreak/>
-        <w:t>сайт организации, с которого была получена информация о его владельце</w:t>
-      </w:r>
-      <w:r>
-        <w:t>;</w:t>
+        <w:t>сайт организации, с которого была получена информация о его владельце;</w:t>
       </w:r>
     </w:p>
     <w:p>
@@ -624,16 +615,7 @@
         <w:ind w:hanging="578"/>
       </w:pPr>
       <w:r>
-        <w:t>Выписать все протоколы, которые были захвачены во время анализа, расшифровать их аббревиатуру</w:t>
-      </w:r>
-      <w:r>
-        <w:t>,</w:t>
-      </w:r>
-      <w:r>
-        <w:t xml:space="preserve"> записать функции, выполнение которых регламентируют соответствующие протоколы</w:t>
-      </w:r>
-      <w:r>
-        <w:t>;</w:t>
+        <w:t>Выписать все протоколы, которые были захвачены во время анализа, расшифровать их аббревиатуру, записать функции, выполнение которых регламентируют соответствующие протоколы;</w:t>
       </w:r>
     </w:p>
     <w:p>
@@ -665,10 +647,7 @@
         <w:ind w:hanging="578"/>
       </w:pPr>
       <w:r>
-        <w:t>Отфильтровать (выделить) только пакеты, поступившие с определенного IP адреса</w:t>
-      </w:r>
-      <w:r>
-        <w:t>;</w:t>
+        <w:t>Отфильтровать (выделить) только пакеты, поступившие с определенного IP адреса;</w:t>
       </w:r>
     </w:p>
     <w:p>
@@ -681,10 +660,7 @@
         <w:ind w:hanging="578"/>
       </w:pPr>
       <w:r>
-        <w:t>Исследовать статистику захваченного трафика, в частности иерархию протоколов. Скопировать окно с иерархией протоколов и провести анализ полученных результатов</w:t>
-      </w:r>
-      <w:r>
-        <w:t>;</w:t>
+        <w:t>Исследовать статистику захваченного трафика, в частности иерархию протоколов. Скопировать окно с иерархией протоколов и провести анализ полученных результатов;</w:t>
       </w:r>
     </w:p>
     <w:p>
@@ -705,10 +681,7 @@
       </w:r>
       <w:proofErr w:type="spellEnd"/>
       <w:r>
-        <w:t>)</w:t>
-      </w:r>
-      <w:r>
-        <w:t>;</w:t>
+        <w:t>);</w:t>
       </w:r>
     </w:p>
     <w:p>
@@ -772,15 +745,3704 @@
       </w:pPr>
     </w:p>
     <w:p>
-      <w:r>
+      <w:pPr>
+        <w:ind w:firstLine="708"/>
+        <w:rPr>
+          <w:rFonts w:eastAsia="Times New Roman" w:cs="Times New Roman"/>
+          <w:szCs w:val="28"/>
+        </w:rPr>
+      </w:pPr>
+      <w:r>
+        <w:rPr>
+          <w:rFonts w:eastAsia="Times New Roman" w:cs="Times New Roman"/>
+          <w:szCs w:val="28"/>
+        </w:rPr>
+        <w:t>После изучения теоретического материала</w:t>
+      </w:r>
+      <w:r>
+        <w:rPr>
+          <w:rFonts w:eastAsia="Times New Roman" w:cs="Times New Roman"/>
+          <w:szCs w:val="28"/>
+        </w:rPr>
+        <w:t xml:space="preserve"> была открыта командная строка</w:t>
+      </w:r>
+      <w:r>
+        <w:rPr>
+          <w:rFonts w:eastAsia="Times New Roman" w:cs="Times New Roman"/>
+          <w:szCs w:val="28"/>
+        </w:rPr>
+        <w:t xml:space="preserve">. В ней с помощью команды </w:t>
+      </w:r>
+      <w:r>
+        <w:rPr>
+          <w:rFonts w:eastAsia="Times New Roman" w:cs="Times New Roman"/>
+          <w:szCs w:val="28"/>
+          <w:lang w:val="en-US"/>
+        </w:rPr>
+        <w:t>ipconfig</w:t>
+      </w:r>
+      <w:r>
+        <w:rPr>
+          <w:rFonts w:eastAsia="Times New Roman" w:cs="Times New Roman"/>
+          <w:szCs w:val="28"/>
+        </w:rPr>
+        <w:t>/</w:t>
+      </w:r>
+      <w:r>
+        <w:rPr>
+          <w:rFonts w:eastAsia="Times New Roman" w:cs="Times New Roman"/>
+          <w:szCs w:val="28"/>
+          <w:lang w:val="en-US"/>
+        </w:rPr>
+        <w:t>all</w:t>
+      </w:r>
+      <w:r>
+        <w:rPr>
+          <w:rFonts w:eastAsia="Times New Roman" w:cs="Times New Roman"/>
+          <w:szCs w:val="28"/>
+        </w:rPr>
+        <w:t xml:space="preserve"> были определены</w:t>
+      </w:r>
+      <w:r>
+        <w:rPr>
+          <w:rFonts w:eastAsia="Times New Roman" w:cs="Times New Roman"/>
+          <w:szCs w:val="28"/>
+        </w:rPr>
+        <w:t xml:space="preserve"> параметр</w:t>
+      </w:r>
+      <w:r>
+        <w:rPr>
+          <w:rFonts w:eastAsia="Times New Roman" w:cs="Times New Roman"/>
+          <w:szCs w:val="28"/>
+        </w:rPr>
+        <w:t>ы</w:t>
+      </w:r>
+      <w:r>
+        <w:rPr>
+          <w:rFonts w:eastAsia="Times New Roman" w:cs="Times New Roman"/>
+          <w:szCs w:val="28"/>
+        </w:rPr>
+        <w:t xml:space="preserve"> сетевых интерфейсов</w:t>
+      </w:r>
+      <w:r>
+        <w:rPr>
+          <w:rFonts w:eastAsia="Times New Roman" w:cs="Times New Roman"/>
+          <w:szCs w:val="28"/>
+        </w:rPr>
+        <w:t>:</w:t>
+      </w:r>
+      <w:r>
+        <w:rPr>
+          <w:rFonts w:eastAsia="Times New Roman" w:cs="Times New Roman"/>
+          <w:szCs w:val="28"/>
+        </w:rPr>
+        <w:t xml:space="preserve"> </w:t>
+      </w:r>
+      <w:r>
+        <w:rPr>
+          <w:rFonts w:eastAsia="Times New Roman" w:cs="Times New Roman"/>
+          <w:szCs w:val="28"/>
+          <w:lang w:val="en-US"/>
+        </w:rPr>
+        <w:t>MAC</w:t>
+      </w:r>
+      <w:r>
+        <w:rPr>
+          <w:rFonts w:eastAsia="Times New Roman" w:cs="Times New Roman"/>
+          <w:szCs w:val="28"/>
+        </w:rPr>
+        <w:t xml:space="preserve">- и </w:t>
+      </w:r>
+      <w:r>
+        <w:rPr>
+          <w:rFonts w:eastAsia="Times New Roman" w:cs="Times New Roman"/>
+          <w:szCs w:val="28"/>
+          <w:lang w:val="en-US"/>
+        </w:rPr>
+        <w:t>IP</w:t>
+      </w:r>
+      <w:r>
+        <w:rPr>
+          <w:rFonts w:eastAsia="Times New Roman" w:cs="Times New Roman"/>
+          <w:szCs w:val="28"/>
+        </w:rPr>
+        <w:t xml:space="preserve">-адреса, сетевые маски, адрес основного шлюза, адреса </w:t>
+      </w:r>
+      <w:r>
+        <w:rPr>
+          <w:rFonts w:eastAsia="Times New Roman" w:cs="Times New Roman"/>
+          <w:szCs w:val="28"/>
+          <w:lang w:val="en-US"/>
+        </w:rPr>
+        <w:t>DHCP</w:t>
+      </w:r>
+      <w:r>
+        <w:rPr>
+          <w:rFonts w:eastAsia="Times New Roman" w:cs="Times New Roman"/>
+          <w:szCs w:val="28"/>
+        </w:rPr>
+        <w:t xml:space="preserve">- и </w:t>
+      </w:r>
+      <w:r>
+        <w:rPr>
+          <w:rFonts w:eastAsia="Times New Roman" w:cs="Times New Roman"/>
+          <w:szCs w:val="28"/>
+          <w:lang w:val="en-US"/>
+        </w:rPr>
+        <w:t>DNS</w:t>
+      </w:r>
+      <w:r>
+        <w:rPr>
+          <w:rFonts w:eastAsia="Times New Roman" w:cs="Times New Roman"/>
+          <w:szCs w:val="28"/>
+        </w:rPr>
+        <w:t>-серверов</w:t>
+      </w:r>
+      <w:r>
+        <w:rPr>
+          <w:rFonts w:eastAsia="Times New Roman" w:cs="Times New Roman"/>
+          <w:szCs w:val="28"/>
+        </w:rPr>
+        <w:t xml:space="preserve"> (рисунок 3.1).</w:t>
+      </w:r>
+    </w:p>
+    <w:p>
+      <w:pPr>
+        <w:ind w:firstLine="708"/>
+        <w:rPr>
+          <w:rFonts w:eastAsia="Times New Roman" w:cs="Times New Roman"/>
+          <w:szCs w:val="28"/>
+        </w:rPr>
+      </w:pPr>
+      <w:r>
+        <w:rPr>
+          <w:rFonts w:eastAsia="Times New Roman" w:cs="Times New Roman"/>
+          <w:szCs w:val="28"/>
+        </w:rPr>
+        <w:t xml:space="preserve">Для выхода в интернет используется </w:t>
+      </w:r>
+      <w:proofErr w:type="spellStart"/>
+      <w:r>
+        <w:rPr>
+          <w:rFonts w:eastAsia="Times New Roman" w:cs="Times New Roman"/>
+          <w:szCs w:val="28"/>
+        </w:rPr>
+        <w:t>Wi</w:t>
+      </w:r>
+      <w:proofErr w:type="spellEnd"/>
+      <w:r>
+        <w:rPr>
+          <w:rFonts w:eastAsia="Times New Roman" w:cs="Times New Roman"/>
+          <w:szCs w:val="28"/>
+        </w:rPr>
+        <w:t xml:space="preserve">-Fi адаптер </w:t>
+      </w:r>
+      <w:proofErr w:type="spellStart"/>
+      <w:r>
+        <w:rPr>
+          <w:rFonts w:eastAsia="Times New Roman" w:cs="Times New Roman"/>
+          <w:szCs w:val="28"/>
+        </w:rPr>
+        <w:t>Realtek</w:t>
+      </w:r>
+      <w:proofErr w:type="spellEnd"/>
+      <w:r>
+        <w:rPr>
+          <w:rFonts w:eastAsia="Times New Roman" w:cs="Times New Roman"/>
+          <w:szCs w:val="28"/>
+        </w:rPr>
         <w:t>.</w:t>
       </w:r>
     </w:p>
     <w:p>
       <w:pPr>
+        <w:pStyle w:val="aa"/>
+        <w:numPr>
+          <w:ilvl w:val="0"/>
+          <w:numId w:val="50"/>
+        </w:numPr>
+        <w:rPr>
+          <w:rFonts w:eastAsia="Times New Roman" w:cs="Times New Roman"/>
+          <w:szCs w:val="28"/>
+        </w:rPr>
+      </w:pPr>
+      <w:r>
+        <w:rPr>
+          <w:rFonts w:eastAsia="Times New Roman" w:cs="Times New Roman"/>
+          <w:szCs w:val="28"/>
+        </w:rPr>
+        <w:t>IP</w:t>
+      </w:r>
+      <w:r>
+        <w:rPr>
+          <w:rFonts w:eastAsia="Times New Roman" w:cs="Times New Roman"/>
+          <w:szCs w:val="28"/>
+        </w:rPr>
+        <w:t>:</w:t>
+      </w:r>
+      <w:r>
+        <w:rPr>
+          <w:rFonts w:eastAsia="Times New Roman" w:cs="Times New Roman"/>
+          <w:szCs w:val="28"/>
+        </w:rPr>
+        <w:t xml:space="preserve"> 172.22.62.115</w:t>
+      </w:r>
+    </w:p>
+    <w:p>
+      <w:pPr>
+        <w:pStyle w:val="aa"/>
+        <w:numPr>
+          <w:ilvl w:val="0"/>
+          <w:numId w:val="50"/>
+        </w:numPr>
+        <w:rPr>
+          <w:rFonts w:eastAsia="Times New Roman" w:cs="Times New Roman"/>
+          <w:szCs w:val="28"/>
+        </w:rPr>
+      </w:pPr>
+      <w:r>
+        <w:rPr>
+          <w:rFonts w:eastAsia="Times New Roman" w:cs="Times New Roman"/>
+          <w:szCs w:val="28"/>
+        </w:rPr>
+        <w:t>Маск</w:t>
+      </w:r>
+      <w:r>
+        <w:rPr>
+          <w:rFonts w:eastAsia="Times New Roman" w:cs="Times New Roman"/>
+          <w:szCs w:val="28"/>
+        </w:rPr>
+        <w:t>а:</w:t>
+      </w:r>
+      <w:r>
+        <w:rPr>
+          <w:rFonts w:eastAsia="Times New Roman" w:cs="Times New Roman"/>
+          <w:szCs w:val="28"/>
+        </w:rPr>
+        <w:t xml:space="preserve"> 255.255.192.0</w:t>
+      </w:r>
+    </w:p>
+    <w:p>
+      <w:pPr>
+        <w:pStyle w:val="aa"/>
+        <w:numPr>
+          <w:ilvl w:val="0"/>
+          <w:numId w:val="50"/>
+        </w:numPr>
+        <w:rPr>
+          <w:rFonts w:eastAsia="Times New Roman" w:cs="Times New Roman"/>
+          <w:szCs w:val="28"/>
+        </w:rPr>
+      </w:pPr>
+      <w:r>
+        <w:rPr>
+          <w:rFonts w:eastAsia="Times New Roman" w:cs="Times New Roman"/>
+          <w:szCs w:val="28"/>
+        </w:rPr>
+        <w:t>Ш</w:t>
+      </w:r>
+      <w:r>
+        <w:rPr>
+          <w:rFonts w:eastAsia="Times New Roman" w:cs="Times New Roman"/>
+          <w:szCs w:val="28"/>
+        </w:rPr>
+        <w:t xml:space="preserve">люз </w:t>
+      </w:r>
+      <w:r>
+        <w:rPr>
+          <w:rFonts w:eastAsia="Times New Roman" w:cs="Times New Roman"/>
+          <w:szCs w:val="28"/>
+        </w:rPr>
+        <w:t xml:space="preserve">/ </w:t>
+      </w:r>
+      <w:r>
+        <w:rPr>
+          <w:rFonts w:eastAsia="Times New Roman" w:cs="Times New Roman"/>
+          <w:szCs w:val="28"/>
+        </w:rPr>
+        <w:t>DHCP-сервер</w:t>
+      </w:r>
+      <w:r>
+        <w:rPr>
+          <w:rFonts w:eastAsia="Times New Roman" w:cs="Times New Roman"/>
+          <w:szCs w:val="28"/>
+        </w:rPr>
+        <w:t>:</w:t>
+      </w:r>
+      <w:r>
+        <w:rPr>
+          <w:rFonts w:eastAsia="Times New Roman" w:cs="Times New Roman"/>
+          <w:szCs w:val="28"/>
+        </w:rPr>
+        <w:t xml:space="preserve"> 172.22.0.1</w:t>
+      </w:r>
+    </w:p>
+    <w:p>
+      <w:pPr>
+        <w:pStyle w:val="aa"/>
+        <w:numPr>
+          <w:ilvl w:val="0"/>
+          <w:numId w:val="50"/>
+        </w:numPr>
+        <w:rPr>
+          <w:rFonts w:eastAsia="Times New Roman" w:cs="Times New Roman"/>
+          <w:szCs w:val="28"/>
+        </w:rPr>
+      </w:pPr>
+      <w:r>
+        <w:rPr>
+          <w:rFonts w:eastAsia="Times New Roman" w:cs="Times New Roman"/>
+          <w:szCs w:val="28"/>
+        </w:rPr>
+        <w:t>DNS</w:t>
+      </w:r>
+      <w:r>
+        <w:rPr>
+          <w:rFonts w:eastAsia="Times New Roman" w:cs="Times New Roman"/>
+          <w:szCs w:val="28"/>
+        </w:rPr>
+        <w:t>:</w:t>
+      </w:r>
+      <w:r>
+        <w:rPr>
+          <w:rFonts w:eastAsia="Times New Roman" w:cs="Times New Roman"/>
+          <w:szCs w:val="28"/>
+        </w:rPr>
+        <w:t xml:space="preserve"> 77.88.8.8 и 77.88.8.1</w:t>
+      </w:r>
+    </w:p>
+    <w:p>
+      <w:pPr>
+        <w:rPr>
+          <w:rFonts w:eastAsia="Times New Roman" w:cs="Times New Roman"/>
+          <w:szCs w:val="28"/>
+        </w:rPr>
+      </w:pPr>
+    </w:p>
+    <w:p>
+      <w:pPr>
         <w:ind w:firstLine="0"/>
-      </w:pPr>
-    </w:p>
+        <w:jc w:val="center"/>
+        <w:rPr>
+          <w:rFonts w:eastAsia="Times New Roman" w:cs="Times New Roman"/>
+          <w:szCs w:val="28"/>
+          <w:lang w:val="en-US"/>
+        </w:rPr>
+      </w:pPr>
+      <w:r>
+        <w:rPr>
+          <w:noProof/>
+        </w:rPr>
+        <w:lastRenderedPageBreak/>
+        <w:drawing>
+          <wp:inline distT="0" distB="0" distL="0" distR="0" wp14:anchorId="7E81914B" wp14:editId="140B74E4">
+            <wp:extent cx="4787900" cy="4983837"/>
+            <wp:effectExtent l="0" t="0" r="0" b="0"/>
+            <wp:docPr id="117526690" name="Рисунок 1"/>
+            <wp:cNvGraphicFramePr>
+              <a:graphicFrameLocks xmlns:a="http://schemas.openxmlformats.org/drawingml/2006/main" noChangeAspect="1"/>
+            </wp:cNvGraphicFramePr>
+            <a:graphic xmlns:a="http://schemas.openxmlformats.org/drawingml/2006/main">
+              <a:graphicData uri="http://schemas.openxmlformats.org/drawingml/2006/picture">
+                <pic:pic xmlns:pic="http://schemas.openxmlformats.org/drawingml/2006/picture">
+                  <pic:nvPicPr>
+                    <pic:cNvPr id="117526690" name=""/>
+                    <pic:cNvPicPr/>
+                  </pic:nvPicPr>
+                  <pic:blipFill>
+                    <a:blip r:embed="rId8"/>
+                    <a:stretch>
+                      <a:fillRect/>
+                    </a:stretch>
+                  </pic:blipFill>
+                  <pic:spPr>
+                    <a:xfrm>
+                      <a:off x="0" y="0"/>
+                      <a:ext cx="4791259" cy="4987333"/>
+                    </a:xfrm>
+                    <a:prstGeom prst="rect">
+                      <a:avLst/>
+                    </a:prstGeom>
+                  </pic:spPr>
+                </pic:pic>
+              </a:graphicData>
+            </a:graphic>
+          </wp:inline>
+        </w:drawing>
+      </w:r>
+    </w:p>
+    <w:p>
+      <w:pPr>
+        <w:ind w:firstLine="0"/>
+        <w:jc w:val="center"/>
+        <w:rPr>
+          <w:rFonts w:eastAsia="Times New Roman" w:cs="Times New Roman"/>
+          <w:szCs w:val="28"/>
+        </w:rPr>
+      </w:pPr>
+      <w:r>
+        <w:rPr>
+          <w:rFonts w:eastAsia="Times New Roman" w:cs="Times New Roman"/>
+          <w:szCs w:val="28"/>
+        </w:rPr>
+        <w:t xml:space="preserve">Рисунок </w:t>
+      </w:r>
+      <w:r>
+        <w:rPr>
+          <w:rFonts w:eastAsia="Times New Roman" w:cs="Times New Roman"/>
+          <w:szCs w:val="28"/>
+        </w:rPr>
+        <w:t>3.</w:t>
+      </w:r>
+      <w:r>
+        <w:rPr>
+          <w:rFonts w:eastAsia="Times New Roman" w:cs="Times New Roman"/>
+          <w:szCs w:val="28"/>
+        </w:rPr>
+        <w:t xml:space="preserve">1 – </w:t>
+      </w:r>
+      <w:r>
+        <w:rPr>
+          <w:rFonts w:eastAsia="Times New Roman" w:cs="Times New Roman"/>
+          <w:szCs w:val="28"/>
+        </w:rPr>
+        <w:t>Параметры</w:t>
+      </w:r>
+      <w:r>
+        <w:rPr>
+          <w:rFonts w:eastAsia="Times New Roman" w:cs="Times New Roman"/>
+          <w:szCs w:val="28"/>
+        </w:rPr>
+        <w:t xml:space="preserve"> сетевых интерфейсов</w:t>
+      </w:r>
+      <w:r>
+        <w:rPr>
+          <w:rFonts w:eastAsia="Times New Roman" w:cs="Times New Roman"/>
+          <w:szCs w:val="28"/>
+        </w:rPr>
+        <w:t xml:space="preserve"> (отрезок вывода)</w:t>
+      </w:r>
+    </w:p>
+    <w:p/>
+    <w:p>
+      <w:r>
+        <w:t>Все остальные интерфейсы либо виртуальные (</w:t>
+      </w:r>
+      <w:proofErr w:type="spellStart"/>
+      <w:r>
+        <w:t>VirtualBox</w:t>
+      </w:r>
+      <w:proofErr w:type="spellEnd"/>
+      <w:r>
+        <w:t>, VPN), либо вспомогательные (</w:t>
+      </w:r>
+      <w:proofErr w:type="spellStart"/>
+      <w:r>
+        <w:t>Teredo</w:t>
+      </w:r>
+      <w:proofErr w:type="spellEnd"/>
+      <w:r>
+        <w:t xml:space="preserve">, </w:t>
+      </w:r>
+      <w:proofErr w:type="spellStart"/>
+      <w:r>
+        <w:t>Wi</w:t>
+      </w:r>
+      <w:proofErr w:type="spellEnd"/>
+      <w:r>
+        <w:t>-Fi Direct)</w:t>
+      </w:r>
+      <w:r>
+        <w:t>.</w:t>
+      </w:r>
+    </w:p>
+    <w:p>
+      <w:pPr>
+        <w:ind w:firstLine="708"/>
+        <w:rPr>
+          <w:rFonts w:eastAsia="Times New Roman" w:cs="Times New Roman"/>
+          <w:szCs w:val="28"/>
+        </w:rPr>
+      </w:pPr>
+      <w:r>
+        <w:rPr>
+          <w:rFonts w:eastAsia="Times New Roman" w:cs="Times New Roman"/>
+          <w:szCs w:val="28"/>
+        </w:rPr>
+        <w:t xml:space="preserve">Далее была осуществлена трассировка маршрута до </w:t>
+      </w:r>
+      <w:r>
+        <w:rPr>
+          <w:rFonts w:eastAsia="Times New Roman" w:cs="Times New Roman"/>
+          <w:szCs w:val="28"/>
+        </w:rPr>
+        <w:t>внешнего ресурса</w:t>
+      </w:r>
+      <w:r>
+        <w:rPr>
+          <w:rFonts w:eastAsia="Times New Roman" w:cs="Times New Roman"/>
+          <w:szCs w:val="28"/>
+        </w:rPr>
+        <w:t xml:space="preserve"> с помощью команды </w:t>
+      </w:r>
+      <w:proofErr w:type="spellStart"/>
+      <w:r>
+        <w:rPr>
+          <w:rFonts w:eastAsia="Times New Roman" w:cs="Times New Roman"/>
+          <w:szCs w:val="28"/>
+          <w:lang w:val="en-US"/>
+        </w:rPr>
+        <w:t>tracert</w:t>
+      </w:r>
+      <w:proofErr w:type="spellEnd"/>
+      <w:r>
+        <w:rPr>
+          <w:rFonts w:eastAsia="Times New Roman" w:cs="Times New Roman"/>
+          <w:szCs w:val="28"/>
+        </w:rPr>
+        <w:t xml:space="preserve">. Был выведен путь пакетов от рабочего ПК до сервера </w:t>
+      </w:r>
+      <w:r>
+        <w:rPr>
+          <w:rFonts w:eastAsia="Times New Roman" w:cs="Times New Roman"/>
+          <w:szCs w:val="28"/>
+          <w:lang w:val="en-US"/>
+        </w:rPr>
+        <w:t>google</w:t>
+      </w:r>
+      <w:r>
+        <w:rPr>
+          <w:rFonts w:eastAsia="Times New Roman" w:cs="Times New Roman"/>
+          <w:szCs w:val="28"/>
+        </w:rPr>
+        <w:t>.</w:t>
+      </w:r>
+      <w:r>
+        <w:rPr>
+          <w:rFonts w:eastAsia="Times New Roman" w:cs="Times New Roman"/>
+          <w:szCs w:val="28"/>
+          <w:lang w:val="en-US"/>
+        </w:rPr>
+        <w:t>com</w:t>
+      </w:r>
+      <w:r>
+        <w:rPr>
+          <w:rFonts w:eastAsia="Times New Roman" w:cs="Times New Roman"/>
+          <w:szCs w:val="28"/>
+        </w:rPr>
+        <w:t xml:space="preserve"> (</w:t>
+      </w:r>
+      <w:r>
+        <w:rPr>
+          <w:rFonts w:eastAsia="Times New Roman" w:cs="Times New Roman"/>
+          <w:szCs w:val="28"/>
+        </w:rPr>
+        <w:t>рисунок 3.2</w:t>
+      </w:r>
+      <w:r>
+        <w:rPr>
+          <w:rFonts w:eastAsia="Times New Roman" w:cs="Times New Roman"/>
+          <w:szCs w:val="28"/>
+        </w:rPr>
+        <w:t xml:space="preserve">). </w:t>
+      </w:r>
+      <w:r>
+        <w:rPr>
+          <w:rFonts w:eastAsia="Times New Roman" w:cs="Times New Roman"/>
+          <w:szCs w:val="28"/>
+        </w:rPr>
+        <w:t>Путь занял 12 прыжков с задержкой на каждом маршруте в диапазоне 3-60 мс.</w:t>
+      </w:r>
+    </w:p>
+    <w:p>
+      <w:pPr>
+        <w:rPr>
+          <w:noProof/>
+        </w:rPr>
+      </w:pPr>
+    </w:p>
+    <w:p>
+      <w:pPr>
+        <w:ind w:firstLine="0"/>
+        <w:jc w:val="center"/>
+        <w:rPr>
+          <w:rFonts w:eastAsia="Times New Roman" w:cs="Times New Roman"/>
+          <w:szCs w:val="28"/>
+          <w:lang w:val="en-US"/>
+        </w:rPr>
+      </w:pPr>
+      <w:r>
+        <w:rPr>
+          <w:noProof/>
+        </w:rPr>
+        <w:lastRenderedPageBreak/>
+        <w:drawing>
+          <wp:inline distT="0" distB="0" distL="0" distR="0" wp14:anchorId="7AF376A2" wp14:editId="07EA1C67">
+            <wp:extent cx="4349750" cy="2319779"/>
+            <wp:effectExtent l="0" t="0" r="0" b="0"/>
+            <wp:docPr id="1109821740" name="Рисунок 1"/>
+            <wp:cNvGraphicFramePr>
+              <a:graphicFrameLocks xmlns:a="http://schemas.openxmlformats.org/drawingml/2006/main" noChangeAspect="1"/>
+            </wp:cNvGraphicFramePr>
+            <a:graphic xmlns:a="http://schemas.openxmlformats.org/drawingml/2006/main">
+              <a:graphicData uri="http://schemas.openxmlformats.org/drawingml/2006/picture">
+                <pic:pic xmlns:pic="http://schemas.openxmlformats.org/drawingml/2006/picture">
+                  <pic:nvPicPr>
+                    <pic:cNvPr id="1109821740" name=""/>
+                    <pic:cNvPicPr/>
+                  </pic:nvPicPr>
+                  <pic:blipFill>
+                    <a:blip r:embed="rId9"/>
+                    <a:stretch>
+                      <a:fillRect/>
+                    </a:stretch>
+                  </pic:blipFill>
+                  <pic:spPr>
+                    <a:xfrm>
+                      <a:off x="0" y="0"/>
+                      <a:ext cx="4358815" cy="2324613"/>
+                    </a:xfrm>
+                    <a:prstGeom prst="rect">
+                      <a:avLst/>
+                    </a:prstGeom>
+                  </pic:spPr>
+                </pic:pic>
+              </a:graphicData>
+            </a:graphic>
+          </wp:inline>
+        </w:drawing>
+      </w:r>
+    </w:p>
+    <w:p>
+      <w:pPr>
+        <w:ind w:firstLine="0"/>
+        <w:jc w:val="center"/>
+        <w:rPr>
+          <w:rFonts w:eastAsia="Times New Roman" w:cs="Times New Roman"/>
+          <w:szCs w:val="28"/>
+        </w:rPr>
+      </w:pPr>
+      <w:r>
+        <w:rPr>
+          <w:rFonts w:eastAsia="Times New Roman" w:cs="Times New Roman"/>
+          <w:szCs w:val="28"/>
+        </w:rPr>
+        <w:t xml:space="preserve">Рисунок </w:t>
+      </w:r>
+      <w:r>
+        <w:rPr>
+          <w:rFonts w:eastAsia="Times New Roman" w:cs="Times New Roman"/>
+          <w:szCs w:val="28"/>
+        </w:rPr>
+        <w:t>3.2</w:t>
+      </w:r>
+      <w:r>
+        <w:rPr>
+          <w:rFonts w:eastAsia="Times New Roman" w:cs="Times New Roman"/>
+          <w:szCs w:val="28"/>
+        </w:rPr>
+        <w:t xml:space="preserve"> – </w:t>
+      </w:r>
+      <w:r>
+        <w:rPr>
+          <w:rFonts w:eastAsia="Times New Roman" w:cs="Times New Roman"/>
+          <w:szCs w:val="28"/>
+        </w:rPr>
+        <w:t>Трассировка пути к</w:t>
+      </w:r>
+      <w:r>
+        <w:rPr>
+          <w:rFonts w:eastAsia="Times New Roman" w:cs="Times New Roman"/>
+          <w:szCs w:val="28"/>
+        </w:rPr>
+        <w:t xml:space="preserve"> </w:t>
+      </w:r>
+      <w:r>
+        <w:rPr>
+          <w:rFonts w:eastAsia="Times New Roman" w:cs="Times New Roman"/>
+          <w:szCs w:val="28"/>
+        </w:rPr>
+        <w:t>серверу</w:t>
+      </w:r>
+      <w:r>
+        <w:rPr>
+          <w:rFonts w:eastAsia="Times New Roman" w:cs="Times New Roman"/>
+          <w:szCs w:val="28"/>
+        </w:rPr>
+        <w:t xml:space="preserve"> </w:t>
+      </w:r>
+      <w:r>
+        <w:rPr>
+          <w:rFonts w:eastAsia="Times New Roman" w:cs="Times New Roman"/>
+          <w:szCs w:val="28"/>
+          <w:lang w:val="en-US"/>
+        </w:rPr>
+        <w:t>google</w:t>
+      </w:r>
+      <w:r>
+        <w:rPr>
+          <w:rFonts w:eastAsia="Times New Roman" w:cs="Times New Roman"/>
+          <w:szCs w:val="28"/>
+        </w:rPr>
+        <w:t>.</w:t>
+      </w:r>
+      <w:r>
+        <w:rPr>
+          <w:rFonts w:eastAsia="Times New Roman" w:cs="Times New Roman"/>
+          <w:szCs w:val="28"/>
+          <w:lang w:val="en-US"/>
+        </w:rPr>
+        <w:t>com</w:t>
+      </w:r>
+    </w:p>
+    <w:p>
+      <w:pPr>
+        <w:jc w:val="center"/>
+        <w:rPr>
+          <w:rFonts w:eastAsia="Times New Roman" w:cs="Times New Roman"/>
+          <w:szCs w:val="28"/>
+        </w:rPr>
+      </w:pPr>
+    </w:p>
+    <w:p>
+      <w:r>
+        <w:t xml:space="preserve">Известно, что трассировка выполнялась к серверу </w:t>
+      </w:r>
+      <w:r>
+        <w:t>142.251.38.110</w:t>
+      </w:r>
+      <w:r>
+        <w:t xml:space="preserve">. Согласно сервису </w:t>
+      </w:r>
+      <w:r>
+        <w:t>2</w:t>
+      </w:r>
+      <w:proofErr w:type="spellStart"/>
+      <w:r>
+        <w:rPr>
+          <w:lang w:val="en-US"/>
+        </w:rPr>
+        <w:t>ip</w:t>
+      </w:r>
+      <w:proofErr w:type="spellEnd"/>
+      <w:r>
+        <w:t>.</w:t>
+      </w:r>
+      <w:proofErr w:type="spellStart"/>
+      <w:r>
+        <w:rPr>
+          <w:lang w:val="en-US"/>
+        </w:rPr>
+        <w:t>ru</w:t>
+      </w:r>
+      <w:proofErr w:type="spellEnd"/>
+      <w:r>
+        <w:t xml:space="preserve"> указанный </w:t>
+      </w:r>
+      <w:r>
+        <w:t>сервер</w:t>
+      </w:r>
+      <w:r>
+        <w:t xml:space="preserve"> </w:t>
+      </w:r>
+      <w:r>
+        <w:t>обслуживается</w:t>
+      </w:r>
+      <w:r>
+        <w:t xml:space="preserve"> </w:t>
+      </w:r>
+      <w:r>
+        <w:t xml:space="preserve">через дата-центр </w:t>
+      </w:r>
+      <w:r>
+        <w:t>в городе Сан</w:t>
+      </w:r>
+      <w:r>
+        <w:t>тьяго</w:t>
+      </w:r>
+      <w:r>
+        <w:t xml:space="preserve">, </w:t>
+      </w:r>
+      <w:r>
+        <w:t>Чили</w:t>
+      </w:r>
+      <w:r>
+        <w:t xml:space="preserve"> (рисунок 3</w:t>
+      </w:r>
+      <w:r>
+        <w:t>.3</w:t>
+      </w:r>
+      <w:r>
+        <w:t>).</w:t>
+      </w:r>
+    </w:p>
+    <w:p>
+      <w:pPr>
+        <w:rPr>
+          <w:rFonts w:eastAsia="Times New Roman" w:cs="Times New Roman"/>
+          <w:szCs w:val="28"/>
+        </w:rPr>
+      </w:pPr>
+      <w:r>
+        <w:rPr>
+          <w:rFonts w:eastAsia="Times New Roman" w:cs="Times New Roman"/>
+          <w:szCs w:val="28"/>
+        </w:rPr>
+        <w:t xml:space="preserve"> </w:t>
+      </w:r>
+    </w:p>
+    <w:p>
+      <w:pPr>
+        <w:ind w:firstLine="0"/>
+        <w:jc w:val="center"/>
+        <w:rPr>
+          <w:rFonts w:eastAsia="Times New Roman" w:cs="Times New Roman"/>
+          <w:szCs w:val="28"/>
+        </w:rPr>
+      </w:pPr>
+      <w:r>
+        <w:rPr>
+          <w:noProof/>
+        </w:rPr>
+        <w:drawing>
+          <wp:inline distT="0" distB="0" distL="0" distR="0" wp14:anchorId="5CDF049F" wp14:editId="1831980A">
+            <wp:extent cx="4019550" cy="2719811"/>
+            <wp:effectExtent l="0" t="0" r="0" b="0"/>
+            <wp:docPr id="1576107392" name="Рисунок 1"/>
+            <wp:cNvGraphicFramePr>
+              <a:graphicFrameLocks xmlns:a="http://schemas.openxmlformats.org/drawingml/2006/main" noChangeAspect="1"/>
+            </wp:cNvGraphicFramePr>
+            <a:graphic xmlns:a="http://schemas.openxmlformats.org/drawingml/2006/main">
+              <a:graphicData uri="http://schemas.openxmlformats.org/drawingml/2006/picture">
+                <pic:pic xmlns:pic="http://schemas.openxmlformats.org/drawingml/2006/picture">
+                  <pic:nvPicPr>
+                    <pic:cNvPr id="1576107392" name=""/>
+                    <pic:cNvPicPr/>
+                  </pic:nvPicPr>
+                  <pic:blipFill>
+                    <a:blip r:embed="rId10"/>
+                    <a:stretch>
+                      <a:fillRect/>
+                    </a:stretch>
+                  </pic:blipFill>
+                  <pic:spPr>
+                    <a:xfrm>
+                      <a:off x="0" y="0"/>
+                      <a:ext cx="4036837" cy="2731508"/>
+                    </a:xfrm>
+                    <a:prstGeom prst="rect">
+                      <a:avLst/>
+                    </a:prstGeom>
+                  </pic:spPr>
+                </pic:pic>
+              </a:graphicData>
+            </a:graphic>
+          </wp:inline>
+        </w:drawing>
+      </w:r>
+    </w:p>
+    <w:p>
+      <w:pPr>
+        <w:jc w:val="center"/>
+        <w:rPr>
+          <w:rFonts w:eastAsia="Times New Roman" w:cs="Times New Roman"/>
+          <w:szCs w:val="28"/>
+        </w:rPr>
+      </w:pPr>
+      <w:r>
+        <w:rPr>
+          <w:rFonts w:eastAsia="Times New Roman" w:cs="Times New Roman"/>
+          <w:szCs w:val="28"/>
+        </w:rPr>
+        <w:t>Рисунок 3</w:t>
+      </w:r>
+      <w:r>
+        <w:rPr>
+          <w:rFonts w:eastAsia="Times New Roman" w:cs="Times New Roman"/>
+          <w:szCs w:val="28"/>
+        </w:rPr>
+        <w:t>.3</w:t>
+      </w:r>
+      <w:r>
+        <w:rPr>
+          <w:rFonts w:eastAsia="Times New Roman" w:cs="Times New Roman"/>
+          <w:szCs w:val="28"/>
+        </w:rPr>
+        <w:t xml:space="preserve"> – </w:t>
+      </w:r>
+      <w:r>
+        <w:rPr>
+          <w:rFonts w:eastAsia="Times New Roman" w:cs="Times New Roman"/>
+          <w:szCs w:val="28"/>
+        </w:rPr>
+        <w:t>Сведения</w:t>
+      </w:r>
+      <w:r>
+        <w:rPr>
+          <w:rFonts w:eastAsia="Times New Roman" w:cs="Times New Roman"/>
+          <w:szCs w:val="28"/>
+        </w:rPr>
+        <w:t xml:space="preserve"> о сервере на основе </w:t>
+      </w:r>
+      <w:r>
+        <w:rPr>
+          <w:rFonts w:eastAsia="Times New Roman" w:cs="Times New Roman"/>
+          <w:szCs w:val="28"/>
+          <w:lang w:val="en-US"/>
+        </w:rPr>
+        <w:t>IP</w:t>
+      </w:r>
+      <w:r>
+        <w:rPr>
+          <w:rFonts w:eastAsia="Times New Roman" w:cs="Times New Roman"/>
+          <w:szCs w:val="28"/>
+        </w:rPr>
+        <w:t>-адреса</w:t>
+      </w:r>
+    </w:p>
+    <w:p>
+      <w:pPr>
+        <w:ind w:firstLine="708"/>
+        <w:rPr>
+          <w:rFonts w:eastAsia="Times New Roman" w:cs="Times New Roman"/>
+          <w:szCs w:val="28"/>
+        </w:rPr>
+      </w:pPr>
+    </w:p>
+    <w:p>
+      <w:pPr>
+        <w:ind w:firstLine="708"/>
+        <w:rPr>
+          <w:rFonts w:eastAsia="Times New Roman" w:cs="Times New Roman"/>
+          <w:szCs w:val="28"/>
+        </w:rPr>
+      </w:pPr>
+      <w:r>
+        <w:rPr>
+          <w:rFonts w:eastAsia="Times New Roman" w:cs="Times New Roman"/>
+          <w:szCs w:val="28"/>
+        </w:rPr>
+        <w:t xml:space="preserve">Через программу </w:t>
+      </w:r>
+      <w:r>
+        <w:rPr>
+          <w:rFonts w:eastAsia="Times New Roman" w:cs="Times New Roman"/>
+          <w:szCs w:val="28"/>
+          <w:lang w:val="en-US"/>
+        </w:rPr>
+        <w:t>Wireshark</w:t>
+      </w:r>
+      <w:r>
+        <w:rPr>
+          <w:rFonts w:eastAsia="Times New Roman" w:cs="Times New Roman"/>
+          <w:szCs w:val="28"/>
+        </w:rPr>
+        <w:t xml:space="preserve"> </w:t>
+      </w:r>
+      <w:r>
+        <w:rPr>
+          <w:rFonts w:eastAsia="Times New Roman" w:cs="Times New Roman"/>
+          <w:szCs w:val="28"/>
+        </w:rPr>
+        <w:t xml:space="preserve">был выполнен захват трафика на интерфейсе. Поскольку работа осуществляется с ноутбука, пришлось захватывать трафик беспроводной сети. </w:t>
+      </w:r>
+      <w:r>
+        <w:rPr>
+          <w:rFonts w:eastAsia="Times New Roman" w:cs="Times New Roman"/>
+          <w:szCs w:val="28"/>
+        </w:rPr>
+        <w:t xml:space="preserve">Захват длился 2 минуты, из-за особенностей </w:t>
+      </w:r>
+      <w:r>
+        <w:rPr>
+          <w:rFonts w:eastAsia="Times New Roman" w:cs="Times New Roman"/>
+          <w:szCs w:val="28"/>
+          <w:lang w:val="en-US"/>
+        </w:rPr>
+        <w:t>Wi</w:t>
+      </w:r>
+      <w:r>
+        <w:rPr>
+          <w:rFonts w:eastAsia="Times New Roman" w:cs="Times New Roman"/>
+          <w:szCs w:val="28"/>
+        </w:rPr>
+        <w:t>-</w:t>
+      </w:r>
+      <w:r>
+        <w:rPr>
+          <w:rFonts w:eastAsia="Times New Roman" w:cs="Times New Roman"/>
+          <w:szCs w:val="28"/>
+          <w:lang w:val="en-US"/>
+        </w:rPr>
+        <w:t>Fi</w:t>
+      </w:r>
+      <w:r>
+        <w:rPr>
+          <w:rFonts w:eastAsia="Times New Roman" w:cs="Times New Roman"/>
+          <w:szCs w:val="28"/>
+        </w:rPr>
+        <w:t xml:space="preserve"> </w:t>
+      </w:r>
+      <w:r>
+        <w:rPr>
+          <w:rFonts w:eastAsia="Times New Roman" w:cs="Times New Roman"/>
+          <w:szCs w:val="28"/>
+        </w:rPr>
+        <w:t>было захвачено около 1000 пакетов.</w:t>
+      </w:r>
+    </w:p>
+    <w:p>
+      <w:pPr>
+        <w:ind w:firstLine="708"/>
+        <w:rPr>
+          <w:rFonts w:eastAsia="Times New Roman" w:cs="Times New Roman"/>
+          <w:szCs w:val="28"/>
+        </w:rPr>
+      </w:pPr>
+      <w:r>
+        <w:rPr>
+          <w:rFonts w:eastAsia="Times New Roman" w:cs="Times New Roman"/>
+          <w:szCs w:val="28"/>
+        </w:rPr>
+        <w:lastRenderedPageBreak/>
+        <w:t xml:space="preserve">В захваченном трафике был отдельно выделен </w:t>
+      </w:r>
+      <w:r>
+        <w:rPr>
+          <w:rFonts w:eastAsia="Times New Roman" w:cs="Times New Roman"/>
+          <w:szCs w:val="28"/>
+          <w:lang w:val="en-US"/>
+        </w:rPr>
+        <w:t>IP</w:t>
+      </w:r>
+      <w:r>
+        <w:rPr>
+          <w:rFonts w:eastAsia="Times New Roman" w:cs="Times New Roman"/>
+          <w:szCs w:val="28"/>
+        </w:rPr>
+        <w:t>-</w:t>
+      </w:r>
+      <w:r>
+        <w:rPr>
+          <w:rFonts w:eastAsia="Times New Roman" w:cs="Times New Roman"/>
+          <w:szCs w:val="28"/>
+        </w:rPr>
+        <w:t xml:space="preserve">адрес 8.47.69.0, соответствующий </w:t>
+      </w:r>
+      <w:r>
+        <w:rPr>
+          <w:rFonts w:eastAsia="Times New Roman" w:cs="Times New Roman"/>
+          <w:szCs w:val="28"/>
+        </w:rPr>
+        <w:t xml:space="preserve">посещённому </w:t>
+      </w:r>
+      <w:r>
+        <w:rPr>
+          <w:rFonts w:eastAsia="Times New Roman" w:cs="Times New Roman"/>
+          <w:szCs w:val="28"/>
+        </w:rPr>
+        <w:t xml:space="preserve">сайту </w:t>
+      </w:r>
+      <w:r>
+        <w:rPr>
+          <w:rFonts w:eastAsia="Times New Roman" w:cs="Times New Roman"/>
+          <w:szCs w:val="28"/>
+          <w:lang w:val="en-US"/>
+        </w:rPr>
+        <w:t>example</w:t>
+      </w:r>
+      <w:r>
+        <w:rPr>
+          <w:rFonts w:eastAsia="Times New Roman" w:cs="Times New Roman"/>
+          <w:szCs w:val="28"/>
+        </w:rPr>
+        <w:t>.</w:t>
+      </w:r>
+      <w:r>
+        <w:rPr>
+          <w:rFonts w:eastAsia="Times New Roman" w:cs="Times New Roman"/>
+          <w:szCs w:val="28"/>
+          <w:lang w:val="en-US"/>
+        </w:rPr>
+        <w:t>com</w:t>
+      </w:r>
+      <w:r>
+        <w:rPr>
+          <w:rFonts w:eastAsia="Times New Roman" w:cs="Times New Roman"/>
+          <w:szCs w:val="28"/>
+        </w:rPr>
+        <w:t xml:space="preserve"> (</w:t>
+      </w:r>
+      <w:r>
+        <w:rPr>
+          <w:rFonts w:eastAsia="Times New Roman" w:cs="Times New Roman"/>
+          <w:szCs w:val="28"/>
+        </w:rPr>
+        <w:t>рисунок 3.4).</w:t>
+      </w:r>
+    </w:p>
+    <w:p>
+      <w:pPr>
+        <w:rPr>
+          <w:noProof/>
+        </w:rPr>
+      </w:pPr>
+    </w:p>
+    <w:p>
+      <w:pPr>
+        <w:ind w:firstLine="0"/>
+        <w:jc w:val="center"/>
+        <w:rPr>
+          <w:rFonts w:eastAsia="Times New Roman" w:cs="Times New Roman"/>
+          <w:i/>
+          <w:iCs/>
+          <w:szCs w:val="28"/>
+          <w:lang w:val="en-US"/>
+        </w:rPr>
+      </w:pPr>
+      <w:r>
+        <w:rPr>
+          <w:noProof/>
+        </w:rPr>
+        <w:drawing>
+          <wp:inline distT="0" distB="0" distL="0" distR="0" wp14:anchorId="7B32420C" wp14:editId="0CF2167B">
+            <wp:extent cx="6299835" cy="2998470"/>
+            <wp:effectExtent l="0" t="0" r="0" b="0"/>
+            <wp:docPr id="1120965017" name="Рисунок 1"/>
+            <wp:cNvGraphicFramePr>
+              <a:graphicFrameLocks xmlns:a="http://schemas.openxmlformats.org/drawingml/2006/main" noChangeAspect="1"/>
+            </wp:cNvGraphicFramePr>
+            <a:graphic xmlns:a="http://schemas.openxmlformats.org/drawingml/2006/main">
+              <a:graphicData uri="http://schemas.openxmlformats.org/drawingml/2006/picture">
+                <pic:pic xmlns:pic="http://schemas.openxmlformats.org/drawingml/2006/picture">
+                  <pic:nvPicPr>
+                    <pic:cNvPr id="1120965017" name=""/>
+                    <pic:cNvPicPr/>
+                  </pic:nvPicPr>
+                  <pic:blipFill>
+                    <a:blip r:embed="rId11"/>
+                    <a:stretch>
+                      <a:fillRect/>
+                    </a:stretch>
+                  </pic:blipFill>
+                  <pic:spPr>
+                    <a:xfrm>
+                      <a:off x="0" y="0"/>
+                      <a:ext cx="6299835" cy="2998470"/>
+                    </a:xfrm>
+                    <a:prstGeom prst="rect">
+                      <a:avLst/>
+                    </a:prstGeom>
+                  </pic:spPr>
+                </pic:pic>
+              </a:graphicData>
+            </a:graphic>
+          </wp:inline>
+        </w:drawing>
+      </w:r>
+    </w:p>
+    <w:p>
+      <w:pPr>
+        <w:ind w:firstLine="0"/>
+        <w:jc w:val="center"/>
+      </w:pPr>
+      <w:r>
+        <w:t xml:space="preserve">Рисунок </w:t>
+      </w:r>
+      <w:r>
+        <w:t>3.</w:t>
+      </w:r>
+      <w:r>
+        <w:t xml:space="preserve">4 – </w:t>
+      </w:r>
+      <w:r>
+        <w:t>Захваченный трафик беспроводного соединения</w:t>
+      </w:r>
+    </w:p>
+    <w:p/>
+    <w:p>
+      <w:r>
+        <w:t xml:space="preserve">Среди захваченных протоколов присутствуют: </w:t>
+      </w:r>
+    </w:p>
+    <w:p>
+      <w:pPr>
+        <w:pStyle w:val="aa"/>
+        <w:numPr>
+          <w:ilvl w:val="0"/>
+          <w:numId w:val="56"/>
+        </w:numPr>
+        <w:ind w:left="1134" w:hanging="283"/>
+      </w:pPr>
+      <w:r>
+        <w:rPr>
+          <w:lang w:val="en-US"/>
+        </w:rPr>
+        <w:t>ARP</w:t>
+      </w:r>
+      <w:r>
+        <w:t xml:space="preserve"> (</w:t>
+      </w:r>
+      <w:r>
+        <w:rPr>
+          <w:lang w:val="en-US"/>
+        </w:rPr>
+        <w:t>Address</w:t>
+      </w:r>
+      <w:r>
+        <w:t xml:space="preserve"> </w:t>
+      </w:r>
+      <w:r>
+        <w:rPr>
+          <w:lang w:val="en-US"/>
+        </w:rPr>
+        <w:t>Resolution</w:t>
+      </w:r>
+      <w:r>
+        <w:t xml:space="preserve"> </w:t>
+      </w:r>
+      <w:r>
+        <w:rPr>
+          <w:lang w:val="en-US"/>
+        </w:rPr>
+        <w:t>Protocol</w:t>
+      </w:r>
+      <w:r>
+        <w:t>) – протокол разрешения адресов, используе</w:t>
+      </w:r>
+      <w:r>
+        <w:t xml:space="preserve">тся </w:t>
+      </w:r>
+      <w:r>
+        <w:t xml:space="preserve">для сопоставления </w:t>
+      </w:r>
+      <w:r>
+        <w:rPr>
+          <w:lang w:val="en-US"/>
+        </w:rPr>
+        <w:t>IP</w:t>
+      </w:r>
+      <w:r>
+        <w:t xml:space="preserve">- и </w:t>
+      </w:r>
+      <w:r>
+        <w:rPr>
+          <w:lang w:val="en-US"/>
+        </w:rPr>
+        <w:t>MAC</w:t>
+      </w:r>
+      <w:r>
+        <w:t>-адресов в локальной сети</w:t>
+      </w:r>
+      <w:r>
+        <w:t>;</w:t>
+      </w:r>
+    </w:p>
+    <w:p>
+      <w:pPr>
+        <w:pStyle w:val="aa"/>
+        <w:numPr>
+          <w:ilvl w:val="0"/>
+          <w:numId w:val="56"/>
+        </w:numPr>
+        <w:ind w:left="1134" w:hanging="283"/>
+      </w:pPr>
+      <w:r>
+        <w:rPr>
+          <w:lang w:val="en-US"/>
+        </w:rPr>
+        <w:t>ICMP</w:t>
+      </w:r>
+      <w:r>
+        <w:t xml:space="preserve"> (</w:t>
+      </w:r>
+      <w:r>
+        <w:rPr>
+          <w:lang w:val="en-US"/>
+        </w:rPr>
+        <w:t>Internet</w:t>
+      </w:r>
+      <w:r>
+        <w:t xml:space="preserve"> </w:t>
+      </w:r>
+      <w:r>
+        <w:rPr>
+          <w:lang w:val="en-US"/>
+        </w:rPr>
+        <w:t>Control</w:t>
+      </w:r>
+      <w:r>
+        <w:t xml:space="preserve"> </w:t>
+      </w:r>
+      <w:r>
+        <w:rPr>
+          <w:lang w:val="en-US"/>
+        </w:rPr>
+        <w:t>Message</w:t>
+      </w:r>
+      <w:r>
+        <w:t xml:space="preserve"> </w:t>
+      </w:r>
+      <w:r>
+        <w:rPr>
+          <w:lang w:val="en-US"/>
+        </w:rPr>
+        <w:t>Protocol</w:t>
+      </w:r>
+      <w:r>
+        <w:t>) – протокол для передачи служебных сообщений об ошибках и другой диагностической информации</w:t>
+      </w:r>
+      <w:r>
+        <w:t>;</w:t>
+      </w:r>
+    </w:p>
+    <w:p>
+      <w:pPr>
+        <w:pStyle w:val="aa"/>
+        <w:numPr>
+          <w:ilvl w:val="0"/>
+          <w:numId w:val="56"/>
+        </w:numPr>
+        <w:ind w:left="1134" w:hanging="283"/>
+      </w:pPr>
+      <w:r>
+        <w:rPr>
+          <w:lang w:val="en-US"/>
+        </w:rPr>
+        <w:t>TCP</w:t>
+      </w:r>
+      <w:r>
+        <w:t xml:space="preserve"> (</w:t>
+      </w:r>
+      <w:r>
+        <w:rPr>
+          <w:lang w:val="en-US"/>
+        </w:rPr>
+        <w:t>Transmission</w:t>
+      </w:r>
+      <w:r>
+        <w:t xml:space="preserve"> </w:t>
+      </w:r>
+      <w:r>
+        <w:rPr>
+          <w:lang w:val="en-US"/>
+        </w:rPr>
+        <w:t>Control</w:t>
+      </w:r>
+      <w:r>
+        <w:t xml:space="preserve"> </w:t>
+      </w:r>
+      <w:r>
+        <w:rPr>
+          <w:lang w:val="en-US"/>
+        </w:rPr>
+        <w:t>Protocol</w:t>
+      </w:r>
+      <w:r>
+        <w:t xml:space="preserve">) – </w:t>
+      </w:r>
+      <w:r>
+        <w:t xml:space="preserve">транспортный </w:t>
+      </w:r>
+      <w:r>
+        <w:t>протокол, обеспечива</w:t>
+      </w:r>
+      <w:r>
+        <w:t>ет</w:t>
+      </w:r>
+      <w:r>
+        <w:t xml:space="preserve"> надежную передачу данных между узлами</w:t>
+      </w:r>
+      <w:r>
+        <w:t xml:space="preserve"> </w:t>
+      </w:r>
+      <w:r>
+        <w:t>с контролем ошибок;</w:t>
+      </w:r>
+    </w:p>
+    <w:p>
+      <w:pPr>
+        <w:pStyle w:val="aa"/>
+        <w:numPr>
+          <w:ilvl w:val="0"/>
+          <w:numId w:val="56"/>
+        </w:numPr>
+        <w:ind w:left="1134" w:hanging="283"/>
+      </w:pPr>
+      <w:r>
+        <w:t>DHCP (Dynamic Host Configuration Protocol) – протокол автоматической выдачи IP‑адресов и других сетевых параметров устройствам ЛКС;</w:t>
+      </w:r>
+    </w:p>
+    <w:p>
+      <w:pPr>
+        <w:pStyle w:val="aa"/>
+        <w:numPr>
+          <w:ilvl w:val="0"/>
+          <w:numId w:val="56"/>
+        </w:numPr>
+        <w:ind w:left="1134" w:hanging="283"/>
+      </w:pPr>
+      <w:r>
+        <w:t>HTTP (</w:t>
+      </w:r>
+      <w:proofErr w:type="spellStart"/>
+      <w:r>
+        <w:t>Hypertext</w:t>
+      </w:r>
+      <w:proofErr w:type="spellEnd"/>
+      <w:r>
+        <w:t xml:space="preserve"> Transfer Protocol) – протокол прикладного уровня для передачи гипертекста и веб‑страниц между клиентом и сервером;</w:t>
+      </w:r>
+    </w:p>
+    <w:p>
+      <w:pPr>
+        <w:pStyle w:val="aa"/>
+        <w:numPr>
+          <w:ilvl w:val="0"/>
+          <w:numId w:val="56"/>
+        </w:numPr>
+        <w:ind w:left="1134" w:hanging="283"/>
+      </w:pPr>
+      <w:r>
+        <w:t>DNS (Domain Name System) – система сопоставления доменных имён с IP‑адресами, обеспечива</w:t>
+      </w:r>
+      <w:r>
+        <w:t>ет</w:t>
+      </w:r>
+      <w:r>
+        <w:t xml:space="preserve"> </w:t>
+      </w:r>
+      <w:r>
+        <w:t>доступ</w:t>
+      </w:r>
+      <w:r>
+        <w:t xml:space="preserve"> к </w:t>
+      </w:r>
+      <w:r>
+        <w:t>серверам по их имени</w:t>
+      </w:r>
+      <w:r>
+        <w:t>;</w:t>
+      </w:r>
+    </w:p>
+    <w:p>
+      <w:pPr>
+        <w:pStyle w:val="aa"/>
+        <w:numPr>
+          <w:ilvl w:val="0"/>
+          <w:numId w:val="56"/>
+        </w:numPr>
+        <w:ind w:left="1134" w:hanging="283"/>
+      </w:pPr>
+      <w:r>
+        <w:lastRenderedPageBreak/>
+        <w:t>IGMP (Internet Group Management Protocol</w:t>
+      </w:r>
+      <w:r>
+        <w:t>)</w:t>
+      </w:r>
+      <w:r>
+        <w:t xml:space="preserve"> </w:t>
+      </w:r>
+      <w:r>
+        <w:t xml:space="preserve">– </w:t>
+      </w:r>
+      <w:r>
+        <w:t xml:space="preserve">протокол управления групповой передачей данных, </w:t>
+      </w:r>
+      <w:r>
+        <w:t>позволяет</w:t>
+      </w:r>
+      <w:r>
+        <w:t xml:space="preserve"> </w:t>
+      </w:r>
+      <w:r>
+        <w:t>организовывать</w:t>
+      </w:r>
+      <w:r>
+        <w:t xml:space="preserve"> сетевы</w:t>
+      </w:r>
+      <w:r>
+        <w:t>е</w:t>
+      </w:r>
+      <w:r>
+        <w:t xml:space="preserve"> устройств</w:t>
+      </w:r>
+      <w:r>
+        <w:t>а</w:t>
+      </w:r>
+      <w:r>
+        <w:t xml:space="preserve"> в группы;</w:t>
+      </w:r>
+    </w:p>
+    <w:p>
+      <w:r>
+        <w:t>Далее была исследована структура заголовков протоколов</w:t>
+      </w:r>
+      <w:r>
+        <w:t xml:space="preserve"> </w:t>
+      </w:r>
+      <w:r>
+        <w:rPr>
+          <w:lang w:val="en-US"/>
+        </w:rPr>
+        <w:t>ARP</w:t>
+      </w:r>
+      <w:r>
+        <w:t xml:space="preserve">, </w:t>
+      </w:r>
+      <w:r>
+        <w:rPr>
+          <w:lang w:val="en-US"/>
+        </w:rPr>
+        <w:t>TCP</w:t>
+      </w:r>
+      <w:r>
+        <w:t xml:space="preserve"> </w:t>
+      </w:r>
+      <w:r>
+        <w:t>и</w:t>
+      </w:r>
+      <w:r>
+        <w:t xml:space="preserve"> </w:t>
+      </w:r>
+      <w:r>
+        <w:rPr>
+          <w:lang w:val="en-US"/>
+        </w:rPr>
+        <w:t>ICMP</w:t>
+      </w:r>
+      <w:r>
+        <w:t xml:space="preserve"> (рисунок </w:t>
+      </w:r>
+      <w:r>
+        <w:t>3.</w:t>
+      </w:r>
+      <w:r>
+        <w:t>5).</w:t>
+      </w:r>
+    </w:p>
+    <w:p/>
+    <w:p>
+      <w:pPr>
+        <w:ind w:firstLine="0"/>
+        <w:jc w:val="center"/>
+        <w:rPr>
+          <w:rFonts w:eastAsia="Times New Roman" w:cs="Times New Roman"/>
+          <w:szCs w:val="28"/>
+        </w:rPr>
+      </w:pPr>
+      <w:r>
+        <w:rPr>
+          <w:noProof/>
+        </w:rPr>
+        <w:drawing>
+          <wp:inline distT="0" distB="0" distL="0" distR="0" wp14:anchorId="432B05DC" wp14:editId="00ED7490">
+            <wp:extent cx="6299835" cy="2798445"/>
+            <wp:effectExtent l="0" t="0" r="0" b="0"/>
+            <wp:docPr id="222942547" name="Рисунок 1"/>
+            <wp:cNvGraphicFramePr>
+              <a:graphicFrameLocks xmlns:a="http://schemas.openxmlformats.org/drawingml/2006/main" noChangeAspect="1"/>
+            </wp:cNvGraphicFramePr>
+            <a:graphic xmlns:a="http://schemas.openxmlformats.org/drawingml/2006/main">
+              <a:graphicData uri="http://schemas.openxmlformats.org/drawingml/2006/picture">
+                <pic:pic xmlns:pic="http://schemas.openxmlformats.org/drawingml/2006/picture">
+                  <pic:nvPicPr>
+                    <pic:cNvPr id="222942547" name=""/>
+                    <pic:cNvPicPr/>
+                  </pic:nvPicPr>
+                  <pic:blipFill>
+                    <a:blip r:embed="rId12"/>
+                    <a:stretch>
+                      <a:fillRect/>
+                    </a:stretch>
+                  </pic:blipFill>
+                  <pic:spPr>
+                    <a:xfrm>
+                      <a:off x="0" y="0"/>
+                      <a:ext cx="6299835" cy="2798445"/>
+                    </a:xfrm>
+                    <a:prstGeom prst="rect">
+                      <a:avLst/>
+                    </a:prstGeom>
+                  </pic:spPr>
+                </pic:pic>
+              </a:graphicData>
+            </a:graphic>
+          </wp:inline>
+        </w:drawing>
+      </w:r>
+    </w:p>
+    <w:p>
+      <w:pPr>
+        <w:ind w:firstLine="0"/>
+        <w:jc w:val="center"/>
+        <w:rPr>
+          <w:rFonts w:eastAsia="Times New Roman" w:cs="Times New Roman"/>
+          <w:szCs w:val="28"/>
+        </w:rPr>
+      </w:pPr>
+      <w:r>
+        <w:rPr>
+          <w:rFonts w:eastAsia="Times New Roman" w:cs="Times New Roman"/>
+          <w:szCs w:val="28"/>
+        </w:rPr>
+        <w:t xml:space="preserve">Рисунок </w:t>
+      </w:r>
+      <w:r>
+        <w:rPr>
+          <w:rFonts w:eastAsia="Times New Roman" w:cs="Times New Roman"/>
+          <w:szCs w:val="28"/>
+        </w:rPr>
+        <w:t>3.</w:t>
+      </w:r>
+      <w:r>
+        <w:rPr>
+          <w:rFonts w:eastAsia="Times New Roman" w:cs="Times New Roman"/>
+          <w:szCs w:val="28"/>
+        </w:rPr>
+        <w:t xml:space="preserve">5 – </w:t>
+      </w:r>
+      <w:r>
+        <w:rPr>
+          <w:rFonts w:eastAsia="Times New Roman" w:cs="Times New Roman"/>
+          <w:szCs w:val="28"/>
+        </w:rPr>
+        <w:t>Сетевой кадр, заголовки и иерархия протоколов</w:t>
+      </w:r>
+    </w:p>
+    <w:p/>
+    <w:p>
+      <w:r>
+        <w:t>Структура заголовков для использованных протоколов:</w:t>
+      </w:r>
+    </w:p>
+    <w:p>
+      <w:pPr>
+        <w:pStyle w:val="aa"/>
+        <w:numPr>
+          <w:ilvl w:val="0"/>
+          <w:numId w:val="57"/>
+        </w:numPr>
+        <w:ind w:left="1276" w:hanging="567"/>
+      </w:pPr>
+      <w:r>
+        <w:rPr>
+          <w:lang w:val="en-US"/>
+        </w:rPr>
+        <w:t>ARP:</w:t>
+      </w:r>
+    </w:p>
+    <w:p>
+      <w:pPr>
+        <w:pStyle w:val="aa"/>
+        <w:numPr>
+          <w:ilvl w:val="0"/>
+          <w:numId w:val="59"/>
+        </w:numPr>
+      </w:pPr>
+      <w:r>
+        <w:t>Тип аппаратуры канального уровня</w:t>
+      </w:r>
+      <w:r>
+        <w:t>:</w:t>
+      </w:r>
+      <w:r>
+        <w:t xml:space="preserve"> Ethernet</w:t>
+      </w:r>
+      <w:r>
+        <w:t>;</w:t>
+      </w:r>
+    </w:p>
+    <w:p>
+      <w:pPr>
+        <w:pStyle w:val="aa"/>
+        <w:numPr>
+          <w:ilvl w:val="0"/>
+          <w:numId w:val="58"/>
+        </w:numPr>
+      </w:pPr>
+      <w:r>
+        <w:t xml:space="preserve">Тип </w:t>
+      </w:r>
+      <w:r>
+        <w:t>протокола</w:t>
+      </w:r>
+      <w:r>
+        <w:t xml:space="preserve"> </w:t>
+      </w:r>
+      <w:r>
+        <w:t>на сетевом уровне</w:t>
+      </w:r>
+      <w:r>
+        <w:t>:</w:t>
+      </w:r>
+      <w:r>
+        <w:t xml:space="preserve"> IPv4 (0x0800)</w:t>
+      </w:r>
+      <w:r>
+        <w:t>;</w:t>
+      </w:r>
+    </w:p>
+    <w:p>
+      <w:pPr>
+        <w:pStyle w:val="aa"/>
+        <w:numPr>
+          <w:ilvl w:val="0"/>
+          <w:numId w:val="58"/>
+        </w:numPr>
+      </w:pPr>
+      <w:r>
+        <w:t>Размер аппаратного адреса: длина MAC-адреса, 6 байт</w:t>
+      </w:r>
+      <w:r>
+        <w:t>;</w:t>
+      </w:r>
+    </w:p>
+    <w:p>
+      <w:pPr>
+        <w:pStyle w:val="aa"/>
+        <w:numPr>
+          <w:ilvl w:val="0"/>
+          <w:numId w:val="58"/>
+        </w:numPr>
+      </w:pPr>
+      <w:r>
+        <w:t xml:space="preserve">Размер адреса протокола: длина </w:t>
+      </w:r>
+      <w:r>
+        <w:rPr>
+          <w:lang w:val="en-US"/>
+        </w:rPr>
+        <w:t>IP</w:t>
+      </w:r>
+      <w:r>
+        <w:t>-адреса, 4 байта</w:t>
+      </w:r>
+      <w:r>
+        <w:t>;</w:t>
+      </w:r>
+    </w:p>
+    <w:p>
+      <w:pPr>
+        <w:pStyle w:val="aa"/>
+        <w:numPr>
+          <w:ilvl w:val="0"/>
+          <w:numId w:val="58"/>
+        </w:numPr>
+      </w:pPr>
+      <w:r>
+        <w:t>Код операции: указывает тип операции (1 – запрос, 2 – ответ)</w:t>
+      </w:r>
+      <w:r>
+        <w:t>;</w:t>
+      </w:r>
+    </w:p>
+    <w:p>
+      <w:pPr>
+        <w:pStyle w:val="aa"/>
+        <w:numPr>
+          <w:ilvl w:val="0"/>
+          <w:numId w:val="58"/>
+        </w:numPr>
+      </w:pPr>
+      <w:r>
+        <w:rPr>
+          <w:lang w:val="en-US"/>
+        </w:rPr>
+        <w:t>MAC</w:t>
+      </w:r>
+      <w:r>
+        <w:t xml:space="preserve">-адрес </w:t>
+      </w:r>
+      <w:r>
+        <w:t>(</w:t>
+      </w:r>
+      <w:r>
+        <w:t>физический адрес</w:t>
+      </w:r>
+      <w:r>
+        <w:t xml:space="preserve">) </w:t>
+      </w:r>
+      <w:r>
+        <w:t>отправителя</w:t>
+      </w:r>
+      <w:r>
+        <w:t>;</w:t>
+      </w:r>
+    </w:p>
+    <w:p>
+      <w:pPr>
+        <w:pStyle w:val="aa"/>
+        <w:numPr>
+          <w:ilvl w:val="0"/>
+          <w:numId w:val="58"/>
+        </w:numPr>
+      </w:pPr>
+      <w:r>
+        <w:rPr>
+          <w:lang w:val="en-US"/>
+        </w:rPr>
+        <w:t>IP</w:t>
+      </w:r>
+      <w:r>
+        <w:t>-адрес отправителя</w:t>
+      </w:r>
+      <w:r>
+        <w:rPr>
+          <w:lang w:val="en-US"/>
+        </w:rPr>
+        <w:t>;</w:t>
+      </w:r>
+    </w:p>
+    <w:p>
+      <w:pPr>
+        <w:pStyle w:val="aa"/>
+        <w:numPr>
+          <w:ilvl w:val="0"/>
+          <w:numId w:val="58"/>
+        </w:numPr>
+      </w:pPr>
+      <w:r>
+        <w:t>MAC-адрес</w:t>
+      </w:r>
+      <w:r>
+        <w:t xml:space="preserve"> (</w:t>
+      </w:r>
+      <w:r>
+        <w:t>физический адрес</w:t>
+      </w:r>
+      <w:r>
+        <w:t xml:space="preserve">) </w:t>
+      </w:r>
+      <w:r>
+        <w:t>получателя</w:t>
+      </w:r>
+      <w:r>
+        <w:t>;</w:t>
+      </w:r>
+      <w:r>
+        <w:t xml:space="preserve"> </w:t>
+      </w:r>
+    </w:p>
+    <w:p>
+      <w:pPr>
+        <w:pStyle w:val="aa"/>
+        <w:numPr>
+          <w:ilvl w:val="0"/>
+          <w:numId w:val="58"/>
+        </w:numPr>
+      </w:pPr>
+      <w:r>
+        <w:rPr>
+          <w:lang w:val="en-US"/>
+        </w:rPr>
+        <w:t>IP</w:t>
+      </w:r>
+      <w:r>
+        <w:t>-адрес получателя</w:t>
+      </w:r>
+      <w:r>
+        <w:rPr>
+          <w:lang w:val="en-US"/>
+        </w:rPr>
+        <w:t>;</w:t>
+      </w:r>
+    </w:p>
+    <w:p>
+      <w:pPr>
+        <w:pStyle w:val="aa"/>
+        <w:numPr>
+          <w:ilvl w:val="0"/>
+          <w:numId w:val="57"/>
+        </w:numPr>
+        <w:ind w:left="1276" w:hanging="567"/>
+      </w:pPr>
+      <w:r>
+        <w:rPr>
+          <w:lang w:val="en-US"/>
+        </w:rPr>
+        <w:t>ICMP</w:t>
+      </w:r>
+    </w:p>
+    <w:p>
+      <w:pPr>
+        <w:pStyle w:val="aa"/>
+        <w:numPr>
+          <w:ilvl w:val="0"/>
+          <w:numId w:val="60"/>
+        </w:numPr>
+        <w:rPr>
+          <w:lang w:val="en-US"/>
+        </w:rPr>
+      </w:pPr>
+      <w:r>
+        <w:lastRenderedPageBreak/>
+        <w:t>Тип</w:t>
+      </w:r>
+      <w:r>
+        <w:rPr>
+          <w:lang w:val="en-US"/>
+        </w:rPr>
+        <w:t xml:space="preserve"> </w:t>
+      </w:r>
+      <w:r>
+        <w:t>сообщения</w:t>
+      </w:r>
+      <w:r>
+        <w:rPr>
+          <w:lang w:val="en-US"/>
+        </w:rPr>
+        <w:t xml:space="preserve"> ICMP</w:t>
+      </w:r>
+      <w:r>
+        <w:rPr>
+          <w:lang w:val="en-US"/>
+        </w:rPr>
+        <w:t>;</w:t>
+      </w:r>
+    </w:p>
+    <w:p>
+      <w:pPr>
+        <w:pStyle w:val="aa"/>
+        <w:numPr>
+          <w:ilvl w:val="0"/>
+          <w:numId w:val="60"/>
+        </w:numPr>
+      </w:pPr>
+      <w:r>
+        <w:t>Код сообщения: уточняет тип сообщения</w:t>
+      </w:r>
+      <w:r>
+        <w:t>;</w:t>
+      </w:r>
+    </w:p>
+    <w:p>
+      <w:pPr>
+        <w:pStyle w:val="aa"/>
+        <w:numPr>
+          <w:ilvl w:val="0"/>
+          <w:numId w:val="60"/>
+        </w:numPr>
+      </w:pPr>
+      <w:r>
+        <w:t>Контрольная сумма: используется для проверки целостности заголовка и данных ICMP</w:t>
+      </w:r>
+      <w:r>
+        <w:t>;</w:t>
+      </w:r>
+    </w:p>
+    <w:p>
+      <w:pPr>
+        <w:pStyle w:val="aa"/>
+        <w:numPr>
+          <w:ilvl w:val="0"/>
+          <w:numId w:val="57"/>
+        </w:numPr>
+        <w:ind w:left="1276" w:hanging="567"/>
+      </w:pPr>
+      <w:r>
+        <w:rPr>
+          <w:lang w:val="en-US"/>
+        </w:rPr>
+        <w:t>TCP</w:t>
+      </w:r>
+    </w:p>
+    <w:p>
+      <w:pPr>
+        <w:pStyle w:val="aa"/>
+        <w:numPr>
+          <w:ilvl w:val="0"/>
+          <w:numId w:val="61"/>
+        </w:numPr>
+      </w:pPr>
+      <w:r>
+        <w:t>Порт отправителя</w:t>
+      </w:r>
+      <w:r>
+        <w:rPr>
+          <w:lang w:val="en-US"/>
+        </w:rPr>
+        <w:t>;</w:t>
+      </w:r>
+    </w:p>
+    <w:p>
+      <w:pPr>
+        <w:pStyle w:val="aa"/>
+        <w:numPr>
+          <w:ilvl w:val="0"/>
+          <w:numId w:val="61"/>
+        </w:numPr>
+      </w:pPr>
+      <w:r>
+        <w:t>Порт получателя</w:t>
+      </w:r>
+      <w:r>
+        <w:rPr>
+          <w:lang w:val="en-US"/>
+        </w:rPr>
+        <w:t>;</w:t>
+      </w:r>
+    </w:p>
+    <w:p>
+      <w:pPr>
+        <w:pStyle w:val="aa"/>
+        <w:numPr>
+          <w:ilvl w:val="0"/>
+          <w:numId w:val="61"/>
+        </w:numPr>
+      </w:pPr>
+      <w:r>
+        <w:t>Порядковый номер отправленных данных в потоке</w:t>
+      </w:r>
+      <w:r>
+        <w:t>;</w:t>
+      </w:r>
+    </w:p>
+    <w:p>
+      <w:pPr>
+        <w:pStyle w:val="aa"/>
+        <w:numPr>
+          <w:ilvl w:val="0"/>
+          <w:numId w:val="61"/>
+        </w:numPr>
+      </w:pPr>
+      <w:r>
+        <w:t>Номер подтверждения: номер ожидаемых данных от получателя</w:t>
+      </w:r>
+      <w:r>
+        <w:t>;</w:t>
+      </w:r>
+    </w:p>
+    <w:p>
+      <w:pPr>
+        <w:pStyle w:val="aa"/>
+        <w:numPr>
+          <w:ilvl w:val="0"/>
+          <w:numId w:val="61"/>
+        </w:numPr>
+      </w:pPr>
+      <w:r>
+        <w:t>Длина заголовка TCP в 32-битных словах</w:t>
+      </w:r>
+      <w:r>
+        <w:t>;</w:t>
+      </w:r>
+    </w:p>
+    <w:p>
+      <w:pPr>
+        <w:pStyle w:val="aa"/>
+        <w:numPr>
+          <w:ilvl w:val="0"/>
+          <w:numId w:val="61"/>
+        </w:numPr>
+      </w:pPr>
+      <w:r>
+        <w:t>Флаги управления: набор флагов, управляющих соединением</w:t>
+      </w:r>
+      <w:r>
+        <w:t>;</w:t>
+      </w:r>
+    </w:p>
+    <w:p>
+      <w:pPr>
+        <w:pStyle w:val="aa"/>
+        <w:numPr>
+          <w:ilvl w:val="0"/>
+          <w:numId w:val="61"/>
+        </w:numPr>
+      </w:pPr>
+      <w:r>
+        <w:t>Контрольная сумма: проверяет целостность TCP-заголовка и данных</w:t>
+      </w:r>
+      <w:r>
+        <w:t>;</w:t>
+      </w:r>
+    </w:p>
+    <w:p>
+      <w:pPr>
+        <w:pStyle w:val="aa"/>
+        <w:numPr>
+          <w:ilvl w:val="0"/>
+          <w:numId w:val="61"/>
+        </w:numPr>
+      </w:pPr>
+      <w:r>
+        <w:t>Размер окна</w:t>
+      </w:r>
+      <w:r>
+        <w:t xml:space="preserve"> </w:t>
+      </w:r>
+      <w:r>
+        <w:t>для управления потоком данных</w:t>
+      </w:r>
+      <w:r>
+        <w:t>;</w:t>
+      </w:r>
+    </w:p>
+    <w:p>
+      <w:pPr>
+        <w:ind w:firstLine="708"/>
+        <w:rPr>
+          <w:rFonts w:eastAsia="Times New Roman" w:cs="Times New Roman"/>
+          <w:i/>
+          <w:iCs/>
+          <w:szCs w:val="28"/>
+        </w:rPr>
+      </w:pPr>
+      <w:r>
+        <w:t xml:space="preserve">Протокол </w:t>
+      </w:r>
+      <w:r>
+        <w:rPr>
+          <w:lang w:val="en-US"/>
+        </w:rPr>
+        <w:t>UDP</w:t>
+      </w:r>
+      <w:r>
+        <w:t xml:space="preserve"> </w:t>
+      </w:r>
+      <w:r>
+        <w:t>задействован не был.</w:t>
+      </w:r>
+    </w:p>
+    <w:p>
+      <w:r>
+        <w:t xml:space="preserve">С помощью фильтра захвата </w:t>
+      </w:r>
+      <w:r>
+        <w:rPr>
+          <w:lang w:val="en-US"/>
+        </w:rPr>
+        <w:t>Wireshark</w:t>
+      </w:r>
+      <w:r>
+        <w:t xml:space="preserve"> были отдельно выделены пакеты, поступившие с адреса </w:t>
+      </w:r>
+      <w:r>
+        <w:rPr>
+          <w:rFonts w:eastAsia="Times New Roman" w:cs="Times New Roman"/>
+          <w:szCs w:val="28"/>
+        </w:rPr>
+        <w:t>8.47.69.0</w:t>
+      </w:r>
+      <w:r>
+        <w:rPr>
+          <w:rFonts w:eastAsia="Times New Roman" w:cs="Times New Roman"/>
+          <w:szCs w:val="28"/>
+        </w:rPr>
+        <w:t xml:space="preserve"> (рисунок 3.6).</w:t>
+      </w:r>
+    </w:p>
+    <w:p/>
+    <w:p>
+      <w:pPr>
+        <w:ind w:firstLine="0"/>
+        <w:jc w:val="center"/>
+        <w:rPr>
+          <w:rFonts w:eastAsia="Times New Roman" w:cs="Times New Roman"/>
+          <w:szCs w:val="28"/>
+        </w:rPr>
+      </w:pPr>
+      <w:r>
+        <w:drawing>
+          <wp:inline distT="0" distB="0" distL="0" distR="0" wp14:anchorId="08D30F1B" wp14:editId="5B43F8F9">
+            <wp:extent cx="6299835" cy="1690370"/>
+            <wp:effectExtent l="0" t="0" r="0" b="0"/>
+            <wp:docPr id="846483761" name="Рисунок 1"/>
+            <wp:cNvGraphicFramePr>
+              <a:graphicFrameLocks xmlns:a="http://schemas.openxmlformats.org/drawingml/2006/main" noChangeAspect="1"/>
+            </wp:cNvGraphicFramePr>
+            <a:graphic xmlns:a="http://schemas.openxmlformats.org/drawingml/2006/main">
+              <a:graphicData uri="http://schemas.openxmlformats.org/drawingml/2006/picture">
+                <pic:pic xmlns:pic="http://schemas.openxmlformats.org/drawingml/2006/picture">
+                  <pic:nvPicPr>
+                    <pic:cNvPr id="846483761" name=""/>
+                    <pic:cNvPicPr/>
+                  </pic:nvPicPr>
+                  <pic:blipFill>
+                    <a:blip r:embed="rId13"/>
+                    <a:stretch>
+                      <a:fillRect/>
+                    </a:stretch>
+                  </pic:blipFill>
+                  <pic:spPr>
+                    <a:xfrm>
+                      <a:off x="0" y="0"/>
+                      <a:ext cx="6299835" cy="1690370"/>
+                    </a:xfrm>
+                    <a:prstGeom prst="rect">
+                      <a:avLst/>
+                    </a:prstGeom>
+                  </pic:spPr>
+                </pic:pic>
+              </a:graphicData>
+            </a:graphic>
+          </wp:inline>
+        </w:drawing>
+      </w:r>
+    </w:p>
+    <w:p>
+      <w:pPr>
+        <w:ind w:firstLine="0"/>
+        <w:jc w:val="center"/>
+        <w:rPr>
+          <w:rFonts w:eastAsia="Times New Roman" w:cs="Times New Roman"/>
+          <w:szCs w:val="28"/>
+        </w:rPr>
+      </w:pPr>
+      <w:r>
+        <w:rPr>
+          <w:rFonts w:eastAsia="Times New Roman" w:cs="Times New Roman"/>
+          <w:szCs w:val="28"/>
+        </w:rPr>
+        <w:t xml:space="preserve">Рисунок </w:t>
+      </w:r>
+      <w:r>
+        <w:rPr>
+          <w:rFonts w:eastAsia="Times New Roman" w:cs="Times New Roman"/>
+          <w:szCs w:val="28"/>
+        </w:rPr>
+        <w:t>3.</w:t>
+      </w:r>
+      <w:r>
+        <w:rPr>
+          <w:rFonts w:eastAsia="Times New Roman" w:cs="Times New Roman"/>
+          <w:szCs w:val="28"/>
+        </w:rPr>
+        <w:t xml:space="preserve">6 – Применение фильтрации </w:t>
+      </w:r>
+      <w:r>
+        <w:rPr>
+          <w:rFonts w:eastAsia="Times New Roman" w:cs="Times New Roman"/>
+          <w:szCs w:val="28"/>
+        </w:rPr>
+        <w:t>пакетов</w:t>
+      </w:r>
+    </w:p>
+    <w:p/>
+    <w:p>
+      <w:r>
+        <w:t>Помимо этого,</w:t>
+      </w:r>
+      <w:r>
+        <w:t xml:space="preserve"> </w:t>
+      </w:r>
+      <w:r>
+        <w:t xml:space="preserve">была также исследована статистика захваченного трафика, в частности иерархия протоколов (рисунок </w:t>
+      </w:r>
+      <w:r>
+        <w:t>3.</w:t>
+      </w:r>
+      <w:r>
+        <w:t>7).</w:t>
+      </w:r>
+    </w:p>
+    <w:p/>
+    <w:p>
+      <w:pPr>
+        <w:ind w:firstLine="0"/>
+        <w:jc w:val="center"/>
+        <w:rPr>
+          <w:rFonts w:eastAsia="Times New Roman" w:cs="Times New Roman"/>
+          <w:szCs w:val="28"/>
+        </w:rPr>
+      </w:pPr>
+      <w:r>
+        <w:rPr>
+          <w:noProof/>
+        </w:rPr>
+        <w:lastRenderedPageBreak/>
+        <w:drawing>
+          <wp:inline distT="0" distB="0" distL="0" distR="0" wp14:anchorId="0D2FA733" wp14:editId="36119243">
+            <wp:extent cx="6299835" cy="2286000"/>
+            <wp:effectExtent l="0" t="0" r="0" b="0"/>
+            <wp:docPr id="1333822136" name="Рисунок 1"/>
+            <wp:cNvGraphicFramePr>
+              <a:graphicFrameLocks xmlns:a="http://schemas.openxmlformats.org/drawingml/2006/main" noChangeAspect="1"/>
+            </wp:cNvGraphicFramePr>
+            <a:graphic xmlns:a="http://schemas.openxmlformats.org/drawingml/2006/main">
+              <a:graphicData uri="http://schemas.openxmlformats.org/drawingml/2006/picture">
+                <pic:pic xmlns:pic="http://schemas.openxmlformats.org/drawingml/2006/picture">
+                  <pic:nvPicPr>
+                    <pic:cNvPr id="1333822136" name=""/>
+                    <pic:cNvPicPr/>
+                  </pic:nvPicPr>
+                  <pic:blipFill>
+                    <a:blip r:embed="rId14"/>
+                    <a:stretch>
+                      <a:fillRect/>
+                    </a:stretch>
+                  </pic:blipFill>
+                  <pic:spPr>
+                    <a:xfrm>
+                      <a:off x="0" y="0"/>
+                      <a:ext cx="6299835" cy="2286000"/>
+                    </a:xfrm>
+                    <a:prstGeom prst="rect">
+                      <a:avLst/>
+                    </a:prstGeom>
+                  </pic:spPr>
+                </pic:pic>
+              </a:graphicData>
+            </a:graphic>
+          </wp:inline>
+        </w:drawing>
+      </w:r>
+    </w:p>
+    <w:p>
+      <w:pPr>
+        <w:ind w:firstLine="0"/>
+        <w:jc w:val="center"/>
+        <w:rPr>
+          <w:rFonts w:eastAsia="Times New Roman" w:cs="Times New Roman"/>
+          <w:szCs w:val="28"/>
+        </w:rPr>
+      </w:pPr>
+      <w:r>
+        <w:rPr>
+          <w:rFonts w:eastAsia="Times New Roman" w:cs="Times New Roman"/>
+          <w:szCs w:val="28"/>
+        </w:rPr>
+        <w:t xml:space="preserve">Рисунок </w:t>
+      </w:r>
+      <w:r>
+        <w:rPr>
+          <w:rFonts w:eastAsia="Times New Roman" w:cs="Times New Roman"/>
+          <w:szCs w:val="28"/>
+        </w:rPr>
+        <w:t>3.</w:t>
+      </w:r>
+      <w:r>
+        <w:rPr>
+          <w:rFonts w:eastAsia="Times New Roman" w:cs="Times New Roman"/>
+          <w:szCs w:val="28"/>
+        </w:rPr>
+        <w:t>7 – Просмотр иерархии протоколов</w:t>
+      </w:r>
+    </w:p>
+    <w:p>
+      <w:pPr>
+        <w:ind w:firstLine="708"/>
+        <w:rPr>
+          <w:rFonts w:eastAsia="Times New Roman" w:cs="Times New Roman"/>
+          <w:i/>
+          <w:iCs/>
+          <w:szCs w:val="28"/>
+        </w:rPr>
+      </w:pPr>
+      <w:r>
+        <w:rPr>
+          <w:rFonts w:eastAsia="Times New Roman" w:cs="Times New Roman"/>
+          <w:i/>
+          <w:iCs/>
+          <w:szCs w:val="28"/>
+        </w:rPr>
+        <w:softHyphen/>
+      </w:r>
+    </w:p>
+    <w:p>
+      <w:pPr>
+        <w:rPr>
+          <w:lang w:val="en-US"/>
+        </w:rPr>
+      </w:pPr>
+      <w:r>
+        <w:t>Собранная статистика позволяет</w:t>
+      </w:r>
+      <w:r>
+        <w:t xml:space="preserve"> сделать следующие выводы:</w:t>
+      </w:r>
+    </w:p>
+    <w:p>
+      <w:pPr>
+        <w:pStyle w:val="aa"/>
+        <w:numPr>
+          <w:ilvl w:val="0"/>
+          <w:numId w:val="66"/>
+        </w:numPr>
+        <w:rPr>
+          <w:lang w:val="en-US"/>
+        </w:rPr>
+      </w:pPr>
+      <w:r>
+        <w:rPr>
+          <w:b/>
+          <w:bCs/>
+        </w:rPr>
+        <w:t>Канальный уровень</w:t>
+      </w:r>
+      <w:r>
+        <w:t>:</w:t>
+      </w:r>
+    </w:p>
+    <w:p>
+      <w:pPr>
+        <w:pStyle w:val="aa"/>
+        <w:numPr>
+          <w:ilvl w:val="0"/>
+          <w:numId w:val="65"/>
+        </w:numPr>
+      </w:pPr>
+      <w:r>
+        <w:t xml:space="preserve">Все кадры проходят через </w:t>
+      </w:r>
+      <w:r>
+        <w:rPr>
+          <w:lang w:val="en-US"/>
+        </w:rPr>
+        <w:t>Ethernet</w:t>
+      </w:r>
+      <w:r>
+        <w:t>;</w:t>
+      </w:r>
+    </w:p>
+    <w:p>
+      <w:pPr>
+        <w:pStyle w:val="aa"/>
+        <w:numPr>
+          <w:ilvl w:val="0"/>
+          <w:numId w:val="66"/>
+        </w:numPr>
+      </w:pPr>
+      <w:r>
+        <w:rPr>
+          <w:b/>
+          <w:bCs/>
+        </w:rPr>
+        <w:t>Сетевой уровень</w:t>
+      </w:r>
+      <w:r>
+        <w:t>:</w:t>
+      </w:r>
+    </w:p>
+    <w:p>
+      <w:pPr>
+        <w:pStyle w:val="aa"/>
+        <w:numPr>
+          <w:ilvl w:val="0"/>
+          <w:numId w:val="65"/>
+        </w:numPr>
+      </w:pPr>
+      <w:r>
+        <w:t xml:space="preserve">Основной объём трафика (70%) приходится на </w:t>
+      </w:r>
+      <w:proofErr w:type="spellStart"/>
+      <w:r>
+        <w:rPr>
+          <w:lang w:val="en-US"/>
+        </w:rPr>
+        <w:t>IPv</w:t>
+      </w:r>
+      <w:proofErr w:type="spellEnd"/>
+      <w:r>
+        <w:t xml:space="preserve">4, </w:t>
+      </w:r>
+      <w:r>
+        <w:t xml:space="preserve">частично (3%) поддерживается </w:t>
+      </w:r>
+      <w:proofErr w:type="spellStart"/>
+      <w:r>
+        <w:rPr>
+          <w:lang w:val="en-US"/>
+        </w:rPr>
+        <w:t>IPv</w:t>
+      </w:r>
+      <w:proofErr w:type="spellEnd"/>
+      <w:r>
+        <w:t>6;</w:t>
+      </w:r>
+    </w:p>
+    <w:p>
+      <w:pPr>
+        <w:pStyle w:val="aa"/>
+        <w:numPr>
+          <w:ilvl w:val="0"/>
+          <w:numId w:val="65"/>
+        </w:numPr>
+      </w:pPr>
+      <w:r>
+        <w:t xml:space="preserve">25% трафика приходится на сопоставление </w:t>
+      </w:r>
+      <w:r>
+        <w:rPr>
+          <w:lang w:val="en-US"/>
+        </w:rPr>
+        <w:t>IP</w:t>
+      </w:r>
+      <w:r>
+        <w:t>-</w:t>
+      </w:r>
+      <w:r>
+        <w:t xml:space="preserve"> и </w:t>
+      </w:r>
+      <w:r>
+        <w:rPr>
+          <w:lang w:val="en-US"/>
+        </w:rPr>
+        <w:t>MAC</w:t>
+      </w:r>
+      <w:r>
+        <w:t xml:space="preserve">- </w:t>
+      </w:r>
+      <w:r>
+        <w:t xml:space="preserve">адресов по протоколу </w:t>
+      </w:r>
+      <w:r>
+        <w:rPr>
+          <w:lang w:val="en-US"/>
+        </w:rPr>
+        <w:t>ARP</w:t>
+      </w:r>
+      <w:r>
+        <w:t>;</w:t>
+      </w:r>
+    </w:p>
+    <w:p>
+      <w:pPr>
+        <w:pStyle w:val="aa"/>
+        <w:numPr>
+          <w:ilvl w:val="0"/>
+          <w:numId w:val="66"/>
+        </w:numPr>
+        <w:rPr>
+          <w:b/>
+          <w:bCs/>
+          <w:lang w:val="en-US"/>
+        </w:rPr>
+      </w:pPr>
+      <w:r>
+        <w:rPr>
+          <w:b/>
+          <w:bCs/>
+        </w:rPr>
+        <w:t>Транспортный уровень</w:t>
+      </w:r>
+      <w:r>
+        <w:rPr>
+          <w:b/>
+          <w:bCs/>
+        </w:rPr>
+        <w:t>:</w:t>
+      </w:r>
+    </w:p>
+    <w:p>
+      <w:pPr>
+        <w:pStyle w:val="aa"/>
+        <w:numPr>
+          <w:ilvl w:val="0"/>
+          <w:numId w:val="67"/>
+        </w:numPr>
+        <w:ind w:left="1418"/>
+      </w:pPr>
+      <w:r>
+        <w:t xml:space="preserve">Доставка пакетов чаще всего осуществляется по </w:t>
+      </w:r>
+      <w:r>
+        <w:rPr>
+          <w:lang w:val="en-US"/>
+        </w:rPr>
+        <w:t>TCP</w:t>
+      </w:r>
+      <w:r>
+        <w:t>;</w:t>
+      </w:r>
+    </w:p>
+    <w:p>
+      <w:pPr>
+        <w:pStyle w:val="aa"/>
+        <w:numPr>
+          <w:ilvl w:val="0"/>
+          <w:numId w:val="67"/>
+        </w:numPr>
+        <w:ind w:left="1418"/>
+      </w:pPr>
+      <w:r>
+        <w:rPr>
+          <w:lang w:val="en-US"/>
+        </w:rPr>
+        <w:t>UDP</w:t>
+      </w:r>
+      <w:r>
+        <w:t xml:space="preserve"> </w:t>
+      </w:r>
+      <w:r>
+        <w:t>используется лишь для служебных протоколов (</w:t>
+      </w:r>
+      <w:r>
+        <w:rPr>
+          <w:lang w:val="en-US"/>
+        </w:rPr>
+        <w:t>Teredo</w:t>
+      </w:r>
+      <w:r>
+        <w:t xml:space="preserve">, </w:t>
+      </w:r>
+      <w:r>
+        <w:rPr>
+          <w:lang w:val="en-US"/>
+        </w:rPr>
+        <w:t>DHCP</w:t>
+      </w:r>
+      <w:r>
+        <w:t xml:space="preserve">, </w:t>
+      </w:r>
+      <w:r>
+        <w:rPr>
+          <w:lang w:val="en-US"/>
+        </w:rPr>
+        <w:t>DNS</w:t>
+      </w:r>
+      <w:r>
+        <w:t>);</w:t>
+      </w:r>
+    </w:p>
+    <w:p>
+      <w:pPr>
+        <w:pStyle w:val="aa"/>
+        <w:numPr>
+          <w:ilvl w:val="0"/>
+          <w:numId w:val="66"/>
+        </w:numPr>
+        <w:rPr>
+          <w:b/>
+          <w:bCs/>
+          <w:lang w:val="en-US"/>
+        </w:rPr>
+      </w:pPr>
+      <w:r>
+        <w:rPr>
+          <w:b/>
+          <w:bCs/>
+        </w:rPr>
+        <w:t>Прикладной уровень</w:t>
+      </w:r>
+      <w:r>
+        <w:rPr>
+          <w:b/>
+          <w:bCs/>
+        </w:rPr>
+        <w:t>:</w:t>
+      </w:r>
+    </w:p>
+    <w:p>
+      <w:pPr>
+        <w:pStyle w:val="aa"/>
+        <w:numPr>
+          <w:ilvl w:val="0"/>
+          <w:numId w:val="68"/>
+        </w:numPr>
+        <w:ind w:left="1418"/>
+      </w:pPr>
+      <w:r>
+        <w:t xml:space="preserve">Основной объём данных приходится на защищённые </w:t>
+      </w:r>
+      <w:r>
+        <w:rPr>
+          <w:lang w:val="en-US"/>
+        </w:rPr>
+        <w:t>TLS</w:t>
+      </w:r>
+      <w:r>
+        <w:t>-</w:t>
+      </w:r>
+      <w:r>
+        <w:t>соединения;</w:t>
+      </w:r>
+    </w:p>
+    <w:p>
+      <w:pPr>
+        <w:pStyle w:val="aa"/>
+        <w:numPr>
+          <w:ilvl w:val="0"/>
+          <w:numId w:val="68"/>
+        </w:numPr>
+        <w:ind w:left="1418"/>
+      </w:pPr>
+      <w:r>
+        <w:t>Активно использу</w:t>
+      </w:r>
+      <w:r>
+        <w:t>ю</w:t>
+      </w:r>
+      <w:r>
+        <w:t xml:space="preserve">тся </w:t>
+      </w:r>
+      <w:r>
+        <w:rPr>
+          <w:lang w:val="en-US"/>
+        </w:rPr>
+        <w:t>DNS</w:t>
+      </w:r>
+      <w:r>
+        <w:t xml:space="preserve"> и </w:t>
+      </w:r>
+      <w:r>
+        <w:rPr>
+          <w:lang w:val="en-US"/>
+        </w:rPr>
+        <w:t>ICMP</w:t>
+      </w:r>
+      <w:r>
+        <w:t>;</w:t>
+      </w:r>
+    </w:p>
+    <w:p>
+      <w:pPr>
+        <w:pStyle w:val="aa"/>
+        <w:numPr>
+          <w:ilvl w:val="0"/>
+          <w:numId w:val="68"/>
+        </w:numPr>
+        <w:ind w:left="1418"/>
+      </w:pPr>
+      <w:r>
+        <w:rPr>
+          <w:lang w:val="en-US"/>
+        </w:rPr>
+        <w:t>HTTP</w:t>
+      </w:r>
+      <w:r>
+        <w:t>-</w:t>
+      </w:r>
+      <w:r>
+        <w:t>трафика практически не было</w:t>
+      </w:r>
+      <w:r>
+        <w:t>;</w:t>
+      </w:r>
+    </w:p>
+    <w:p>
+      <w:r>
+        <w:t xml:space="preserve">Для большей наглядности результаты анализа статистики были представлены в виде таблицы, каждый столбец которой соответствует уровню модели </w:t>
+      </w:r>
+      <w:r>
+        <w:rPr>
+          <w:lang w:val="en-US"/>
+        </w:rPr>
+        <w:t>OSI</w:t>
+      </w:r>
+      <w:r>
+        <w:t xml:space="preserve"> (</w:t>
+      </w:r>
+      <w:r>
+        <w:t>таблица 3.1).</w:t>
+      </w:r>
+    </w:p>
+    <w:p>
+      <w:pPr>
+        <w:ind w:firstLine="0"/>
+      </w:pPr>
+    </w:p>
+    <w:p>
+      <w:r>
+        <w:lastRenderedPageBreak/>
+        <w:t xml:space="preserve">Таблица 3.1 – Иерархия протоколов на уровнях </w:t>
+      </w:r>
+      <w:r>
+        <w:rPr>
+          <w:lang w:val="en-US"/>
+        </w:rPr>
+        <w:t>OSI</w:t>
+      </w:r>
+      <w:r>
+        <w:t xml:space="preserve"> </w:t>
+      </w:r>
+    </w:p>
+    <w:tbl>
+      <w:tblPr>
+        <w:tblStyle w:val="a5"/>
+        <w:tblW w:w="0" w:type="auto"/>
+        <w:tblLook w:val="04A0" w:firstRow="1" w:lastRow="0" w:firstColumn="1" w:lastColumn="0" w:noHBand="0" w:noVBand="1"/>
+      </w:tblPr>
+      <w:tblGrid>
+        <w:gridCol w:w="2003"/>
+        <w:gridCol w:w="2126"/>
+        <w:gridCol w:w="2642"/>
+        <w:gridCol w:w="3260"/>
+      </w:tblGrid>
+      <w:tr>
+        <w:tc>
+          <w:tcPr>
+            <w:tcW w:w="2003" w:type="dxa"/>
+            <w:vMerge w:val="restart"/>
+            <w:vAlign w:val="center"/>
+          </w:tcPr>
+          <w:p>
+            <w:pPr>
+              <w:ind w:firstLine="0"/>
+              <w:jc w:val="center"/>
+              <w:rPr>
+                <w:lang w:val="en-US"/>
+              </w:rPr>
+            </w:pPr>
+            <w:r>
+              <w:rPr>
+                <w:lang w:val="en-US"/>
+              </w:rPr>
+              <w:t>Ethernet (100%)</w:t>
+            </w:r>
+          </w:p>
+        </w:tc>
+        <w:tc>
+          <w:tcPr>
+            <w:tcW w:w="2126" w:type="dxa"/>
+            <w:vAlign w:val="center"/>
+          </w:tcPr>
+          <w:p>
+            <w:pPr>
+              <w:ind w:firstLine="0"/>
+              <w:jc w:val="center"/>
+            </w:pPr>
+            <w:r>
+              <w:rPr>
+                <w:lang w:val="en-US"/>
+              </w:rPr>
+              <w:t>IPv6 (3%)</w:t>
+            </w:r>
+          </w:p>
+        </w:tc>
+        <w:tc>
+          <w:tcPr>
+            <w:tcW w:w="5902" w:type="dxa"/>
+            <w:gridSpan w:val="2"/>
+            <w:vAlign w:val="center"/>
+          </w:tcPr>
+          <w:p>
+            <w:pPr>
+              <w:ind w:firstLine="0"/>
+              <w:jc w:val="center"/>
+            </w:pPr>
+          </w:p>
+        </w:tc>
+      </w:tr>
+      <w:tr>
+        <w:tc>
+          <w:tcPr>
+            <w:tcW w:w="2003" w:type="dxa"/>
+            <w:vMerge/>
+            <w:vAlign w:val="center"/>
+          </w:tcPr>
+          <w:p>
+            <w:pPr>
+              <w:ind w:firstLine="0"/>
+              <w:jc w:val="center"/>
+            </w:pPr>
+          </w:p>
+        </w:tc>
+        <w:tc>
+          <w:tcPr>
+            <w:tcW w:w="2126" w:type="dxa"/>
+            <w:vMerge w:val="restart"/>
+            <w:vAlign w:val="center"/>
+          </w:tcPr>
+          <w:p>
+            <w:pPr>
+              <w:ind w:firstLine="0"/>
+              <w:jc w:val="center"/>
+              <w:rPr>
+                <w:lang w:val="en-US"/>
+              </w:rPr>
+            </w:pPr>
+            <w:r>
+              <w:rPr>
+                <w:lang w:val="en-US"/>
+              </w:rPr>
+              <w:t>IPv4 (</w:t>
+            </w:r>
+            <w:r>
+              <w:t>72%</w:t>
+            </w:r>
+            <w:r>
+              <w:rPr>
+                <w:lang w:val="en-US"/>
+              </w:rPr>
+              <w:t>)</w:t>
+            </w:r>
+          </w:p>
+        </w:tc>
+        <w:tc>
+          <w:tcPr>
+            <w:tcW w:w="2642" w:type="dxa"/>
+            <w:vMerge w:val="restart"/>
+            <w:vAlign w:val="center"/>
+          </w:tcPr>
+          <w:p>
+            <w:pPr>
+              <w:ind w:firstLine="0"/>
+              <w:jc w:val="center"/>
+              <w:rPr>
+                <w:lang w:val="en-US"/>
+              </w:rPr>
+            </w:pPr>
+            <w:r>
+              <w:rPr>
+                <w:lang w:val="en-US"/>
+              </w:rPr>
+              <w:t>UDP (11%)</w:t>
+            </w:r>
+          </w:p>
+        </w:tc>
+        <w:tc>
+          <w:tcPr>
+            <w:tcW w:w="3260" w:type="dxa"/>
+            <w:vAlign w:val="center"/>
+          </w:tcPr>
+          <w:p>
+            <w:pPr>
+              <w:ind w:firstLine="0"/>
+              <w:jc w:val="center"/>
+            </w:pPr>
+            <w:r>
+              <w:rPr>
+                <w:lang w:val="en-US"/>
+              </w:rPr>
+              <w:t>DHCP</w:t>
+            </w:r>
+            <w:r>
+              <w:t xml:space="preserve"> (0.5%)</w:t>
+            </w:r>
+          </w:p>
+        </w:tc>
+      </w:tr>
+      <w:tr>
+        <w:tc>
+          <w:tcPr>
+            <w:tcW w:w="2003" w:type="dxa"/>
+            <w:vMerge/>
+            <w:vAlign w:val="center"/>
+          </w:tcPr>
+          <w:p>
+            <w:pPr>
+              <w:ind w:firstLine="0"/>
+              <w:jc w:val="center"/>
+            </w:pPr>
+          </w:p>
+        </w:tc>
+        <w:tc>
+          <w:tcPr>
+            <w:tcW w:w="2126" w:type="dxa"/>
+            <w:vMerge/>
+            <w:vAlign w:val="center"/>
+          </w:tcPr>
+          <w:p>
+            <w:pPr>
+              <w:ind w:firstLine="0"/>
+              <w:jc w:val="center"/>
+              <w:rPr>
+                <w:lang w:val="en-US"/>
+              </w:rPr>
+            </w:pPr>
+          </w:p>
+        </w:tc>
+        <w:tc>
+          <w:tcPr>
+            <w:tcW w:w="2642" w:type="dxa"/>
+            <w:vMerge/>
+            <w:vAlign w:val="center"/>
+          </w:tcPr>
+          <w:p>
+            <w:pPr>
+              <w:ind w:firstLine="0"/>
+              <w:jc w:val="center"/>
+              <w:rPr>
+                <w:lang w:val="en-US"/>
+              </w:rPr>
+            </w:pPr>
+          </w:p>
+        </w:tc>
+        <w:tc>
+          <w:tcPr>
+            <w:tcW w:w="3260" w:type="dxa"/>
+            <w:vAlign w:val="center"/>
+          </w:tcPr>
+          <w:p>
+            <w:pPr>
+              <w:ind w:firstLine="0"/>
+              <w:jc w:val="center"/>
+            </w:pPr>
+            <w:r>
+              <w:rPr>
+                <w:lang w:val="en-US"/>
+              </w:rPr>
+              <w:t>DNS</w:t>
+            </w:r>
+            <w:r>
+              <w:t xml:space="preserve"> (3%)</w:t>
+            </w:r>
+          </w:p>
+        </w:tc>
+      </w:tr>
+      <w:tr>
+        <w:tc>
+          <w:tcPr>
+            <w:tcW w:w="2003" w:type="dxa"/>
+            <w:vMerge/>
+            <w:vAlign w:val="center"/>
+          </w:tcPr>
+          <w:p>
+            <w:pPr>
+              <w:ind w:firstLine="0"/>
+              <w:jc w:val="center"/>
+            </w:pPr>
+          </w:p>
+        </w:tc>
+        <w:tc>
+          <w:tcPr>
+            <w:tcW w:w="2126" w:type="dxa"/>
+            <w:vMerge/>
+            <w:vAlign w:val="center"/>
+          </w:tcPr>
+          <w:p>
+            <w:pPr>
+              <w:ind w:firstLine="0"/>
+              <w:jc w:val="center"/>
+              <w:rPr>
+                <w:lang w:val="en-US"/>
+              </w:rPr>
+            </w:pPr>
+          </w:p>
+        </w:tc>
+        <w:tc>
+          <w:tcPr>
+            <w:tcW w:w="2642" w:type="dxa"/>
+            <w:vMerge/>
+            <w:vAlign w:val="center"/>
+          </w:tcPr>
+          <w:p>
+            <w:pPr>
+              <w:ind w:firstLine="0"/>
+              <w:jc w:val="center"/>
+              <w:rPr>
+                <w:lang w:val="en-US"/>
+              </w:rPr>
+            </w:pPr>
+          </w:p>
+        </w:tc>
+        <w:tc>
+          <w:tcPr>
+            <w:tcW w:w="3260" w:type="dxa"/>
+            <w:vAlign w:val="center"/>
+          </w:tcPr>
+          <w:p>
+            <w:pPr>
+              <w:ind w:firstLine="0"/>
+              <w:jc w:val="center"/>
+            </w:pPr>
+            <w:r>
+              <w:rPr>
+                <w:lang w:val="en-US"/>
+              </w:rPr>
+              <w:t>Teredo</w:t>
+            </w:r>
+            <w:r>
+              <w:t xml:space="preserve"> (6%)</w:t>
+            </w:r>
+          </w:p>
+        </w:tc>
+      </w:tr>
+      <w:tr>
+        <w:tc>
+          <w:tcPr>
+            <w:tcW w:w="2003" w:type="dxa"/>
+            <w:vMerge/>
+            <w:vAlign w:val="center"/>
+          </w:tcPr>
+          <w:p>
+            <w:pPr>
+              <w:ind w:firstLine="0"/>
+              <w:jc w:val="center"/>
+            </w:pPr>
+          </w:p>
+        </w:tc>
+        <w:tc>
+          <w:tcPr>
+            <w:tcW w:w="2126" w:type="dxa"/>
+            <w:vMerge/>
+            <w:vAlign w:val="center"/>
+          </w:tcPr>
+          <w:p>
+            <w:pPr>
+              <w:ind w:firstLine="0"/>
+              <w:jc w:val="center"/>
+            </w:pPr>
+          </w:p>
+        </w:tc>
+        <w:tc>
+          <w:tcPr>
+            <w:tcW w:w="2642" w:type="dxa"/>
+            <w:vAlign w:val="center"/>
+          </w:tcPr>
+          <w:p>
+            <w:pPr>
+              <w:ind w:firstLine="0"/>
+              <w:jc w:val="center"/>
+              <w:rPr>
+                <w:lang w:val="en-US"/>
+              </w:rPr>
+            </w:pPr>
+            <w:r>
+              <w:rPr>
+                <w:lang w:val="en-US"/>
+              </w:rPr>
+              <w:t>IGMP</w:t>
+            </w:r>
+            <w:r>
+              <w:rPr>
+                <w:lang w:val="en-US"/>
+              </w:rPr>
+              <w:t xml:space="preserve"> (</w:t>
+            </w:r>
+            <w:r>
+              <w:t>2%</w:t>
+            </w:r>
+            <w:r>
+              <w:rPr>
+                <w:lang w:val="en-US"/>
+              </w:rPr>
+              <w:t>)</w:t>
+            </w:r>
+          </w:p>
+        </w:tc>
+        <w:tc>
+          <w:tcPr>
+            <w:tcW w:w="3260" w:type="dxa"/>
+            <w:vAlign w:val="center"/>
+          </w:tcPr>
+          <w:p>
+            <w:pPr>
+              <w:ind w:firstLine="0"/>
+              <w:jc w:val="center"/>
+              <w:rPr>
+                <w:lang w:val="en-US"/>
+              </w:rPr>
+            </w:pPr>
+          </w:p>
+        </w:tc>
+      </w:tr>
+      <w:tr>
+        <w:tc>
+          <w:tcPr>
+            <w:tcW w:w="2003" w:type="dxa"/>
+            <w:vMerge/>
+            <w:vAlign w:val="center"/>
+          </w:tcPr>
+          <w:p>
+            <w:pPr>
+              <w:ind w:firstLine="0"/>
+              <w:jc w:val="center"/>
+            </w:pPr>
+          </w:p>
+        </w:tc>
+        <w:tc>
+          <w:tcPr>
+            <w:tcW w:w="2126" w:type="dxa"/>
+            <w:vMerge/>
+            <w:vAlign w:val="center"/>
+          </w:tcPr>
+          <w:p>
+            <w:pPr>
+              <w:ind w:firstLine="0"/>
+              <w:jc w:val="center"/>
+            </w:pPr>
+          </w:p>
+        </w:tc>
+        <w:tc>
+          <w:tcPr>
+            <w:tcW w:w="2642" w:type="dxa"/>
+            <w:vMerge w:val="restart"/>
+            <w:vAlign w:val="center"/>
+          </w:tcPr>
+          <w:p>
+            <w:pPr>
+              <w:ind w:firstLine="0"/>
+              <w:jc w:val="center"/>
+              <w:rPr>
+                <w:lang w:val="en-US"/>
+              </w:rPr>
+            </w:pPr>
+            <w:r>
+              <w:rPr>
+                <w:lang w:val="en-US"/>
+              </w:rPr>
+              <w:t>TCP (59%)</w:t>
+            </w:r>
+          </w:p>
+        </w:tc>
+        <w:tc>
+          <w:tcPr>
+            <w:tcW w:w="3260" w:type="dxa"/>
+            <w:vAlign w:val="center"/>
+          </w:tcPr>
+          <w:p>
+            <w:pPr>
+              <w:ind w:firstLine="0"/>
+              <w:jc w:val="center"/>
+            </w:pPr>
+            <w:r>
+              <w:rPr>
+                <w:lang w:val="en-US"/>
+              </w:rPr>
+              <w:t>TLS</w:t>
+            </w:r>
+            <w:r>
+              <w:t xml:space="preserve"> (22%)</w:t>
+            </w:r>
+          </w:p>
+        </w:tc>
+      </w:tr>
+      <w:tr>
+        <w:tc>
+          <w:tcPr>
+            <w:tcW w:w="2003" w:type="dxa"/>
+            <w:vMerge/>
+            <w:vAlign w:val="center"/>
+          </w:tcPr>
+          <w:p>
+            <w:pPr>
+              <w:ind w:firstLine="0"/>
+              <w:jc w:val="center"/>
+            </w:pPr>
+          </w:p>
+        </w:tc>
+        <w:tc>
+          <w:tcPr>
+            <w:tcW w:w="2126" w:type="dxa"/>
+            <w:vMerge/>
+            <w:vAlign w:val="center"/>
+          </w:tcPr>
+          <w:p>
+            <w:pPr>
+              <w:ind w:firstLine="0"/>
+              <w:jc w:val="center"/>
+            </w:pPr>
+          </w:p>
+        </w:tc>
+        <w:tc>
+          <w:tcPr>
+            <w:tcW w:w="2642" w:type="dxa"/>
+            <w:vMerge/>
+            <w:vAlign w:val="center"/>
+          </w:tcPr>
+          <w:p>
+            <w:pPr>
+              <w:ind w:firstLine="0"/>
+              <w:jc w:val="center"/>
+            </w:pPr>
+          </w:p>
+        </w:tc>
+        <w:tc>
+          <w:tcPr>
+            <w:tcW w:w="3260" w:type="dxa"/>
+            <w:vAlign w:val="center"/>
+          </w:tcPr>
+          <w:p>
+            <w:pPr>
+              <w:ind w:firstLine="0"/>
+              <w:jc w:val="center"/>
+            </w:pPr>
+            <w:r>
+              <w:rPr>
+                <w:lang w:val="en-US"/>
+              </w:rPr>
+              <w:t>HTTP</w:t>
+            </w:r>
+            <w:r>
+              <w:t xml:space="preserve"> (1%)</w:t>
+            </w:r>
+          </w:p>
+        </w:tc>
+      </w:tr>
+      <w:tr>
+        <w:tc>
+          <w:tcPr>
+            <w:tcW w:w="2003" w:type="dxa"/>
+            <w:vMerge/>
+            <w:vAlign w:val="center"/>
+          </w:tcPr>
+          <w:p>
+            <w:pPr>
+              <w:ind w:firstLine="0"/>
+              <w:jc w:val="center"/>
+            </w:pPr>
+          </w:p>
+        </w:tc>
+        <w:tc>
+          <w:tcPr>
+            <w:tcW w:w="2126" w:type="dxa"/>
+            <w:vMerge/>
+            <w:vAlign w:val="center"/>
+          </w:tcPr>
+          <w:p>
+            <w:pPr>
+              <w:ind w:firstLine="0"/>
+              <w:jc w:val="center"/>
+            </w:pPr>
+          </w:p>
+        </w:tc>
+        <w:tc>
+          <w:tcPr>
+            <w:tcW w:w="2642" w:type="dxa"/>
+            <w:vMerge/>
+            <w:vAlign w:val="center"/>
+          </w:tcPr>
+          <w:p>
+            <w:pPr>
+              <w:ind w:firstLine="0"/>
+              <w:jc w:val="center"/>
+            </w:pPr>
+          </w:p>
+        </w:tc>
+        <w:tc>
+          <w:tcPr>
+            <w:tcW w:w="3260" w:type="dxa"/>
+            <w:vAlign w:val="center"/>
+          </w:tcPr>
+          <w:p>
+            <w:pPr>
+              <w:ind w:firstLine="0"/>
+              <w:jc w:val="center"/>
+            </w:pPr>
+            <w:r>
+              <w:rPr>
+                <w:lang w:val="en-US"/>
+              </w:rPr>
+              <w:t>DNS</w:t>
+            </w:r>
+            <w:r>
+              <w:t xml:space="preserve"> (2%)</w:t>
+            </w:r>
+          </w:p>
+        </w:tc>
+      </w:tr>
+      <w:tr>
+        <w:tc>
+          <w:tcPr>
+            <w:tcW w:w="2003" w:type="dxa"/>
+            <w:vMerge/>
+            <w:vAlign w:val="center"/>
+          </w:tcPr>
+          <w:p>
+            <w:pPr>
+              <w:ind w:firstLine="0"/>
+              <w:jc w:val="center"/>
+            </w:pPr>
+          </w:p>
+        </w:tc>
+        <w:tc>
+          <w:tcPr>
+            <w:tcW w:w="2126" w:type="dxa"/>
+            <w:vAlign w:val="center"/>
+          </w:tcPr>
+          <w:p>
+            <w:pPr>
+              <w:ind w:firstLine="0"/>
+              <w:jc w:val="center"/>
+              <w:rPr>
+                <w:lang w:val="en-US"/>
+              </w:rPr>
+            </w:pPr>
+            <w:r>
+              <w:rPr>
+                <w:lang w:val="en-US"/>
+              </w:rPr>
+              <w:t>ARP (</w:t>
+            </w:r>
+            <w:r>
+              <w:t>25%</w:t>
+            </w:r>
+            <w:r>
+              <w:rPr>
+                <w:lang w:val="en-US"/>
+              </w:rPr>
+              <w:t>)</w:t>
+            </w:r>
+          </w:p>
+        </w:tc>
+        <w:tc>
+          <w:tcPr>
+            <w:tcW w:w="5902" w:type="dxa"/>
+            <w:gridSpan w:val="2"/>
+            <w:vAlign w:val="center"/>
+          </w:tcPr>
+          <w:p>
+            <w:pPr>
+              <w:ind w:firstLine="0"/>
+              <w:jc w:val="center"/>
+            </w:pPr>
+          </w:p>
+        </w:tc>
+      </w:tr>
+    </w:tbl>
+    <w:p>
+      <w:pPr>
+        <w:ind w:firstLine="0"/>
+      </w:pPr>
+    </w:p>
+    <w:p>
+      <w:r>
+        <w:t xml:space="preserve">Далее была открыта статистика </w:t>
+      </w:r>
+      <w:r>
+        <w:t>«</w:t>
+      </w:r>
+      <w:r>
+        <w:t>общения хостов</w:t>
+      </w:r>
+      <w:r>
+        <w:t>»</w:t>
+      </w:r>
+      <w:r>
+        <w:t xml:space="preserve"> (рисунок </w:t>
+      </w:r>
+      <w:r>
+        <w:t>3.</w:t>
+      </w:r>
+      <w:r>
+        <w:t>8).</w:t>
+      </w:r>
+    </w:p>
+    <w:p/>
+    <w:p>
+      <w:pPr>
+        <w:ind w:firstLine="0"/>
+        <w:jc w:val="center"/>
+        <w:rPr>
+          <w:rFonts w:eastAsia="Times New Roman" w:cs="Times New Roman"/>
+          <w:szCs w:val="28"/>
+        </w:rPr>
+      </w:pPr>
+      <w:r>
+        <w:rPr>
+          <w:noProof/>
+        </w:rPr>
+        <w:drawing>
+          <wp:inline distT="0" distB="0" distL="0" distR="0" wp14:anchorId="4A5AEFEA" wp14:editId="557428ED">
+            <wp:extent cx="5949950" cy="3130606"/>
+            <wp:effectExtent l="0" t="0" r="0" b="0"/>
+            <wp:docPr id="344962037" name="Рисунок 1"/>
+            <wp:cNvGraphicFramePr>
+              <a:graphicFrameLocks xmlns:a="http://schemas.openxmlformats.org/drawingml/2006/main" noChangeAspect="1"/>
+            </wp:cNvGraphicFramePr>
+            <a:graphic xmlns:a="http://schemas.openxmlformats.org/drawingml/2006/main">
+              <a:graphicData uri="http://schemas.openxmlformats.org/drawingml/2006/picture">
+                <pic:pic xmlns:pic="http://schemas.openxmlformats.org/drawingml/2006/picture">
+                  <pic:nvPicPr>
+                    <pic:cNvPr id="344962037" name=""/>
+                    <pic:cNvPicPr/>
+                  </pic:nvPicPr>
+                  <pic:blipFill>
+                    <a:blip r:embed="rId15"/>
+                    <a:stretch>
+                      <a:fillRect/>
+                    </a:stretch>
+                  </pic:blipFill>
+                  <pic:spPr>
+                    <a:xfrm>
+                      <a:off x="0" y="0"/>
+                      <a:ext cx="5950591" cy="3130943"/>
+                    </a:xfrm>
+                    <a:prstGeom prst="rect">
+                      <a:avLst/>
+                    </a:prstGeom>
+                  </pic:spPr>
+                </pic:pic>
+              </a:graphicData>
+            </a:graphic>
+          </wp:inline>
+        </w:drawing>
+      </w:r>
+    </w:p>
+    <w:p>
+      <w:pPr>
+        <w:ind w:firstLine="0"/>
+        <w:jc w:val="center"/>
+        <w:rPr>
+          <w:rFonts w:eastAsia="Times New Roman" w:cs="Times New Roman"/>
+          <w:szCs w:val="28"/>
+        </w:rPr>
+      </w:pPr>
+      <w:r>
+        <w:rPr>
+          <w:rFonts w:eastAsia="Times New Roman" w:cs="Times New Roman"/>
+          <w:szCs w:val="28"/>
+        </w:rPr>
+        <w:t>Рисунок 8 – Просмотр статистики общения хостов</w:t>
+      </w:r>
+    </w:p>
+    <w:p/>
+    <w:p>
+      <w:r>
+        <w:t>В статистике представлены данные о пакетах, передаваемых между хостами в сети</w:t>
+      </w:r>
+      <w:r>
+        <w:t xml:space="preserve"> для: </w:t>
+      </w:r>
+      <w:r>
+        <w:rPr>
+          <w:lang w:val="en-US"/>
+        </w:rPr>
+        <w:t>Ethernet</w:t>
+      </w:r>
+      <w:r>
+        <w:t xml:space="preserve">, </w:t>
+      </w:r>
+      <w:proofErr w:type="spellStart"/>
+      <w:r>
+        <w:rPr>
+          <w:lang w:val="en-US"/>
+        </w:rPr>
+        <w:t>IPv</w:t>
+      </w:r>
+      <w:proofErr w:type="spellEnd"/>
+      <w:r>
+        <w:t xml:space="preserve">4, </w:t>
+      </w:r>
+      <w:r>
+        <w:t>IPv6, TCP и UDP</w:t>
+      </w:r>
+      <w:r>
+        <w:t xml:space="preserve">. </w:t>
+      </w:r>
+      <w:r>
+        <w:t xml:space="preserve">Благодаря ней можно </w:t>
+      </w:r>
+      <w:r>
+        <w:t xml:space="preserve">анализировать различные параметры связи между хостами, </w:t>
+      </w:r>
+      <w:r>
+        <w:t>например,</w:t>
+      </w:r>
+      <w:r>
+        <w:t xml:space="preserve"> количество пакетов, объ</w:t>
+      </w:r>
+      <w:r>
+        <w:t>ё</w:t>
+      </w:r>
+      <w:r>
+        <w:t xml:space="preserve">м </w:t>
+      </w:r>
+      <w:r>
+        <w:lastRenderedPageBreak/>
+        <w:t>переданных данных, скорост</w:t>
+      </w:r>
+      <w:r>
+        <w:t>ь</w:t>
+      </w:r>
+      <w:r>
+        <w:t xml:space="preserve"> передачи и др</w:t>
+      </w:r>
+      <w:r>
+        <w:t>. Э</w:t>
+      </w:r>
+      <w:r>
+        <w:t>то полезно для диагностики и мониторинга сетевой активности.</w:t>
+      </w:r>
+    </w:p>
+    <w:p>
+      <w:r>
+        <w:t>Наконец</w:t>
+      </w:r>
+      <w:r>
+        <w:t xml:space="preserve">, была исследована зависимость пропускной способности сети в течение интервала захвата. Для этого </w:t>
+      </w:r>
+      <w:r>
+        <w:t>было открыто окно</w:t>
+      </w:r>
+      <w:r>
+        <w:t xml:space="preserve"> графиков ввода/вывода (рисун</w:t>
+      </w:r>
+      <w:r>
+        <w:t>ок 3.</w:t>
+      </w:r>
+      <w:r>
+        <w:t>9).</w:t>
+      </w:r>
+    </w:p>
+    <w:p>
+      <w:pPr>
+        <w:rPr>
+          <w:rFonts w:eastAsia="Times New Roman" w:cs="Times New Roman"/>
+          <w:i/>
+          <w:iCs/>
+          <w:szCs w:val="28"/>
+          <w:lang w:val="en-US"/>
+        </w:rPr>
+      </w:pPr>
+    </w:p>
+    <w:p>
+      <w:pPr>
+        <w:ind w:firstLine="0"/>
+        <w:jc w:val="center"/>
+        <w:rPr>
+          <w:rFonts w:eastAsia="Times New Roman" w:cs="Times New Roman"/>
+          <w:szCs w:val="28"/>
+          <w:lang w:val="en-US"/>
+        </w:rPr>
+      </w:pPr>
+      <w:r>
+        <w:rPr>
+          <w:noProof/>
+        </w:rPr>
+        <w:drawing>
+          <wp:inline distT="0" distB="0" distL="0" distR="0" wp14:anchorId="4EF2E471" wp14:editId="4DF037CF">
+            <wp:extent cx="6299835" cy="3331845"/>
+            <wp:effectExtent l="0" t="0" r="0" b="0"/>
+            <wp:docPr id="38449454" name="Рисунок 1"/>
+            <wp:cNvGraphicFramePr>
+              <a:graphicFrameLocks xmlns:a="http://schemas.openxmlformats.org/drawingml/2006/main" noChangeAspect="1"/>
+            </wp:cNvGraphicFramePr>
+            <a:graphic xmlns:a="http://schemas.openxmlformats.org/drawingml/2006/main">
+              <a:graphicData uri="http://schemas.openxmlformats.org/drawingml/2006/picture">
+                <pic:pic xmlns:pic="http://schemas.openxmlformats.org/drawingml/2006/picture">
+                  <pic:nvPicPr>
+                    <pic:cNvPr id="38449454" name=""/>
+                    <pic:cNvPicPr/>
+                  </pic:nvPicPr>
+                  <pic:blipFill>
+                    <a:blip r:embed="rId16"/>
+                    <a:stretch>
+                      <a:fillRect/>
+                    </a:stretch>
+                  </pic:blipFill>
+                  <pic:spPr>
+                    <a:xfrm>
+                      <a:off x="0" y="0"/>
+                      <a:ext cx="6299835" cy="3331845"/>
+                    </a:xfrm>
+                    <a:prstGeom prst="rect">
+                      <a:avLst/>
+                    </a:prstGeom>
+                  </pic:spPr>
+                </pic:pic>
+              </a:graphicData>
+            </a:graphic>
+          </wp:inline>
+        </w:drawing>
+      </w:r>
+    </w:p>
+    <w:p>
+      <w:pPr>
+        <w:ind w:firstLine="0"/>
+        <w:jc w:val="center"/>
+      </w:pPr>
+      <w:r>
+        <w:t xml:space="preserve">Рисунок </w:t>
+      </w:r>
+      <w:r>
+        <w:t>3.</w:t>
+      </w:r>
+      <w:r>
+        <w:t xml:space="preserve">9 – </w:t>
+      </w:r>
+      <w:r>
+        <w:t>Г</w:t>
+      </w:r>
+      <w:r>
+        <w:t>рафик зависимости пропускной способности сети во время захвата трафика</w:t>
+      </w:r>
+    </w:p>
+    <w:p/>
     <w:p/>
     <w:p>
       <w:pPr>
@@ -802,12 +4464,64 @@
     </w:p>
     <w:p>
       <w:r>
-        <w:t>.</w:t>
+        <w:t xml:space="preserve">В ходе работы были исследованы параметры сетевых интерфейсов, маршруты передачи данных и структура протоколов. С помощью команд </w:t>
+      </w:r>
+      <w:proofErr w:type="spellStart"/>
+      <w:r>
+        <w:t>ipconfig</w:t>
+      </w:r>
+      <w:proofErr w:type="spellEnd"/>
+      <w:r>
+        <w:t>/</w:t>
+      </w:r>
+      <w:proofErr w:type="spellStart"/>
+      <w:r>
+        <w:t>all</w:t>
+      </w:r>
+      <w:proofErr w:type="spellEnd"/>
+      <w:r>
+        <w:t xml:space="preserve"> и </w:t>
+      </w:r>
+      <w:proofErr w:type="spellStart"/>
+      <w:r>
+        <w:t>tracert</w:t>
+      </w:r>
+      <w:proofErr w:type="spellEnd"/>
+      <w:r>
+        <w:t xml:space="preserve"> получена информация о конфигурации сети и маршрутизации.</w:t>
+      </w:r>
+    </w:p>
+    <w:p>
+      <w:r>
+        <w:t xml:space="preserve">Захват трафика в </w:t>
+      </w:r>
+      <w:proofErr w:type="spellStart"/>
+      <w:r>
+        <w:t>Wireshark</w:t>
+      </w:r>
+      <w:proofErr w:type="spellEnd"/>
+      <w:r>
+        <w:t xml:space="preserve"> позволил проанализировать работу ключевых протоколов (ARP, ICMP, TCP, UDP), изучить их заголовки и особенности функционирования. Использование фильтров обеспечило точность анализа, а статистика показала преобладание IPv4 и TCP. </w:t>
+      </w:r>
+    </w:p>
+    <w:p>
+      <w:r>
+        <w:lastRenderedPageBreak/>
+        <w:t>Таким образом были закреплены</w:t>
+      </w:r>
+      <w:r>
+        <w:t xml:space="preserve"> знания и приобре</w:t>
+      </w:r>
+      <w:r>
+        <w:t xml:space="preserve">тены </w:t>
+      </w:r>
+      <w:r>
+        <w:t>навыки диагностики, анализа и оптимизации сетевой инфраструктуры.</w:t>
       </w:r>
     </w:p>
     <w:sectPr>
-      <w:headerReference w:type="default" r:id="rId8"/>
-      <w:headerReference w:type="first" r:id="rId9"/>
+      <w:headerReference w:type="default" r:id="rId17"/>
+      <w:headerReference w:type="first" r:id="rId18"/>
       <w:pgSz w:w="11906" w:h="16838"/>
       <w:pgMar w:top="851" w:right="567" w:bottom="851" w:left="1418" w:header="680" w:footer="680" w:gutter="0"/>
       <w:cols w:space="708"/>
@@ -935,6 +4649,119 @@
 <file path=word/numbering.xml><?xml version="1.0" encoding="utf-8"?>
 <w:numbering xmlns:wpc="http://schemas.microsoft.com/office/word/2010/wordprocessingCanvas" xmlns:cx="http://schemas.microsoft.com/office/drawing/2014/chartex" xmlns:cx1="http://schemas.microsoft.com/office/drawing/2015/9/8/chartex" xmlns:cx2="http://schemas.microsoft.com/office/drawing/2015/10/21/chartex" xmlns:cx3="http://schemas.microsoft.com/office/drawing/2016/5/9/chartex" xmlns:cx4="http://schemas.microsoft.com/office/drawing/2016/5/10/chartex" xmlns:cx5="http://schemas.microsoft.com/office/drawing/2016/5/11/chartex" xmlns:cx6="http://schemas.microsoft.com/office/drawing/2016/5/12/chartex" xmlns:cx7="http://schemas.microsoft.com/office/drawing/2016/5/13/chartex" xmlns:cx8="http://schemas.microsoft.com/office/drawing/2016/5/14/chartex" xmlns:mc="http://schemas.openxmlformats.org/markup-compatibility/2006" xmlns:aink="http://schemas.microsoft.com/office/drawing/2016/ink" xmlns:am3d="http://schemas.microsoft.com/office/drawing/2017/model3d" xmlns:o="urn:schemas-microsoft-com:office:office" xmlns:oel="http://schemas.microsoft.com/office/2019/extlst" xmlns:r="http://schemas.openxmlformats.org/officeDocument/2006/relationships" xmlns:m="http://schemas.openxmlformats.org/officeDocument/2006/math" xmlns:v="urn:schemas-microsoft-com:vml" xmlns:wp14="http://schemas.microsoft.com/office/word/2010/wordprocessingDrawing" xmlns:wp="http://schemas.openxmlformats.org/drawingml/2006/wordprocessingDrawing" xmlns:w10="urn:schemas-microsoft-com:office:word" xmlns:w="http://schemas.openxmlformats.org/wordprocessingml/2006/main" xmlns:w14="http://schemas.microsoft.com/office/word/2010/wordml" xmlns:w15="http://schemas.microsoft.com/office/word/2012/wordml" xmlns:w16cex="http://schemas.microsoft.com/office/word/2018/wordml/cex" xmlns:w16cid="http://schemas.microsoft.com/office/word/2016/wordml/cid" xmlns:w16="http://schemas.microsoft.com/office/word/2018/wordml" xmlns:w16du="http://schemas.microsoft.com/office/word/2023/wordml/word16du" xmlns:w16sdtdh="http://schemas.microsoft.com/office/word/2020/wordml/sdtdatahash" xmlns:w16sdtfl="http://schemas.microsoft.com/office/word/2024/wordml/sdtformatlock" xmlns:w16se="http://schemas.microsoft.com/office/word/2015/wordml/symex" xmlns:wpg="http://schemas.microsoft.com/office/word/2010/wordprocessingGroup" xmlns:wpi="http://schemas.microsoft.com/office/word/2010/wordprocessingInk" xmlns:wne="http://schemas.microsoft.com/office/word/2006/wordml" xmlns:wps="http://schemas.microsoft.com/office/word/2010/wordprocessingShape" mc:Ignorable="w14 w15 w16se w16cid w16 w16cex w16sdtdh w16sdtfl w16du wp14">
   <w:abstractNum w:abstractNumId="0" w15:restartNumberingAfterBreak="0">
+    <w:nsid w:val="018B7043"/>
+    <w:multiLevelType w:val="hybridMultilevel"/>
+    <w:tmpl w:val="31109468"/>
+    <w:lvl w:ilvl="0" w:tplc="04190001">
+      <w:start w:val="1"/>
+      <w:numFmt w:val="bullet"/>
+      <w:lvlText w:val=""/>
+      <w:lvlJc w:val="left"/>
+      <w:pPr>
+        <w:ind w:left="1429" w:hanging="360"/>
+      </w:pPr>
+      <w:rPr>
+        <w:rFonts w:ascii="Symbol" w:hAnsi="Symbol" w:hint="default"/>
+      </w:rPr>
+    </w:lvl>
+    <w:lvl w:ilvl="1" w:tplc="04190003" w:tentative="1">
+      <w:start w:val="1"/>
+      <w:numFmt w:val="bullet"/>
+      <w:lvlText w:val="o"/>
+      <w:lvlJc w:val="left"/>
+      <w:pPr>
+        <w:ind w:left="2149" w:hanging="360"/>
+      </w:pPr>
+      <w:rPr>
+        <w:rFonts w:ascii="Courier New" w:hAnsi="Courier New" w:cs="Courier New" w:hint="default"/>
+      </w:rPr>
+    </w:lvl>
+    <w:lvl w:ilvl="2" w:tplc="04190005" w:tentative="1">
+      <w:start w:val="1"/>
+      <w:numFmt w:val="bullet"/>
+      <w:lvlText w:val=""/>
+      <w:lvlJc w:val="left"/>
+      <w:pPr>
+        <w:ind w:left="2869" w:hanging="360"/>
+      </w:pPr>
+      <w:rPr>
+        <w:rFonts w:ascii="Wingdings" w:hAnsi="Wingdings" w:hint="default"/>
+      </w:rPr>
+    </w:lvl>
+    <w:lvl w:ilvl="3" w:tplc="04190001" w:tentative="1">
+      <w:start w:val="1"/>
+      <w:numFmt w:val="bullet"/>
+      <w:lvlText w:val=""/>
+      <w:lvlJc w:val="left"/>
+      <w:pPr>
+        <w:ind w:left="3589" w:hanging="360"/>
+      </w:pPr>
+      <w:rPr>
+        <w:rFonts w:ascii="Symbol" w:hAnsi="Symbol" w:hint="default"/>
+      </w:rPr>
+    </w:lvl>
+    <w:lvl w:ilvl="4" w:tplc="04190003" w:tentative="1">
+      <w:start w:val="1"/>
+      <w:numFmt w:val="bullet"/>
+      <w:lvlText w:val="o"/>
+      <w:lvlJc w:val="left"/>
+      <w:pPr>
+        <w:ind w:left="4309" w:hanging="360"/>
+      </w:pPr>
+      <w:rPr>
+        <w:rFonts w:ascii="Courier New" w:hAnsi="Courier New" w:cs="Courier New" w:hint="default"/>
+      </w:rPr>
+    </w:lvl>
+    <w:lvl w:ilvl="5" w:tplc="04190005" w:tentative="1">
+      <w:start w:val="1"/>
+      <w:numFmt w:val="bullet"/>
+      <w:lvlText w:val=""/>
+      <w:lvlJc w:val="left"/>
+      <w:pPr>
+        <w:ind w:left="5029" w:hanging="360"/>
+      </w:pPr>
+      <w:rPr>
+        <w:rFonts w:ascii="Wingdings" w:hAnsi="Wingdings" w:hint="default"/>
+      </w:rPr>
+    </w:lvl>
+    <w:lvl w:ilvl="6" w:tplc="04190001" w:tentative="1">
+      <w:start w:val="1"/>
+      <w:numFmt w:val="bullet"/>
+      <w:lvlText w:val=""/>
+      <w:lvlJc w:val="left"/>
+      <w:pPr>
+        <w:ind w:left="5749" w:hanging="360"/>
+      </w:pPr>
+      <w:rPr>
+        <w:rFonts w:ascii="Symbol" w:hAnsi="Symbol" w:hint="default"/>
+      </w:rPr>
+    </w:lvl>
+    <w:lvl w:ilvl="7" w:tplc="04190003" w:tentative="1">
+      <w:start w:val="1"/>
+      <w:numFmt w:val="bullet"/>
+      <w:lvlText w:val="o"/>
+      <w:lvlJc w:val="left"/>
+      <w:pPr>
+        <w:ind w:left="6469" w:hanging="360"/>
+      </w:pPr>
+      <w:rPr>
+        <w:rFonts w:ascii="Courier New" w:hAnsi="Courier New" w:cs="Courier New" w:hint="default"/>
+      </w:rPr>
+    </w:lvl>
+    <w:lvl w:ilvl="8" w:tplc="04190005" w:tentative="1">
+      <w:start w:val="1"/>
+      <w:numFmt w:val="bullet"/>
+      <w:lvlText w:val=""/>
+      <w:lvlJc w:val="left"/>
+      <w:pPr>
+        <w:ind w:left="7189" w:hanging="360"/>
+      </w:pPr>
+      <w:rPr>
+        <w:rFonts w:ascii="Wingdings" w:hAnsi="Wingdings" w:hint="default"/>
+      </w:rPr>
+    </w:lvl>
+  </w:abstractNum>
+  <w:abstractNum w:abstractNumId="1" w15:restartNumberingAfterBreak="0">
     <w:nsid w:val="01AD6806"/>
     <w:multiLevelType w:val="multilevel"/>
     <w:tmpl w:val="B25E6802"/>
@@ -1055,7 +4882,260 @@
       </w:rPr>
     </w:lvl>
   </w:abstractNum>
-  <w:abstractNum w:abstractNumId="1" w15:restartNumberingAfterBreak="0">
+  <w:abstractNum w:abstractNumId="2" w15:restartNumberingAfterBreak="0">
+    <w:nsid w:val="020E0FD0"/>
+    <w:multiLevelType w:val="multilevel"/>
+    <w:tmpl w:val="895C328E"/>
+    <w:lvl w:ilvl="0">
+      <w:start w:val="1"/>
+      <w:numFmt w:val="bullet"/>
+      <w:lvlText w:val=""/>
+      <w:lvlJc w:val="left"/>
+      <w:pPr>
+        <w:tabs>
+          <w:tab w:val="num" w:pos="0"/>
+        </w:tabs>
+        <w:ind w:left="1428" w:hanging="360"/>
+      </w:pPr>
+      <w:rPr>
+        <w:rFonts w:ascii="Symbol" w:hAnsi="Symbol" w:cs="Symbol" w:hint="default"/>
+      </w:rPr>
+    </w:lvl>
+    <w:lvl w:ilvl="1">
+      <w:start w:val="1"/>
+      <w:numFmt w:val="bullet"/>
+      <w:lvlText w:val="o"/>
+      <w:lvlJc w:val="left"/>
+      <w:pPr>
+        <w:tabs>
+          <w:tab w:val="num" w:pos="0"/>
+        </w:tabs>
+        <w:ind w:left="2148" w:hanging="360"/>
+      </w:pPr>
+      <w:rPr>
+        <w:rFonts w:ascii="Courier New" w:hAnsi="Courier New" w:cs="Courier New" w:hint="default"/>
+      </w:rPr>
+    </w:lvl>
+    <w:lvl w:ilvl="2">
+      <w:start w:val="1"/>
+      <w:numFmt w:val="bullet"/>
+      <w:lvlText w:val=""/>
+      <w:lvlJc w:val="left"/>
+      <w:pPr>
+        <w:tabs>
+          <w:tab w:val="num" w:pos="0"/>
+        </w:tabs>
+        <w:ind w:left="2868" w:hanging="360"/>
+      </w:pPr>
+      <w:rPr>
+        <w:rFonts w:ascii="Wingdings" w:hAnsi="Wingdings" w:cs="Wingdings" w:hint="default"/>
+      </w:rPr>
+    </w:lvl>
+    <w:lvl w:ilvl="3">
+      <w:start w:val="1"/>
+      <w:numFmt w:val="bullet"/>
+      <w:lvlText w:val=""/>
+      <w:lvlJc w:val="left"/>
+      <w:pPr>
+        <w:tabs>
+          <w:tab w:val="num" w:pos="0"/>
+        </w:tabs>
+        <w:ind w:left="3588" w:hanging="360"/>
+      </w:pPr>
+      <w:rPr>
+        <w:rFonts w:ascii="Symbol" w:hAnsi="Symbol" w:cs="Symbol" w:hint="default"/>
+      </w:rPr>
+    </w:lvl>
+    <w:lvl w:ilvl="4">
+      <w:start w:val="1"/>
+      <w:numFmt w:val="bullet"/>
+      <w:lvlText w:val="o"/>
+      <w:lvlJc w:val="left"/>
+      <w:pPr>
+        <w:tabs>
+          <w:tab w:val="num" w:pos="0"/>
+        </w:tabs>
+        <w:ind w:left="4308" w:hanging="360"/>
+      </w:pPr>
+      <w:rPr>
+        <w:rFonts w:ascii="Courier New" w:hAnsi="Courier New" w:cs="Courier New" w:hint="default"/>
+      </w:rPr>
+    </w:lvl>
+    <w:lvl w:ilvl="5">
+      <w:start w:val="1"/>
+      <w:numFmt w:val="bullet"/>
+      <w:lvlText w:val=""/>
+      <w:lvlJc w:val="left"/>
+      <w:pPr>
+        <w:tabs>
+          <w:tab w:val="num" w:pos="0"/>
+        </w:tabs>
+        <w:ind w:left="5028" w:hanging="360"/>
+      </w:pPr>
+      <w:rPr>
+        <w:rFonts w:ascii="Wingdings" w:hAnsi="Wingdings" w:cs="Wingdings" w:hint="default"/>
+      </w:rPr>
+    </w:lvl>
+    <w:lvl w:ilvl="6">
+      <w:start w:val="1"/>
+      <w:numFmt w:val="bullet"/>
+      <w:lvlText w:val=""/>
+      <w:lvlJc w:val="left"/>
+      <w:pPr>
+        <w:tabs>
+          <w:tab w:val="num" w:pos="0"/>
+        </w:tabs>
+        <w:ind w:left="5748" w:hanging="360"/>
+      </w:pPr>
+      <w:rPr>
+        <w:rFonts w:ascii="Symbol" w:hAnsi="Symbol" w:cs="Symbol" w:hint="default"/>
+      </w:rPr>
+    </w:lvl>
+    <w:lvl w:ilvl="7">
+      <w:start w:val="1"/>
+      <w:numFmt w:val="bullet"/>
+      <w:lvlText w:val="o"/>
+      <w:lvlJc w:val="left"/>
+      <w:pPr>
+        <w:tabs>
+          <w:tab w:val="num" w:pos="0"/>
+        </w:tabs>
+        <w:ind w:left="6468" w:hanging="360"/>
+      </w:pPr>
+      <w:rPr>
+        <w:rFonts w:ascii="Courier New" w:hAnsi="Courier New" w:cs="Courier New" w:hint="default"/>
+      </w:rPr>
+    </w:lvl>
+    <w:lvl w:ilvl="8">
+      <w:start w:val="1"/>
+      <w:numFmt w:val="bullet"/>
+      <w:lvlText w:val=""/>
+      <w:lvlJc w:val="left"/>
+      <w:pPr>
+        <w:tabs>
+          <w:tab w:val="num" w:pos="0"/>
+        </w:tabs>
+        <w:ind w:left="7188" w:hanging="360"/>
+      </w:pPr>
+      <w:rPr>
+        <w:rFonts w:ascii="Wingdings" w:hAnsi="Wingdings" w:cs="Wingdings" w:hint="default"/>
+      </w:rPr>
+    </w:lvl>
+  </w:abstractNum>
+  <w:abstractNum w:abstractNumId="3" w15:restartNumberingAfterBreak="0">
+    <w:nsid w:val="02982D1A"/>
+    <w:multiLevelType w:val="hybridMultilevel"/>
+    <w:tmpl w:val="F932B6C8"/>
+    <w:lvl w:ilvl="0" w:tplc="04190001">
+      <w:start w:val="1"/>
+      <w:numFmt w:val="bullet"/>
+      <w:lvlText w:val=""/>
+      <w:lvlJc w:val="left"/>
+      <w:pPr>
+        <w:ind w:left="1429" w:hanging="360"/>
+      </w:pPr>
+      <w:rPr>
+        <w:rFonts w:ascii="Symbol" w:hAnsi="Symbol" w:hint="default"/>
+      </w:rPr>
+    </w:lvl>
+    <w:lvl w:ilvl="1" w:tplc="04190003" w:tentative="1">
+      <w:start w:val="1"/>
+      <w:numFmt w:val="bullet"/>
+      <w:lvlText w:val="o"/>
+      <w:lvlJc w:val="left"/>
+      <w:pPr>
+        <w:ind w:left="2149" w:hanging="360"/>
+      </w:pPr>
+      <w:rPr>
+        <w:rFonts w:ascii="Courier New" w:hAnsi="Courier New" w:cs="Courier New" w:hint="default"/>
+      </w:rPr>
+    </w:lvl>
+    <w:lvl w:ilvl="2" w:tplc="04190005" w:tentative="1">
+      <w:start w:val="1"/>
+      <w:numFmt w:val="bullet"/>
+      <w:lvlText w:val=""/>
+      <w:lvlJc w:val="left"/>
+      <w:pPr>
+        <w:ind w:left="2869" w:hanging="360"/>
+      </w:pPr>
+      <w:rPr>
+        <w:rFonts w:ascii="Wingdings" w:hAnsi="Wingdings" w:hint="default"/>
+      </w:rPr>
+    </w:lvl>
+    <w:lvl w:ilvl="3" w:tplc="04190001" w:tentative="1">
+      <w:start w:val="1"/>
+      <w:numFmt w:val="bullet"/>
+      <w:lvlText w:val=""/>
+      <w:lvlJc w:val="left"/>
+      <w:pPr>
+        <w:ind w:left="3589" w:hanging="360"/>
+      </w:pPr>
+      <w:rPr>
+        <w:rFonts w:ascii="Symbol" w:hAnsi="Symbol" w:hint="default"/>
+      </w:rPr>
+    </w:lvl>
+    <w:lvl w:ilvl="4" w:tplc="04190003" w:tentative="1">
+      <w:start w:val="1"/>
+      <w:numFmt w:val="bullet"/>
+      <w:lvlText w:val="o"/>
+      <w:lvlJc w:val="left"/>
+      <w:pPr>
+        <w:ind w:left="4309" w:hanging="360"/>
+      </w:pPr>
+      <w:rPr>
+        <w:rFonts w:ascii="Courier New" w:hAnsi="Courier New" w:cs="Courier New" w:hint="default"/>
+      </w:rPr>
+    </w:lvl>
+    <w:lvl w:ilvl="5" w:tplc="04190005" w:tentative="1">
+      <w:start w:val="1"/>
+      <w:numFmt w:val="bullet"/>
+      <w:lvlText w:val=""/>
+      <w:lvlJc w:val="left"/>
+      <w:pPr>
+        <w:ind w:left="5029" w:hanging="360"/>
+      </w:pPr>
+      <w:rPr>
+        <w:rFonts w:ascii="Wingdings" w:hAnsi="Wingdings" w:hint="default"/>
+      </w:rPr>
+    </w:lvl>
+    <w:lvl w:ilvl="6" w:tplc="04190001" w:tentative="1">
+      <w:start w:val="1"/>
+      <w:numFmt w:val="bullet"/>
+      <w:lvlText w:val=""/>
+      <w:lvlJc w:val="left"/>
+      <w:pPr>
+        <w:ind w:left="5749" w:hanging="360"/>
+      </w:pPr>
+      <w:rPr>
+        <w:rFonts w:ascii="Symbol" w:hAnsi="Symbol" w:hint="default"/>
+      </w:rPr>
+    </w:lvl>
+    <w:lvl w:ilvl="7" w:tplc="04190003" w:tentative="1">
+      <w:start w:val="1"/>
+      <w:numFmt w:val="bullet"/>
+      <w:lvlText w:val="o"/>
+      <w:lvlJc w:val="left"/>
+      <w:pPr>
+        <w:ind w:left="6469" w:hanging="360"/>
+      </w:pPr>
+      <w:rPr>
+        <w:rFonts w:ascii="Courier New" w:hAnsi="Courier New" w:cs="Courier New" w:hint="default"/>
+      </w:rPr>
+    </w:lvl>
+    <w:lvl w:ilvl="8" w:tplc="04190005" w:tentative="1">
+      <w:start w:val="1"/>
+      <w:numFmt w:val="bullet"/>
+      <w:lvlText w:val=""/>
+      <w:lvlJc w:val="left"/>
+      <w:pPr>
+        <w:ind w:left="7189" w:hanging="360"/>
+      </w:pPr>
+      <w:rPr>
+        <w:rFonts w:ascii="Wingdings" w:hAnsi="Wingdings" w:hint="default"/>
+      </w:rPr>
+    </w:lvl>
+  </w:abstractNum>
+  <w:abstractNum w:abstractNumId="4" w15:restartNumberingAfterBreak="0">
     <w:nsid w:val="03D95974"/>
     <w:multiLevelType w:val="hybridMultilevel"/>
     <w:tmpl w:val="94E49BBE"/>
@@ -1144,7 +5224,7 @@
       </w:pPr>
     </w:lvl>
   </w:abstractNum>
-  <w:abstractNum w:abstractNumId="2" w15:restartNumberingAfterBreak="0">
+  <w:abstractNum w:abstractNumId="5" w15:restartNumberingAfterBreak="0">
     <w:nsid w:val="04EF6558"/>
     <w:multiLevelType w:val="multilevel"/>
     <w:tmpl w:val="0419001F"/>
@@ -1230,7 +5310,7 @@
       </w:pPr>
     </w:lvl>
   </w:abstractNum>
-  <w:abstractNum w:abstractNumId="3" w15:restartNumberingAfterBreak="0">
+  <w:abstractNum w:abstractNumId="6" w15:restartNumberingAfterBreak="0">
     <w:nsid w:val="073A59B1"/>
     <w:multiLevelType w:val="hybridMultilevel"/>
     <w:tmpl w:val="511E53CA"/>
@@ -1316,7 +5396,7 @@
       </w:pPr>
     </w:lvl>
   </w:abstractNum>
-  <w:abstractNum w:abstractNumId="4" w15:restartNumberingAfterBreak="0">
+  <w:abstractNum w:abstractNumId="7" w15:restartNumberingAfterBreak="0">
     <w:nsid w:val="078F380C"/>
     <w:multiLevelType w:val="hybridMultilevel"/>
     <w:tmpl w:val="15E2C9D2"/>
@@ -1405,7 +5485,739 @@
       </w:pPr>
     </w:lvl>
   </w:abstractNum>
-  <w:abstractNum w:abstractNumId="5" w15:restartNumberingAfterBreak="0">
+  <w:abstractNum w:abstractNumId="8" w15:restartNumberingAfterBreak="0">
+    <w:nsid w:val="0D2A25FE"/>
+    <w:multiLevelType w:val="hybridMultilevel"/>
+    <w:tmpl w:val="7E3EAFAA"/>
+    <w:lvl w:ilvl="0" w:tplc="04190001">
+      <w:start w:val="1"/>
+      <w:numFmt w:val="bullet"/>
+      <w:lvlText w:val=""/>
+      <w:lvlJc w:val="left"/>
+      <w:pPr>
+        <w:ind w:left="1500" w:hanging="360"/>
+      </w:pPr>
+      <w:rPr>
+        <w:rFonts w:ascii="Symbol" w:hAnsi="Symbol" w:hint="default"/>
+      </w:rPr>
+    </w:lvl>
+    <w:lvl w:ilvl="1" w:tplc="04190003" w:tentative="1">
+      <w:start w:val="1"/>
+      <w:numFmt w:val="bullet"/>
+      <w:lvlText w:val="o"/>
+      <w:lvlJc w:val="left"/>
+      <w:pPr>
+        <w:ind w:left="2220" w:hanging="360"/>
+      </w:pPr>
+      <w:rPr>
+        <w:rFonts w:ascii="Courier New" w:hAnsi="Courier New" w:cs="Courier New" w:hint="default"/>
+      </w:rPr>
+    </w:lvl>
+    <w:lvl w:ilvl="2" w:tplc="04190005" w:tentative="1">
+      <w:start w:val="1"/>
+      <w:numFmt w:val="bullet"/>
+      <w:lvlText w:val=""/>
+      <w:lvlJc w:val="left"/>
+      <w:pPr>
+        <w:ind w:left="2940" w:hanging="360"/>
+      </w:pPr>
+      <w:rPr>
+        <w:rFonts w:ascii="Wingdings" w:hAnsi="Wingdings" w:hint="default"/>
+      </w:rPr>
+    </w:lvl>
+    <w:lvl w:ilvl="3" w:tplc="04190001" w:tentative="1">
+      <w:start w:val="1"/>
+      <w:numFmt w:val="bullet"/>
+      <w:lvlText w:val=""/>
+      <w:lvlJc w:val="left"/>
+      <w:pPr>
+        <w:ind w:left="3660" w:hanging="360"/>
+      </w:pPr>
+      <w:rPr>
+        <w:rFonts w:ascii="Symbol" w:hAnsi="Symbol" w:hint="default"/>
+      </w:rPr>
+    </w:lvl>
+    <w:lvl w:ilvl="4" w:tplc="04190003" w:tentative="1">
+      <w:start w:val="1"/>
+      <w:numFmt w:val="bullet"/>
+      <w:lvlText w:val="o"/>
+      <w:lvlJc w:val="left"/>
+      <w:pPr>
+        <w:ind w:left="4380" w:hanging="360"/>
+      </w:pPr>
+      <w:rPr>
+        <w:rFonts w:ascii="Courier New" w:hAnsi="Courier New" w:cs="Courier New" w:hint="default"/>
+      </w:rPr>
+    </w:lvl>
+    <w:lvl w:ilvl="5" w:tplc="04190005" w:tentative="1">
+      <w:start w:val="1"/>
+      <w:numFmt w:val="bullet"/>
+      <w:lvlText w:val=""/>
+      <w:lvlJc w:val="left"/>
+      <w:pPr>
+        <w:ind w:left="5100" w:hanging="360"/>
+      </w:pPr>
+      <w:rPr>
+        <w:rFonts w:ascii="Wingdings" w:hAnsi="Wingdings" w:hint="default"/>
+      </w:rPr>
+    </w:lvl>
+    <w:lvl w:ilvl="6" w:tplc="04190001" w:tentative="1">
+      <w:start w:val="1"/>
+      <w:numFmt w:val="bullet"/>
+      <w:lvlText w:val=""/>
+      <w:lvlJc w:val="left"/>
+      <w:pPr>
+        <w:ind w:left="5820" w:hanging="360"/>
+      </w:pPr>
+      <w:rPr>
+        <w:rFonts w:ascii="Symbol" w:hAnsi="Symbol" w:hint="default"/>
+      </w:rPr>
+    </w:lvl>
+    <w:lvl w:ilvl="7" w:tplc="04190003" w:tentative="1">
+      <w:start w:val="1"/>
+      <w:numFmt w:val="bullet"/>
+      <w:lvlText w:val="o"/>
+      <w:lvlJc w:val="left"/>
+      <w:pPr>
+        <w:ind w:left="6540" w:hanging="360"/>
+      </w:pPr>
+      <w:rPr>
+        <w:rFonts w:ascii="Courier New" w:hAnsi="Courier New" w:cs="Courier New" w:hint="default"/>
+      </w:rPr>
+    </w:lvl>
+    <w:lvl w:ilvl="8" w:tplc="04190005" w:tentative="1">
+      <w:start w:val="1"/>
+      <w:numFmt w:val="bullet"/>
+      <w:lvlText w:val=""/>
+      <w:lvlJc w:val="left"/>
+      <w:pPr>
+        <w:ind w:left="7260" w:hanging="360"/>
+      </w:pPr>
+      <w:rPr>
+        <w:rFonts w:ascii="Wingdings" w:hAnsi="Wingdings" w:hint="default"/>
+      </w:rPr>
+    </w:lvl>
+  </w:abstractNum>
+  <w:abstractNum w:abstractNumId="9" w15:restartNumberingAfterBreak="0">
+    <w:nsid w:val="0F1A0B2E"/>
+    <w:multiLevelType w:val="hybridMultilevel"/>
+    <w:tmpl w:val="4296088A"/>
+    <w:lvl w:ilvl="0" w:tplc="9C8078D6">
+      <w:start w:val="1"/>
+      <w:numFmt w:val="bullet"/>
+      <w:lvlText w:val=""/>
+      <w:lvlJc w:val="left"/>
+      <w:pPr>
+        <w:ind w:left="1429" w:hanging="360"/>
+      </w:pPr>
+      <w:rPr>
+        <w:rFonts w:ascii="Symbol" w:hAnsi="Symbol" w:hint="default"/>
+      </w:rPr>
+    </w:lvl>
+    <w:lvl w:ilvl="1" w:tplc="04190003" w:tentative="1">
+      <w:start w:val="1"/>
+      <w:numFmt w:val="bullet"/>
+      <w:lvlText w:val="o"/>
+      <w:lvlJc w:val="left"/>
+      <w:pPr>
+        <w:ind w:left="2149" w:hanging="360"/>
+      </w:pPr>
+      <w:rPr>
+        <w:rFonts w:ascii="Courier New" w:hAnsi="Courier New" w:cs="Courier New" w:hint="default"/>
+      </w:rPr>
+    </w:lvl>
+    <w:lvl w:ilvl="2" w:tplc="04190005" w:tentative="1">
+      <w:start w:val="1"/>
+      <w:numFmt w:val="bullet"/>
+      <w:lvlText w:val=""/>
+      <w:lvlJc w:val="left"/>
+      <w:pPr>
+        <w:ind w:left="2869" w:hanging="360"/>
+      </w:pPr>
+      <w:rPr>
+        <w:rFonts w:ascii="Wingdings" w:hAnsi="Wingdings" w:hint="default"/>
+      </w:rPr>
+    </w:lvl>
+    <w:lvl w:ilvl="3" w:tplc="04190001" w:tentative="1">
+      <w:start w:val="1"/>
+      <w:numFmt w:val="bullet"/>
+      <w:lvlText w:val=""/>
+      <w:lvlJc w:val="left"/>
+      <w:pPr>
+        <w:ind w:left="3589" w:hanging="360"/>
+      </w:pPr>
+      <w:rPr>
+        <w:rFonts w:ascii="Symbol" w:hAnsi="Symbol" w:hint="default"/>
+      </w:rPr>
+    </w:lvl>
+    <w:lvl w:ilvl="4" w:tplc="04190003" w:tentative="1">
+      <w:start w:val="1"/>
+      <w:numFmt w:val="bullet"/>
+      <w:lvlText w:val="o"/>
+      <w:lvlJc w:val="left"/>
+      <w:pPr>
+        <w:ind w:left="4309" w:hanging="360"/>
+      </w:pPr>
+      <w:rPr>
+        <w:rFonts w:ascii="Courier New" w:hAnsi="Courier New" w:cs="Courier New" w:hint="default"/>
+      </w:rPr>
+    </w:lvl>
+    <w:lvl w:ilvl="5" w:tplc="04190005" w:tentative="1">
+      <w:start w:val="1"/>
+      <w:numFmt w:val="bullet"/>
+      <w:lvlText w:val=""/>
+      <w:lvlJc w:val="left"/>
+      <w:pPr>
+        <w:ind w:left="5029" w:hanging="360"/>
+      </w:pPr>
+      <w:rPr>
+        <w:rFonts w:ascii="Wingdings" w:hAnsi="Wingdings" w:hint="default"/>
+      </w:rPr>
+    </w:lvl>
+    <w:lvl w:ilvl="6" w:tplc="04190001" w:tentative="1">
+      <w:start w:val="1"/>
+      <w:numFmt w:val="bullet"/>
+      <w:lvlText w:val=""/>
+      <w:lvlJc w:val="left"/>
+      <w:pPr>
+        <w:ind w:left="5749" w:hanging="360"/>
+      </w:pPr>
+      <w:rPr>
+        <w:rFonts w:ascii="Symbol" w:hAnsi="Symbol" w:hint="default"/>
+      </w:rPr>
+    </w:lvl>
+    <w:lvl w:ilvl="7" w:tplc="04190003" w:tentative="1">
+      <w:start w:val="1"/>
+      <w:numFmt w:val="bullet"/>
+      <w:lvlText w:val="o"/>
+      <w:lvlJc w:val="left"/>
+      <w:pPr>
+        <w:ind w:left="6469" w:hanging="360"/>
+      </w:pPr>
+      <w:rPr>
+        <w:rFonts w:ascii="Courier New" w:hAnsi="Courier New" w:cs="Courier New" w:hint="default"/>
+      </w:rPr>
+    </w:lvl>
+    <w:lvl w:ilvl="8" w:tplc="04190005" w:tentative="1">
+      <w:start w:val="1"/>
+      <w:numFmt w:val="bullet"/>
+      <w:lvlText w:val=""/>
+      <w:lvlJc w:val="left"/>
+      <w:pPr>
+        <w:ind w:left="7189" w:hanging="360"/>
+      </w:pPr>
+      <w:rPr>
+        <w:rFonts w:ascii="Wingdings" w:hAnsi="Wingdings" w:hint="default"/>
+      </w:rPr>
+    </w:lvl>
+  </w:abstractNum>
+  <w:abstractNum w:abstractNumId="10" w15:restartNumberingAfterBreak="0">
+    <w:nsid w:val="106F190A"/>
+    <w:multiLevelType w:val="multilevel"/>
+    <w:tmpl w:val="BA500536"/>
+    <w:lvl w:ilvl="0">
+      <w:start w:val="1"/>
+      <w:numFmt w:val="bullet"/>
+      <w:lvlText w:val=""/>
+      <w:lvlJc w:val="left"/>
+      <w:pPr>
+        <w:tabs>
+          <w:tab w:val="num" w:pos="0"/>
+        </w:tabs>
+        <w:ind w:left="1428" w:hanging="360"/>
+      </w:pPr>
+      <w:rPr>
+        <w:rFonts w:ascii="Symbol" w:hAnsi="Symbol" w:cs="Symbol" w:hint="default"/>
+      </w:rPr>
+    </w:lvl>
+    <w:lvl w:ilvl="1">
+      <w:start w:val="1"/>
+      <w:numFmt w:val="bullet"/>
+      <w:lvlText w:val="o"/>
+      <w:lvlJc w:val="left"/>
+      <w:pPr>
+        <w:tabs>
+          <w:tab w:val="num" w:pos="0"/>
+        </w:tabs>
+        <w:ind w:left="2148" w:hanging="360"/>
+      </w:pPr>
+      <w:rPr>
+        <w:rFonts w:ascii="Courier New" w:hAnsi="Courier New" w:cs="Courier New" w:hint="default"/>
+      </w:rPr>
+    </w:lvl>
+    <w:lvl w:ilvl="2">
+      <w:start w:val="1"/>
+      <w:numFmt w:val="bullet"/>
+      <w:lvlText w:val=""/>
+      <w:lvlJc w:val="left"/>
+      <w:pPr>
+        <w:tabs>
+          <w:tab w:val="num" w:pos="0"/>
+        </w:tabs>
+        <w:ind w:left="2868" w:hanging="360"/>
+      </w:pPr>
+      <w:rPr>
+        <w:rFonts w:ascii="Wingdings" w:hAnsi="Wingdings" w:cs="Wingdings" w:hint="default"/>
+      </w:rPr>
+    </w:lvl>
+    <w:lvl w:ilvl="3">
+      <w:start w:val="1"/>
+      <w:numFmt w:val="bullet"/>
+      <w:lvlText w:val=""/>
+      <w:lvlJc w:val="left"/>
+      <w:pPr>
+        <w:tabs>
+          <w:tab w:val="num" w:pos="0"/>
+        </w:tabs>
+        <w:ind w:left="3588" w:hanging="360"/>
+      </w:pPr>
+      <w:rPr>
+        <w:rFonts w:ascii="Symbol" w:hAnsi="Symbol" w:cs="Symbol" w:hint="default"/>
+      </w:rPr>
+    </w:lvl>
+    <w:lvl w:ilvl="4">
+      <w:start w:val="1"/>
+      <w:numFmt w:val="bullet"/>
+      <w:lvlText w:val="o"/>
+      <w:lvlJc w:val="left"/>
+      <w:pPr>
+        <w:tabs>
+          <w:tab w:val="num" w:pos="0"/>
+        </w:tabs>
+        <w:ind w:left="4308" w:hanging="360"/>
+      </w:pPr>
+      <w:rPr>
+        <w:rFonts w:ascii="Courier New" w:hAnsi="Courier New" w:cs="Courier New" w:hint="default"/>
+      </w:rPr>
+    </w:lvl>
+    <w:lvl w:ilvl="5">
+      <w:start w:val="1"/>
+      <w:numFmt w:val="bullet"/>
+      <w:lvlText w:val=""/>
+      <w:lvlJc w:val="left"/>
+      <w:pPr>
+        <w:tabs>
+          <w:tab w:val="num" w:pos="0"/>
+        </w:tabs>
+        <w:ind w:left="5028" w:hanging="360"/>
+      </w:pPr>
+      <w:rPr>
+        <w:rFonts w:ascii="Wingdings" w:hAnsi="Wingdings" w:cs="Wingdings" w:hint="default"/>
+      </w:rPr>
+    </w:lvl>
+    <w:lvl w:ilvl="6">
+      <w:start w:val="1"/>
+      <w:numFmt w:val="bullet"/>
+      <w:lvlText w:val=""/>
+      <w:lvlJc w:val="left"/>
+      <w:pPr>
+        <w:tabs>
+          <w:tab w:val="num" w:pos="0"/>
+        </w:tabs>
+        <w:ind w:left="5748" w:hanging="360"/>
+      </w:pPr>
+      <w:rPr>
+        <w:rFonts w:ascii="Symbol" w:hAnsi="Symbol" w:cs="Symbol" w:hint="default"/>
+      </w:rPr>
+    </w:lvl>
+    <w:lvl w:ilvl="7">
+      <w:start w:val="1"/>
+      <w:numFmt w:val="bullet"/>
+      <w:lvlText w:val="o"/>
+      <w:lvlJc w:val="left"/>
+      <w:pPr>
+        <w:tabs>
+          <w:tab w:val="num" w:pos="0"/>
+        </w:tabs>
+        <w:ind w:left="6468" w:hanging="360"/>
+      </w:pPr>
+      <w:rPr>
+        <w:rFonts w:ascii="Courier New" w:hAnsi="Courier New" w:cs="Courier New" w:hint="default"/>
+      </w:rPr>
+    </w:lvl>
+    <w:lvl w:ilvl="8">
+      <w:start w:val="1"/>
+      <w:numFmt w:val="bullet"/>
+      <w:lvlText w:val=""/>
+      <w:lvlJc w:val="left"/>
+      <w:pPr>
+        <w:tabs>
+          <w:tab w:val="num" w:pos="0"/>
+        </w:tabs>
+        <w:ind w:left="7188" w:hanging="360"/>
+      </w:pPr>
+      <w:rPr>
+        <w:rFonts w:ascii="Wingdings" w:hAnsi="Wingdings" w:cs="Wingdings" w:hint="default"/>
+      </w:rPr>
+    </w:lvl>
+  </w:abstractNum>
+  <w:abstractNum w:abstractNumId="11" w15:restartNumberingAfterBreak="0">
+    <w:nsid w:val="129A4052"/>
+    <w:multiLevelType w:val="hybridMultilevel"/>
+    <w:tmpl w:val="8A6A9402"/>
+    <w:lvl w:ilvl="0" w:tplc="04190001">
+      <w:start w:val="1"/>
+      <w:numFmt w:val="bullet"/>
+      <w:lvlText w:val=""/>
+      <w:lvlJc w:val="left"/>
+      <w:pPr>
+        <w:ind w:left="1429" w:hanging="360"/>
+      </w:pPr>
+      <w:rPr>
+        <w:rFonts w:ascii="Symbol" w:hAnsi="Symbol" w:hint="default"/>
+      </w:rPr>
+    </w:lvl>
+    <w:lvl w:ilvl="1" w:tplc="04190003">
+      <w:start w:val="1"/>
+      <w:numFmt w:val="bullet"/>
+      <w:lvlText w:val="o"/>
+      <w:lvlJc w:val="left"/>
+      <w:pPr>
+        <w:ind w:left="2149" w:hanging="360"/>
+      </w:pPr>
+      <w:rPr>
+        <w:rFonts w:ascii="Courier New" w:hAnsi="Courier New" w:cs="Courier New" w:hint="default"/>
+      </w:rPr>
+    </w:lvl>
+    <w:lvl w:ilvl="2" w:tplc="04190005" w:tentative="1">
+      <w:start w:val="1"/>
+      <w:numFmt w:val="bullet"/>
+      <w:lvlText w:val=""/>
+      <w:lvlJc w:val="left"/>
+      <w:pPr>
+        <w:ind w:left="2869" w:hanging="360"/>
+      </w:pPr>
+      <w:rPr>
+        <w:rFonts w:ascii="Wingdings" w:hAnsi="Wingdings" w:hint="default"/>
+      </w:rPr>
+    </w:lvl>
+    <w:lvl w:ilvl="3" w:tplc="04190001" w:tentative="1">
+      <w:start w:val="1"/>
+      <w:numFmt w:val="bullet"/>
+      <w:lvlText w:val=""/>
+      <w:lvlJc w:val="left"/>
+      <w:pPr>
+        <w:ind w:left="3589" w:hanging="360"/>
+      </w:pPr>
+      <w:rPr>
+        <w:rFonts w:ascii="Symbol" w:hAnsi="Symbol" w:hint="default"/>
+      </w:rPr>
+    </w:lvl>
+    <w:lvl w:ilvl="4" w:tplc="04190003" w:tentative="1">
+      <w:start w:val="1"/>
+      <w:numFmt w:val="bullet"/>
+      <w:lvlText w:val="o"/>
+      <w:lvlJc w:val="left"/>
+      <w:pPr>
+        <w:ind w:left="4309" w:hanging="360"/>
+      </w:pPr>
+      <w:rPr>
+        <w:rFonts w:ascii="Courier New" w:hAnsi="Courier New" w:cs="Courier New" w:hint="default"/>
+      </w:rPr>
+    </w:lvl>
+    <w:lvl w:ilvl="5" w:tplc="04190005" w:tentative="1">
+      <w:start w:val="1"/>
+      <w:numFmt w:val="bullet"/>
+      <w:lvlText w:val=""/>
+      <w:lvlJc w:val="left"/>
+      <w:pPr>
+        <w:ind w:left="5029" w:hanging="360"/>
+      </w:pPr>
+      <w:rPr>
+        <w:rFonts w:ascii="Wingdings" w:hAnsi="Wingdings" w:hint="default"/>
+      </w:rPr>
+    </w:lvl>
+    <w:lvl w:ilvl="6" w:tplc="04190001" w:tentative="1">
+      <w:start w:val="1"/>
+      <w:numFmt w:val="bullet"/>
+      <w:lvlText w:val=""/>
+      <w:lvlJc w:val="left"/>
+      <w:pPr>
+        <w:ind w:left="5749" w:hanging="360"/>
+      </w:pPr>
+      <w:rPr>
+        <w:rFonts w:ascii="Symbol" w:hAnsi="Symbol" w:hint="default"/>
+      </w:rPr>
+    </w:lvl>
+    <w:lvl w:ilvl="7" w:tplc="04190003" w:tentative="1">
+      <w:start w:val="1"/>
+      <w:numFmt w:val="bullet"/>
+      <w:lvlText w:val="o"/>
+      <w:lvlJc w:val="left"/>
+      <w:pPr>
+        <w:ind w:left="6469" w:hanging="360"/>
+      </w:pPr>
+      <w:rPr>
+        <w:rFonts w:ascii="Courier New" w:hAnsi="Courier New" w:cs="Courier New" w:hint="default"/>
+      </w:rPr>
+    </w:lvl>
+    <w:lvl w:ilvl="8" w:tplc="04190005" w:tentative="1">
+      <w:start w:val="1"/>
+      <w:numFmt w:val="bullet"/>
+      <w:lvlText w:val=""/>
+      <w:lvlJc w:val="left"/>
+      <w:pPr>
+        <w:ind w:left="7189" w:hanging="360"/>
+      </w:pPr>
+      <w:rPr>
+        <w:rFonts w:ascii="Wingdings" w:hAnsi="Wingdings" w:hint="default"/>
+      </w:rPr>
+    </w:lvl>
+  </w:abstractNum>
+  <w:abstractNum w:abstractNumId="12" w15:restartNumberingAfterBreak="0">
+    <w:nsid w:val="12B429C8"/>
+    <w:multiLevelType w:val="hybridMultilevel"/>
+    <w:tmpl w:val="4A5C01F0"/>
+    <w:lvl w:ilvl="0" w:tplc="04190001">
+      <w:start w:val="1"/>
+      <w:numFmt w:val="bullet"/>
+      <w:lvlText w:val=""/>
+      <w:lvlJc w:val="left"/>
+      <w:pPr>
+        <w:ind w:left="1429" w:hanging="360"/>
+      </w:pPr>
+      <w:rPr>
+        <w:rFonts w:ascii="Symbol" w:hAnsi="Symbol" w:hint="default"/>
+      </w:rPr>
+    </w:lvl>
+    <w:lvl w:ilvl="1" w:tplc="04190003" w:tentative="1">
+      <w:start w:val="1"/>
+      <w:numFmt w:val="bullet"/>
+      <w:lvlText w:val="o"/>
+      <w:lvlJc w:val="left"/>
+      <w:pPr>
+        <w:ind w:left="2149" w:hanging="360"/>
+      </w:pPr>
+      <w:rPr>
+        <w:rFonts w:ascii="Courier New" w:hAnsi="Courier New" w:cs="Courier New" w:hint="default"/>
+      </w:rPr>
+    </w:lvl>
+    <w:lvl w:ilvl="2" w:tplc="04190005" w:tentative="1">
+      <w:start w:val="1"/>
+      <w:numFmt w:val="bullet"/>
+      <w:lvlText w:val=""/>
+      <w:lvlJc w:val="left"/>
+      <w:pPr>
+        <w:ind w:left="2869" w:hanging="360"/>
+      </w:pPr>
+      <w:rPr>
+        <w:rFonts w:ascii="Wingdings" w:hAnsi="Wingdings" w:hint="default"/>
+      </w:rPr>
+    </w:lvl>
+    <w:lvl w:ilvl="3" w:tplc="04190001" w:tentative="1">
+      <w:start w:val="1"/>
+      <w:numFmt w:val="bullet"/>
+      <w:lvlText w:val=""/>
+      <w:lvlJc w:val="left"/>
+      <w:pPr>
+        <w:ind w:left="3589" w:hanging="360"/>
+      </w:pPr>
+      <w:rPr>
+        <w:rFonts w:ascii="Symbol" w:hAnsi="Symbol" w:hint="default"/>
+      </w:rPr>
+    </w:lvl>
+    <w:lvl w:ilvl="4" w:tplc="04190003" w:tentative="1">
+      <w:start w:val="1"/>
+      <w:numFmt w:val="bullet"/>
+      <w:lvlText w:val="o"/>
+      <w:lvlJc w:val="left"/>
+      <w:pPr>
+        <w:ind w:left="4309" w:hanging="360"/>
+      </w:pPr>
+      <w:rPr>
+        <w:rFonts w:ascii="Courier New" w:hAnsi="Courier New" w:cs="Courier New" w:hint="default"/>
+      </w:rPr>
+    </w:lvl>
+    <w:lvl w:ilvl="5" w:tplc="04190005" w:tentative="1">
+      <w:start w:val="1"/>
+      <w:numFmt w:val="bullet"/>
+      <w:lvlText w:val=""/>
+      <w:lvlJc w:val="left"/>
+      <w:pPr>
+        <w:ind w:left="5029" w:hanging="360"/>
+      </w:pPr>
+      <w:rPr>
+        <w:rFonts w:ascii="Wingdings" w:hAnsi="Wingdings" w:hint="default"/>
+      </w:rPr>
+    </w:lvl>
+    <w:lvl w:ilvl="6" w:tplc="04190001" w:tentative="1">
+      <w:start w:val="1"/>
+      <w:numFmt w:val="bullet"/>
+      <w:lvlText w:val=""/>
+      <w:lvlJc w:val="left"/>
+      <w:pPr>
+        <w:ind w:left="5749" w:hanging="360"/>
+      </w:pPr>
+      <w:rPr>
+        <w:rFonts w:ascii="Symbol" w:hAnsi="Symbol" w:hint="default"/>
+      </w:rPr>
+    </w:lvl>
+    <w:lvl w:ilvl="7" w:tplc="04190003" w:tentative="1">
+      <w:start w:val="1"/>
+      <w:numFmt w:val="bullet"/>
+      <w:lvlText w:val="o"/>
+      <w:lvlJc w:val="left"/>
+      <w:pPr>
+        <w:ind w:left="6469" w:hanging="360"/>
+      </w:pPr>
+      <w:rPr>
+        <w:rFonts w:ascii="Courier New" w:hAnsi="Courier New" w:cs="Courier New" w:hint="default"/>
+      </w:rPr>
+    </w:lvl>
+    <w:lvl w:ilvl="8" w:tplc="04190005" w:tentative="1">
+      <w:start w:val="1"/>
+      <w:numFmt w:val="bullet"/>
+      <w:lvlText w:val=""/>
+      <w:lvlJc w:val="left"/>
+      <w:pPr>
+        <w:ind w:left="7189" w:hanging="360"/>
+      </w:pPr>
+      <w:rPr>
+        <w:rFonts w:ascii="Wingdings" w:hAnsi="Wingdings" w:hint="default"/>
+      </w:rPr>
+    </w:lvl>
+  </w:abstractNum>
+  <w:abstractNum w:abstractNumId="13" w15:restartNumberingAfterBreak="0">
+    <w:nsid w:val="139A2C86"/>
+    <w:multiLevelType w:val="multilevel"/>
+    <w:tmpl w:val="B11641E6"/>
+    <w:lvl w:ilvl="0">
+      <w:start w:val="1"/>
+      <w:numFmt w:val="bullet"/>
+      <w:lvlText w:val=""/>
+      <w:lvlJc w:val="left"/>
+      <w:pPr>
+        <w:tabs>
+          <w:tab w:val="num" w:pos="0"/>
+        </w:tabs>
+        <w:ind w:left="1428" w:hanging="360"/>
+      </w:pPr>
+      <w:rPr>
+        <w:rFonts w:ascii="Symbol" w:hAnsi="Symbol" w:cs="Symbol" w:hint="default"/>
+      </w:rPr>
+    </w:lvl>
+    <w:lvl w:ilvl="1">
+      <w:start w:val="1"/>
+      <w:numFmt w:val="bullet"/>
+      <w:lvlText w:val="o"/>
+      <w:lvlJc w:val="left"/>
+      <w:pPr>
+        <w:tabs>
+          <w:tab w:val="num" w:pos="0"/>
+        </w:tabs>
+        <w:ind w:left="2148" w:hanging="360"/>
+      </w:pPr>
+      <w:rPr>
+        <w:rFonts w:ascii="Courier New" w:hAnsi="Courier New" w:cs="Courier New" w:hint="default"/>
+      </w:rPr>
+    </w:lvl>
+    <w:lvl w:ilvl="2">
+      <w:start w:val="1"/>
+      <w:numFmt w:val="bullet"/>
+      <w:lvlText w:val=""/>
+      <w:lvlJc w:val="left"/>
+      <w:pPr>
+        <w:tabs>
+          <w:tab w:val="num" w:pos="0"/>
+        </w:tabs>
+        <w:ind w:left="2868" w:hanging="360"/>
+      </w:pPr>
+      <w:rPr>
+        <w:rFonts w:ascii="Wingdings" w:hAnsi="Wingdings" w:cs="Wingdings" w:hint="default"/>
+      </w:rPr>
+    </w:lvl>
+    <w:lvl w:ilvl="3">
+      <w:start w:val="1"/>
+      <w:numFmt w:val="bullet"/>
+      <w:lvlText w:val=""/>
+      <w:lvlJc w:val="left"/>
+      <w:pPr>
+        <w:tabs>
+          <w:tab w:val="num" w:pos="0"/>
+        </w:tabs>
+        <w:ind w:left="3588" w:hanging="360"/>
+      </w:pPr>
+      <w:rPr>
+        <w:rFonts w:ascii="Symbol" w:hAnsi="Symbol" w:cs="Symbol" w:hint="default"/>
+      </w:rPr>
+    </w:lvl>
+    <w:lvl w:ilvl="4">
+      <w:start w:val="1"/>
+      <w:numFmt w:val="bullet"/>
+      <w:lvlText w:val="o"/>
+      <w:lvlJc w:val="left"/>
+      <w:pPr>
+        <w:tabs>
+          <w:tab w:val="num" w:pos="0"/>
+        </w:tabs>
+        <w:ind w:left="4308" w:hanging="360"/>
+      </w:pPr>
+      <w:rPr>
+        <w:rFonts w:ascii="Courier New" w:hAnsi="Courier New" w:cs="Courier New" w:hint="default"/>
+      </w:rPr>
+    </w:lvl>
+    <w:lvl w:ilvl="5">
+      <w:start w:val="1"/>
+      <w:numFmt w:val="bullet"/>
+      <w:lvlText w:val=""/>
+      <w:lvlJc w:val="left"/>
+      <w:pPr>
+        <w:tabs>
+          <w:tab w:val="num" w:pos="0"/>
+        </w:tabs>
+        <w:ind w:left="5028" w:hanging="360"/>
+      </w:pPr>
+      <w:rPr>
+        <w:rFonts w:ascii="Wingdings" w:hAnsi="Wingdings" w:cs="Wingdings" w:hint="default"/>
+      </w:rPr>
+    </w:lvl>
+    <w:lvl w:ilvl="6">
+      <w:start w:val="1"/>
+      <w:numFmt w:val="bullet"/>
+      <w:lvlText w:val=""/>
+      <w:lvlJc w:val="left"/>
+      <w:pPr>
+        <w:tabs>
+          <w:tab w:val="num" w:pos="0"/>
+        </w:tabs>
+        <w:ind w:left="5748" w:hanging="360"/>
+      </w:pPr>
+      <w:rPr>
+        <w:rFonts w:ascii="Symbol" w:hAnsi="Symbol" w:cs="Symbol" w:hint="default"/>
+      </w:rPr>
+    </w:lvl>
+    <w:lvl w:ilvl="7">
+      <w:start w:val="1"/>
+      <w:numFmt w:val="bullet"/>
+      <w:lvlText w:val="o"/>
+      <w:lvlJc w:val="left"/>
+      <w:pPr>
+        <w:tabs>
+          <w:tab w:val="num" w:pos="0"/>
+        </w:tabs>
+        <w:ind w:left="6468" w:hanging="360"/>
+      </w:pPr>
+      <w:rPr>
+        <w:rFonts w:ascii="Courier New" w:hAnsi="Courier New" w:cs="Courier New" w:hint="default"/>
+      </w:rPr>
+    </w:lvl>
+    <w:lvl w:ilvl="8">
+      <w:start w:val="1"/>
+      <w:numFmt w:val="bullet"/>
+      <w:lvlText w:val=""/>
+      <w:lvlJc w:val="left"/>
+      <w:pPr>
+        <w:tabs>
+          <w:tab w:val="num" w:pos="0"/>
+        </w:tabs>
+        <w:ind w:left="7188" w:hanging="360"/>
+      </w:pPr>
+      <w:rPr>
+        <w:rFonts w:ascii="Wingdings" w:hAnsi="Wingdings" w:cs="Wingdings" w:hint="default"/>
+      </w:rPr>
+    </w:lvl>
+  </w:abstractNum>
+  <w:abstractNum w:abstractNumId="14" w15:restartNumberingAfterBreak="0">
     <w:nsid w:val="17432CE4"/>
     <w:multiLevelType w:val="hybridMultilevel"/>
     <w:tmpl w:val="4A0AF04C"/>
@@ -1494,7 +6306,465 @@
       </w:pPr>
     </w:lvl>
   </w:abstractNum>
-  <w:abstractNum w:abstractNumId="6" w15:restartNumberingAfterBreak="0">
+  <w:abstractNum w:abstractNumId="15" w15:restartNumberingAfterBreak="0">
+    <w:nsid w:val="18563E5A"/>
+    <w:multiLevelType w:val="hybridMultilevel"/>
+    <w:tmpl w:val="E850FFBE"/>
+    <w:lvl w:ilvl="0" w:tplc="9754ED5E">
+      <w:start w:val="1"/>
+      <w:numFmt w:val="decimal"/>
+      <w:lvlText w:val="%1."/>
+      <w:lvlJc w:val="left"/>
+      <w:pPr>
+        <w:ind w:left="1069" w:hanging="360"/>
+      </w:pPr>
+      <w:rPr>
+        <w:rFonts w:hint="default"/>
+      </w:rPr>
+    </w:lvl>
+    <w:lvl w:ilvl="1" w:tplc="04190019" w:tentative="1">
+      <w:start w:val="1"/>
+      <w:numFmt w:val="lowerLetter"/>
+      <w:lvlText w:val="%2."/>
+      <w:lvlJc w:val="left"/>
+      <w:pPr>
+        <w:ind w:left="1789" w:hanging="360"/>
+      </w:pPr>
+    </w:lvl>
+    <w:lvl w:ilvl="2" w:tplc="0419001B" w:tentative="1">
+      <w:start w:val="1"/>
+      <w:numFmt w:val="lowerRoman"/>
+      <w:lvlText w:val="%3."/>
+      <w:lvlJc w:val="right"/>
+      <w:pPr>
+        <w:ind w:left="2509" w:hanging="180"/>
+      </w:pPr>
+    </w:lvl>
+    <w:lvl w:ilvl="3" w:tplc="0419000F" w:tentative="1">
+      <w:start w:val="1"/>
+      <w:numFmt w:val="decimal"/>
+      <w:lvlText w:val="%4."/>
+      <w:lvlJc w:val="left"/>
+      <w:pPr>
+        <w:ind w:left="3229" w:hanging="360"/>
+      </w:pPr>
+    </w:lvl>
+    <w:lvl w:ilvl="4" w:tplc="04190019" w:tentative="1">
+      <w:start w:val="1"/>
+      <w:numFmt w:val="lowerLetter"/>
+      <w:lvlText w:val="%5."/>
+      <w:lvlJc w:val="left"/>
+      <w:pPr>
+        <w:ind w:left="3949" w:hanging="360"/>
+      </w:pPr>
+    </w:lvl>
+    <w:lvl w:ilvl="5" w:tplc="0419001B" w:tentative="1">
+      <w:start w:val="1"/>
+      <w:numFmt w:val="lowerRoman"/>
+      <w:lvlText w:val="%6."/>
+      <w:lvlJc w:val="right"/>
+      <w:pPr>
+        <w:ind w:left="4669" w:hanging="180"/>
+      </w:pPr>
+    </w:lvl>
+    <w:lvl w:ilvl="6" w:tplc="0419000F" w:tentative="1">
+      <w:start w:val="1"/>
+      <w:numFmt w:val="decimal"/>
+      <w:lvlText w:val="%7."/>
+      <w:lvlJc w:val="left"/>
+      <w:pPr>
+        <w:ind w:left="5389" w:hanging="360"/>
+      </w:pPr>
+    </w:lvl>
+    <w:lvl w:ilvl="7" w:tplc="04190019" w:tentative="1">
+      <w:start w:val="1"/>
+      <w:numFmt w:val="lowerLetter"/>
+      <w:lvlText w:val="%8."/>
+      <w:lvlJc w:val="left"/>
+      <w:pPr>
+        <w:ind w:left="6109" w:hanging="360"/>
+      </w:pPr>
+    </w:lvl>
+    <w:lvl w:ilvl="8" w:tplc="0419001B" w:tentative="1">
+      <w:start w:val="1"/>
+      <w:numFmt w:val="lowerRoman"/>
+      <w:lvlText w:val="%9."/>
+      <w:lvlJc w:val="right"/>
+      <w:pPr>
+        <w:ind w:left="6829" w:hanging="180"/>
+      </w:pPr>
+    </w:lvl>
+  </w:abstractNum>
+  <w:abstractNum w:abstractNumId="16" w15:restartNumberingAfterBreak="0">
+    <w:nsid w:val="186518AC"/>
+    <w:multiLevelType w:val="multilevel"/>
+    <w:tmpl w:val="5912701C"/>
+    <w:lvl w:ilvl="0">
+      <w:start w:val="1"/>
+      <w:numFmt w:val="bullet"/>
+      <w:lvlText w:val=""/>
+      <w:lvlJc w:val="left"/>
+      <w:pPr>
+        <w:tabs>
+          <w:tab w:val="num" w:pos="0"/>
+        </w:tabs>
+        <w:ind w:left="1428" w:hanging="360"/>
+      </w:pPr>
+      <w:rPr>
+        <w:rFonts w:ascii="Symbol" w:hAnsi="Symbol" w:cs="Symbol" w:hint="default"/>
+      </w:rPr>
+    </w:lvl>
+    <w:lvl w:ilvl="1">
+      <w:start w:val="1"/>
+      <w:numFmt w:val="bullet"/>
+      <w:lvlText w:val="o"/>
+      <w:lvlJc w:val="left"/>
+      <w:pPr>
+        <w:tabs>
+          <w:tab w:val="num" w:pos="0"/>
+        </w:tabs>
+        <w:ind w:left="2148" w:hanging="360"/>
+      </w:pPr>
+      <w:rPr>
+        <w:rFonts w:ascii="Courier New" w:hAnsi="Courier New" w:cs="Courier New" w:hint="default"/>
+      </w:rPr>
+    </w:lvl>
+    <w:lvl w:ilvl="2">
+      <w:start w:val="1"/>
+      <w:numFmt w:val="bullet"/>
+      <w:lvlText w:val=""/>
+      <w:lvlJc w:val="left"/>
+      <w:pPr>
+        <w:tabs>
+          <w:tab w:val="num" w:pos="0"/>
+        </w:tabs>
+        <w:ind w:left="2868" w:hanging="360"/>
+      </w:pPr>
+      <w:rPr>
+        <w:rFonts w:ascii="Wingdings" w:hAnsi="Wingdings" w:cs="Wingdings" w:hint="default"/>
+      </w:rPr>
+    </w:lvl>
+    <w:lvl w:ilvl="3">
+      <w:start w:val="1"/>
+      <w:numFmt w:val="bullet"/>
+      <w:lvlText w:val=""/>
+      <w:lvlJc w:val="left"/>
+      <w:pPr>
+        <w:tabs>
+          <w:tab w:val="num" w:pos="0"/>
+        </w:tabs>
+        <w:ind w:left="3588" w:hanging="360"/>
+      </w:pPr>
+      <w:rPr>
+        <w:rFonts w:ascii="Symbol" w:hAnsi="Symbol" w:cs="Symbol" w:hint="default"/>
+      </w:rPr>
+    </w:lvl>
+    <w:lvl w:ilvl="4">
+      <w:start w:val="1"/>
+      <w:numFmt w:val="bullet"/>
+      <w:lvlText w:val="o"/>
+      <w:lvlJc w:val="left"/>
+      <w:pPr>
+        <w:tabs>
+          <w:tab w:val="num" w:pos="0"/>
+        </w:tabs>
+        <w:ind w:left="4308" w:hanging="360"/>
+      </w:pPr>
+      <w:rPr>
+        <w:rFonts w:ascii="Courier New" w:hAnsi="Courier New" w:cs="Courier New" w:hint="default"/>
+      </w:rPr>
+    </w:lvl>
+    <w:lvl w:ilvl="5">
+      <w:start w:val="1"/>
+      <w:numFmt w:val="bullet"/>
+      <w:lvlText w:val=""/>
+      <w:lvlJc w:val="left"/>
+      <w:pPr>
+        <w:tabs>
+          <w:tab w:val="num" w:pos="0"/>
+        </w:tabs>
+        <w:ind w:left="5028" w:hanging="360"/>
+      </w:pPr>
+      <w:rPr>
+        <w:rFonts w:ascii="Wingdings" w:hAnsi="Wingdings" w:cs="Wingdings" w:hint="default"/>
+      </w:rPr>
+    </w:lvl>
+    <w:lvl w:ilvl="6">
+      <w:start w:val="1"/>
+      <w:numFmt w:val="bullet"/>
+      <w:lvlText w:val=""/>
+      <w:lvlJc w:val="left"/>
+      <w:pPr>
+        <w:tabs>
+          <w:tab w:val="num" w:pos="0"/>
+        </w:tabs>
+        <w:ind w:left="5748" w:hanging="360"/>
+      </w:pPr>
+      <w:rPr>
+        <w:rFonts w:ascii="Symbol" w:hAnsi="Symbol" w:cs="Symbol" w:hint="default"/>
+      </w:rPr>
+    </w:lvl>
+    <w:lvl w:ilvl="7">
+      <w:start w:val="1"/>
+      <w:numFmt w:val="bullet"/>
+      <w:lvlText w:val="o"/>
+      <w:lvlJc w:val="left"/>
+      <w:pPr>
+        <w:tabs>
+          <w:tab w:val="num" w:pos="0"/>
+        </w:tabs>
+        <w:ind w:left="6468" w:hanging="360"/>
+      </w:pPr>
+      <w:rPr>
+        <w:rFonts w:ascii="Courier New" w:hAnsi="Courier New" w:cs="Courier New" w:hint="default"/>
+      </w:rPr>
+    </w:lvl>
+    <w:lvl w:ilvl="8">
+      <w:start w:val="1"/>
+      <w:numFmt w:val="bullet"/>
+      <w:lvlText w:val=""/>
+      <w:lvlJc w:val="left"/>
+      <w:pPr>
+        <w:tabs>
+          <w:tab w:val="num" w:pos="0"/>
+        </w:tabs>
+        <w:ind w:left="7188" w:hanging="360"/>
+      </w:pPr>
+      <w:rPr>
+        <w:rFonts w:ascii="Wingdings" w:hAnsi="Wingdings" w:cs="Wingdings" w:hint="default"/>
+      </w:rPr>
+    </w:lvl>
+  </w:abstractNum>
+  <w:abstractNum w:abstractNumId="17" w15:restartNumberingAfterBreak="0">
+    <w:nsid w:val="18F77E85"/>
+    <w:multiLevelType w:val="hybridMultilevel"/>
+    <w:tmpl w:val="133AE726"/>
+    <w:lvl w:ilvl="0" w:tplc="0419000F">
+      <w:start w:val="1"/>
+      <w:numFmt w:val="decimal"/>
+      <w:lvlText w:val="%1."/>
+      <w:lvlJc w:val="left"/>
+      <w:pPr>
+        <w:ind w:left="1429" w:hanging="360"/>
+      </w:pPr>
+    </w:lvl>
+    <w:lvl w:ilvl="1" w:tplc="04190001">
+      <w:start w:val="1"/>
+      <w:numFmt w:val="bullet"/>
+      <w:lvlText w:val=""/>
+      <w:lvlJc w:val="left"/>
+      <w:pPr>
+        <w:ind w:left="1429" w:hanging="360"/>
+      </w:pPr>
+      <w:rPr>
+        <w:rFonts w:ascii="Symbol" w:hAnsi="Symbol" w:hint="default"/>
+      </w:rPr>
+    </w:lvl>
+    <w:lvl w:ilvl="2" w:tplc="0419001B" w:tentative="1">
+      <w:start w:val="1"/>
+      <w:numFmt w:val="lowerRoman"/>
+      <w:lvlText w:val="%3."/>
+      <w:lvlJc w:val="right"/>
+      <w:pPr>
+        <w:ind w:left="2869" w:hanging="180"/>
+      </w:pPr>
+    </w:lvl>
+    <w:lvl w:ilvl="3" w:tplc="0419000F" w:tentative="1">
+      <w:start w:val="1"/>
+      <w:numFmt w:val="decimal"/>
+      <w:lvlText w:val="%4."/>
+      <w:lvlJc w:val="left"/>
+      <w:pPr>
+        <w:ind w:left="3589" w:hanging="360"/>
+      </w:pPr>
+    </w:lvl>
+    <w:lvl w:ilvl="4" w:tplc="04190019" w:tentative="1">
+      <w:start w:val="1"/>
+      <w:numFmt w:val="lowerLetter"/>
+      <w:lvlText w:val="%5."/>
+      <w:lvlJc w:val="left"/>
+      <w:pPr>
+        <w:ind w:left="4309" w:hanging="360"/>
+      </w:pPr>
+    </w:lvl>
+    <w:lvl w:ilvl="5" w:tplc="0419001B" w:tentative="1">
+      <w:start w:val="1"/>
+      <w:numFmt w:val="lowerRoman"/>
+      <w:lvlText w:val="%6."/>
+      <w:lvlJc w:val="right"/>
+      <w:pPr>
+        <w:ind w:left="5029" w:hanging="180"/>
+      </w:pPr>
+    </w:lvl>
+    <w:lvl w:ilvl="6" w:tplc="0419000F" w:tentative="1">
+      <w:start w:val="1"/>
+      <w:numFmt w:val="decimal"/>
+      <w:lvlText w:val="%7."/>
+      <w:lvlJc w:val="left"/>
+      <w:pPr>
+        <w:ind w:left="5749" w:hanging="360"/>
+      </w:pPr>
+    </w:lvl>
+    <w:lvl w:ilvl="7" w:tplc="04190019" w:tentative="1">
+      <w:start w:val="1"/>
+      <w:numFmt w:val="lowerLetter"/>
+      <w:lvlText w:val="%8."/>
+      <w:lvlJc w:val="left"/>
+      <w:pPr>
+        <w:ind w:left="6469" w:hanging="360"/>
+      </w:pPr>
+    </w:lvl>
+    <w:lvl w:ilvl="8" w:tplc="0419001B" w:tentative="1">
+      <w:start w:val="1"/>
+      <w:numFmt w:val="lowerRoman"/>
+      <w:lvlText w:val="%9."/>
+      <w:lvlJc w:val="right"/>
+      <w:pPr>
+        <w:ind w:left="7189" w:hanging="180"/>
+      </w:pPr>
+    </w:lvl>
+  </w:abstractNum>
+  <w:abstractNum w:abstractNumId="18" w15:restartNumberingAfterBreak="0">
+    <w:nsid w:val="1BA412F2"/>
+    <w:multiLevelType w:val="multilevel"/>
+    <w:tmpl w:val="1DC6A680"/>
+    <w:lvl w:ilvl="0">
+      <w:start w:val="1"/>
+      <w:numFmt w:val="bullet"/>
+      <w:lvlText w:val=""/>
+      <w:lvlJc w:val="left"/>
+      <w:pPr>
+        <w:tabs>
+          <w:tab w:val="num" w:pos="0"/>
+        </w:tabs>
+        <w:ind w:left="1428" w:hanging="360"/>
+      </w:pPr>
+      <w:rPr>
+        <w:rFonts w:ascii="Symbol" w:hAnsi="Symbol" w:cs="Symbol" w:hint="default"/>
+      </w:rPr>
+    </w:lvl>
+    <w:lvl w:ilvl="1">
+      <w:start w:val="1"/>
+      <w:numFmt w:val="bullet"/>
+      <w:lvlText w:val="o"/>
+      <w:lvlJc w:val="left"/>
+      <w:pPr>
+        <w:tabs>
+          <w:tab w:val="num" w:pos="0"/>
+        </w:tabs>
+        <w:ind w:left="2148" w:hanging="360"/>
+      </w:pPr>
+      <w:rPr>
+        <w:rFonts w:ascii="Courier New" w:hAnsi="Courier New" w:cs="Courier New" w:hint="default"/>
+      </w:rPr>
+    </w:lvl>
+    <w:lvl w:ilvl="2">
+      <w:start w:val="1"/>
+      <w:numFmt w:val="bullet"/>
+      <w:lvlText w:val=""/>
+      <w:lvlJc w:val="left"/>
+      <w:pPr>
+        <w:tabs>
+          <w:tab w:val="num" w:pos="0"/>
+        </w:tabs>
+        <w:ind w:left="2868" w:hanging="360"/>
+      </w:pPr>
+      <w:rPr>
+        <w:rFonts w:ascii="Wingdings" w:hAnsi="Wingdings" w:cs="Wingdings" w:hint="default"/>
+      </w:rPr>
+    </w:lvl>
+    <w:lvl w:ilvl="3">
+      <w:start w:val="1"/>
+      <w:numFmt w:val="bullet"/>
+      <w:lvlText w:val=""/>
+      <w:lvlJc w:val="left"/>
+      <w:pPr>
+        <w:tabs>
+          <w:tab w:val="num" w:pos="0"/>
+        </w:tabs>
+        <w:ind w:left="3588" w:hanging="360"/>
+      </w:pPr>
+      <w:rPr>
+        <w:rFonts w:ascii="Symbol" w:hAnsi="Symbol" w:cs="Symbol" w:hint="default"/>
+      </w:rPr>
+    </w:lvl>
+    <w:lvl w:ilvl="4">
+      <w:start w:val="1"/>
+      <w:numFmt w:val="bullet"/>
+      <w:lvlText w:val="o"/>
+      <w:lvlJc w:val="left"/>
+      <w:pPr>
+        <w:tabs>
+          <w:tab w:val="num" w:pos="0"/>
+        </w:tabs>
+        <w:ind w:left="4308" w:hanging="360"/>
+      </w:pPr>
+      <w:rPr>
+        <w:rFonts w:ascii="Courier New" w:hAnsi="Courier New" w:cs="Courier New" w:hint="default"/>
+      </w:rPr>
+    </w:lvl>
+    <w:lvl w:ilvl="5">
+      <w:start w:val="1"/>
+      <w:numFmt w:val="bullet"/>
+      <w:lvlText w:val=""/>
+      <w:lvlJc w:val="left"/>
+      <w:pPr>
+        <w:tabs>
+          <w:tab w:val="num" w:pos="0"/>
+        </w:tabs>
+        <w:ind w:left="5028" w:hanging="360"/>
+      </w:pPr>
+      <w:rPr>
+        <w:rFonts w:ascii="Wingdings" w:hAnsi="Wingdings" w:cs="Wingdings" w:hint="default"/>
+      </w:rPr>
+    </w:lvl>
+    <w:lvl w:ilvl="6">
+      <w:start w:val="1"/>
+      <w:numFmt w:val="bullet"/>
+      <w:lvlText w:val=""/>
+      <w:lvlJc w:val="left"/>
+      <w:pPr>
+        <w:tabs>
+          <w:tab w:val="num" w:pos="0"/>
+        </w:tabs>
+        <w:ind w:left="5748" w:hanging="360"/>
+      </w:pPr>
+      <w:rPr>
+        <w:rFonts w:ascii="Symbol" w:hAnsi="Symbol" w:cs="Symbol" w:hint="default"/>
+      </w:rPr>
+    </w:lvl>
+    <w:lvl w:ilvl="7">
+      <w:start w:val="1"/>
+      <w:numFmt w:val="bullet"/>
+      <w:lvlText w:val="o"/>
+      <w:lvlJc w:val="left"/>
+      <w:pPr>
+        <w:tabs>
+          <w:tab w:val="num" w:pos="0"/>
+        </w:tabs>
+        <w:ind w:left="6468" w:hanging="360"/>
+      </w:pPr>
+      <w:rPr>
+        <w:rFonts w:ascii="Courier New" w:hAnsi="Courier New" w:cs="Courier New" w:hint="default"/>
+      </w:rPr>
+    </w:lvl>
+    <w:lvl w:ilvl="8">
+      <w:start w:val="1"/>
+      <w:numFmt w:val="bullet"/>
+      <w:lvlText w:val=""/>
+      <w:lvlJc w:val="left"/>
+      <w:pPr>
+        <w:tabs>
+          <w:tab w:val="num" w:pos="0"/>
+        </w:tabs>
+        <w:ind w:left="7188" w:hanging="360"/>
+      </w:pPr>
+      <w:rPr>
+        <w:rFonts w:ascii="Wingdings" w:hAnsi="Wingdings" w:cs="Wingdings" w:hint="default"/>
+      </w:rPr>
+    </w:lvl>
+  </w:abstractNum>
+  <w:abstractNum w:abstractNumId="19" w15:restartNumberingAfterBreak="0">
     <w:nsid w:val="1E8D4413"/>
     <w:multiLevelType w:val="multilevel"/>
     <w:tmpl w:val="B28C396C"/>
@@ -1607,7 +6877,7 @@
       </w:rPr>
     </w:lvl>
   </w:abstractNum>
-  <w:abstractNum w:abstractNumId="7" w15:restartNumberingAfterBreak="0">
+  <w:abstractNum w:abstractNumId="20" w15:restartNumberingAfterBreak="0">
     <w:nsid w:val="20273192"/>
     <w:multiLevelType w:val="multilevel"/>
     <w:tmpl w:val="0419001F"/>
@@ -1693,7 +6963,147 @@
       </w:pPr>
     </w:lvl>
   </w:abstractNum>
-  <w:abstractNum w:abstractNumId="8" w15:restartNumberingAfterBreak="0">
+  <w:abstractNum w:abstractNumId="21" w15:restartNumberingAfterBreak="0">
+    <w:nsid w:val="23955174"/>
+    <w:multiLevelType w:val="multilevel"/>
+    <w:tmpl w:val="3D403D84"/>
+    <w:lvl w:ilvl="0">
+      <w:start w:val="1"/>
+      <w:numFmt w:val="bullet"/>
+      <w:lvlText w:val=""/>
+      <w:lvlJc w:val="left"/>
+      <w:pPr>
+        <w:tabs>
+          <w:tab w:val="num" w:pos="0"/>
+        </w:tabs>
+        <w:ind w:left="1428" w:hanging="360"/>
+      </w:pPr>
+      <w:rPr>
+        <w:rFonts w:ascii="Symbol" w:hAnsi="Symbol" w:cs="Symbol" w:hint="default"/>
+      </w:rPr>
+    </w:lvl>
+    <w:lvl w:ilvl="1">
+      <w:start w:val="1"/>
+      <w:numFmt w:val="bullet"/>
+      <w:lvlText w:val="o"/>
+      <w:lvlJc w:val="left"/>
+      <w:pPr>
+        <w:tabs>
+          <w:tab w:val="num" w:pos="0"/>
+        </w:tabs>
+        <w:ind w:left="2148" w:hanging="360"/>
+      </w:pPr>
+      <w:rPr>
+        <w:rFonts w:ascii="Courier New" w:hAnsi="Courier New" w:cs="Courier New" w:hint="default"/>
+      </w:rPr>
+    </w:lvl>
+    <w:lvl w:ilvl="2">
+      <w:start w:val="1"/>
+      <w:numFmt w:val="bullet"/>
+      <w:lvlText w:val=""/>
+      <w:lvlJc w:val="left"/>
+      <w:pPr>
+        <w:tabs>
+          <w:tab w:val="num" w:pos="0"/>
+        </w:tabs>
+        <w:ind w:left="2868" w:hanging="360"/>
+      </w:pPr>
+      <w:rPr>
+        <w:rFonts w:ascii="Wingdings" w:hAnsi="Wingdings" w:cs="Wingdings" w:hint="default"/>
+      </w:rPr>
+    </w:lvl>
+    <w:lvl w:ilvl="3">
+      <w:start w:val="1"/>
+      <w:numFmt w:val="bullet"/>
+      <w:lvlText w:val=""/>
+      <w:lvlJc w:val="left"/>
+      <w:pPr>
+        <w:tabs>
+          <w:tab w:val="num" w:pos="0"/>
+        </w:tabs>
+        <w:ind w:left="3588" w:hanging="360"/>
+      </w:pPr>
+      <w:rPr>
+        <w:rFonts w:ascii="Symbol" w:hAnsi="Symbol" w:cs="Symbol" w:hint="default"/>
+      </w:rPr>
+    </w:lvl>
+    <w:lvl w:ilvl="4">
+      <w:start w:val="1"/>
+      <w:numFmt w:val="bullet"/>
+      <w:lvlText w:val="o"/>
+      <w:lvlJc w:val="left"/>
+      <w:pPr>
+        <w:tabs>
+          <w:tab w:val="num" w:pos="0"/>
+        </w:tabs>
+        <w:ind w:left="4308" w:hanging="360"/>
+      </w:pPr>
+      <w:rPr>
+        <w:rFonts w:ascii="Courier New" w:hAnsi="Courier New" w:cs="Courier New" w:hint="default"/>
+      </w:rPr>
+    </w:lvl>
+    <w:lvl w:ilvl="5">
+      <w:start w:val="1"/>
+      <w:numFmt w:val="bullet"/>
+      <w:lvlText w:val=""/>
+      <w:lvlJc w:val="left"/>
+      <w:pPr>
+        <w:tabs>
+          <w:tab w:val="num" w:pos="0"/>
+        </w:tabs>
+        <w:ind w:left="5028" w:hanging="360"/>
+      </w:pPr>
+      <w:rPr>
+        <w:rFonts w:ascii="Wingdings" w:hAnsi="Wingdings" w:cs="Wingdings" w:hint="default"/>
+      </w:rPr>
+    </w:lvl>
+    <w:lvl w:ilvl="6">
+      <w:start w:val="1"/>
+      <w:numFmt w:val="bullet"/>
+      <w:lvlText w:val=""/>
+      <w:lvlJc w:val="left"/>
+      <w:pPr>
+        <w:tabs>
+          <w:tab w:val="num" w:pos="0"/>
+        </w:tabs>
+        <w:ind w:left="5748" w:hanging="360"/>
+      </w:pPr>
+      <w:rPr>
+        <w:rFonts w:ascii="Symbol" w:hAnsi="Symbol" w:cs="Symbol" w:hint="default"/>
+      </w:rPr>
+    </w:lvl>
+    <w:lvl w:ilvl="7">
+      <w:start w:val="1"/>
+      <w:numFmt w:val="bullet"/>
+      <w:lvlText w:val="o"/>
+      <w:lvlJc w:val="left"/>
+      <w:pPr>
+        <w:tabs>
+          <w:tab w:val="num" w:pos="0"/>
+        </w:tabs>
+        <w:ind w:left="6468" w:hanging="360"/>
+      </w:pPr>
+      <w:rPr>
+        <w:rFonts w:ascii="Courier New" w:hAnsi="Courier New" w:cs="Courier New" w:hint="default"/>
+      </w:rPr>
+    </w:lvl>
+    <w:lvl w:ilvl="8">
+      <w:start w:val="1"/>
+      <w:numFmt w:val="bullet"/>
+      <w:lvlText w:val=""/>
+      <w:lvlJc w:val="left"/>
+      <w:pPr>
+        <w:tabs>
+          <w:tab w:val="num" w:pos="0"/>
+        </w:tabs>
+        <w:ind w:left="7188" w:hanging="360"/>
+      </w:pPr>
+      <w:rPr>
+        <w:rFonts w:ascii="Wingdings" w:hAnsi="Wingdings" w:cs="Wingdings" w:hint="default"/>
+      </w:rPr>
+    </w:lvl>
+  </w:abstractNum>
+  <w:abstractNum w:abstractNumId="22" w15:restartNumberingAfterBreak="0">
     <w:nsid w:val="240D3BC1"/>
     <w:multiLevelType w:val="hybridMultilevel"/>
     <w:tmpl w:val="25D00114"/>
@@ -1785,7 +7195,233 @@
       </w:pPr>
     </w:lvl>
   </w:abstractNum>
-  <w:abstractNum w:abstractNumId="9" w15:restartNumberingAfterBreak="0">
+  <w:abstractNum w:abstractNumId="23" w15:restartNumberingAfterBreak="0">
+    <w:nsid w:val="26FA0FAA"/>
+    <w:multiLevelType w:val="multilevel"/>
+    <w:tmpl w:val="1A941DDE"/>
+    <w:lvl w:ilvl="0">
+      <w:start w:val="1"/>
+      <w:numFmt w:val="decimal"/>
+      <w:lvlText w:val="%1."/>
+      <w:lvlJc w:val="left"/>
+      <w:pPr>
+        <w:tabs>
+          <w:tab w:val="num" w:pos="0"/>
+        </w:tabs>
+        <w:ind w:left="1068" w:hanging="360"/>
+      </w:pPr>
+    </w:lvl>
+    <w:lvl w:ilvl="1">
+      <w:start w:val="1"/>
+      <w:numFmt w:val="lowerLetter"/>
+      <w:lvlText w:val="%2."/>
+      <w:lvlJc w:val="left"/>
+      <w:pPr>
+        <w:tabs>
+          <w:tab w:val="num" w:pos="0"/>
+        </w:tabs>
+        <w:ind w:left="1788" w:hanging="360"/>
+      </w:pPr>
+    </w:lvl>
+    <w:lvl w:ilvl="2">
+      <w:start w:val="1"/>
+      <w:numFmt w:val="lowerRoman"/>
+      <w:lvlText w:val="%3."/>
+      <w:lvlJc w:val="right"/>
+      <w:pPr>
+        <w:tabs>
+          <w:tab w:val="num" w:pos="0"/>
+        </w:tabs>
+        <w:ind w:left="2508" w:hanging="180"/>
+      </w:pPr>
+    </w:lvl>
+    <w:lvl w:ilvl="3">
+      <w:start w:val="1"/>
+      <w:numFmt w:val="decimal"/>
+      <w:lvlText w:val="%4."/>
+      <w:lvlJc w:val="left"/>
+      <w:pPr>
+        <w:tabs>
+          <w:tab w:val="num" w:pos="0"/>
+        </w:tabs>
+        <w:ind w:left="3228" w:hanging="360"/>
+      </w:pPr>
+    </w:lvl>
+    <w:lvl w:ilvl="4">
+      <w:start w:val="1"/>
+      <w:numFmt w:val="lowerLetter"/>
+      <w:lvlText w:val="%5."/>
+      <w:lvlJc w:val="left"/>
+      <w:pPr>
+        <w:tabs>
+          <w:tab w:val="num" w:pos="0"/>
+        </w:tabs>
+        <w:ind w:left="3948" w:hanging="360"/>
+      </w:pPr>
+    </w:lvl>
+    <w:lvl w:ilvl="5">
+      <w:start w:val="1"/>
+      <w:numFmt w:val="lowerRoman"/>
+      <w:lvlText w:val="%6."/>
+      <w:lvlJc w:val="right"/>
+      <w:pPr>
+        <w:tabs>
+          <w:tab w:val="num" w:pos="0"/>
+        </w:tabs>
+        <w:ind w:left="4668" w:hanging="180"/>
+      </w:pPr>
+    </w:lvl>
+    <w:lvl w:ilvl="6">
+      <w:start w:val="1"/>
+      <w:numFmt w:val="decimal"/>
+      <w:lvlText w:val="%7."/>
+      <w:lvlJc w:val="left"/>
+      <w:pPr>
+        <w:tabs>
+          <w:tab w:val="num" w:pos="0"/>
+        </w:tabs>
+        <w:ind w:left="5388" w:hanging="360"/>
+      </w:pPr>
+    </w:lvl>
+    <w:lvl w:ilvl="7">
+      <w:start w:val="1"/>
+      <w:numFmt w:val="lowerLetter"/>
+      <w:lvlText w:val="%8."/>
+      <w:lvlJc w:val="left"/>
+      <w:pPr>
+        <w:tabs>
+          <w:tab w:val="num" w:pos="0"/>
+        </w:tabs>
+        <w:ind w:left="6108" w:hanging="360"/>
+      </w:pPr>
+    </w:lvl>
+    <w:lvl w:ilvl="8">
+      <w:start w:val="1"/>
+      <w:numFmt w:val="lowerRoman"/>
+      <w:lvlText w:val="%9."/>
+      <w:lvlJc w:val="right"/>
+      <w:pPr>
+        <w:tabs>
+          <w:tab w:val="num" w:pos="0"/>
+        </w:tabs>
+        <w:ind w:left="6828" w:hanging="180"/>
+      </w:pPr>
+    </w:lvl>
+  </w:abstractNum>
+  <w:abstractNum w:abstractNumId="24" w15:restartNumberingAfterBreak="0">
+    <w:nsid w:val="29531D58"/>
+    <w:multiLevelType w:val="hybridMultilevel"/>
+    <w:tmpl w:val="E8246EB8"/>
+    <w:lvl w:ilvl="0" w:tplc="04190001">
+      <w:start w:val="1"/>
+      <w:numFmt w:val="bullet"/>
+      <w:lvlText w:val=""/>
+      <w:lvlJc w:val="left"/>
+      <w:pPr>
+        <w:ind w:left="1429" w:hanging="360"/>
+      </w:pPr>
+      <w:rPr>
+        <w:rFonts w:ascii="Symbol" w:hAnsi="Symbol" w:hint="default"/>
+      </w:rPr>
+    </w:lvl>
+    <w:lvl w:ilvl="1" w:tplc="04190003" w:tentative="1">
+      <w:start w:val="1"/>
+      <w:numFmt w:val="bullet"/>
+      <w:lvlText w:val="o"/>
+      <w:lvlJc w:val="left"/>
+      <w:pPr>
+        <w:ind w:left="2149" w:hanging="360"/>
+      </w:pPr>
+      <w:rPr>
+        <w:rFonts w:ascii="Courier New" w:hAnsi="Courier New" w:cs="Courier New" w:hint="default"/>
+      </w:rPr>
+    </w:lvl>
+    <w:lvl w:ilvl="2" w:tplc="04190005" w:tentative="1">
+      <w:start w:val="1"/>
+      <w:numFmt w:val="bullet"/>
+      <w:lvlText w:val=""/>
+      <w:lvlJc w:val="left"/>
+      <w:pPr>
+        <w:ind w:left="2869" w:hanging="360"/>
+      </w:pPr>
+      <w:rPr>
+        <w:rFonts w:ascii="Wingdings" w:hAnsi="Wingdings" w:hint="default"/>
+      </w:rPr>
+    </w:lvl>
+    <w:lvl w:ilvl="3" w:tplc="04190001" w:tentative="1">
+      <w:start w:val="1"/>
+      <w:numFmt w:val="bullet"/>
+      <w:lvlText w:val=""/>
+      <w:lvlJc w:val="left"/>
+      <w:pPr>
+        <w:ind w:left="3589" w:hanging="360"/>
+      </w:pPr>
+      <w:rPr>
+        <w:rFonts w:ascii="Symbol" w:hAnsi="Symbol" w:hint="default"/>
+      </w:rPr>
+    </w:lvl>
+    <w:lvl w:ilvl="4" w:tplc="04190003" w:tentative="1">
+      <w:start w:val="1"/>
+      <w:numFmt w:val="bullet"/>
+      <w:lvlText w:val="o"/>
+      <w:lvlJc w:val="left"/>
+      <w:pPr>
+        <w:ind w:left="4309" w:hanging="360"/>
+      </w:pPr>
+      <w:rPr>
+        <w:rFonts w:ascii="Courier New" w:hAnsi="Courier New" w:cs="Courier New" w:hint="default"/>
+      </w:rPr>
+    </w:lvl>
+    <w:lvl w:ilvl="5" w:tplc="04190005" w:tentative="1">
+      <w:start w:val="1"/>
+      <w:numFmt w:val="bullet"/>
+      <w:lvlText w:val=""/>
+      <w:lvlJc w:val="left"/>
+      <w:pPr>
+        <w:ind w:left="5029" w:hanging="360"/>
+      </w:pPr>
+      <w:rPr>
+        <w:rFonts w:ascii="Wingdings" w:hAnsi="Wingdings" w:hint="default"/>
+      </w:rPr>
+    </w:lvl>
+    <w:lvl w:ilvl="6" w:tplc="04190001" w:tentative="1">
+      <w:start w:val="1"/>
+      <w:numFmt w:val="bullet"/>
+      <w:lvlText w:val=""/>
+      <w:lvlJc w:val="left"/>
+      <w:pPr>
+        <w:ind w:left="5749" w:hanging="360"/>
+      </w:pPr>
+      <w:rPr>
+        <w:rFonts w:ascii="Symbol" w:hAnsi="Symbol" w:hint="default"/>
+      </w:rPr>
+    </w:lvl>
+    <w:lvl w:ilvl="7" w:tplc="04190003" w:tentative="1">
+      <w:start w:val="1"/>
+      <w:numFmt w:val="bullet"/>
+      <w:lvlText w:val="o"/>
+      <w:lvlJc w:val="left"/>
+      <w:pPr>
+        <w:ind w:left="6469" w:hanging="360"/>
+      </w:pPr>
+      <w:rPr>
+        <w:rFonts w:ascii="Courier New" w:hAnsi="Courier New" w:cs="Courier New" w:hint="default"/>
+      </w:rPr>
+    </w:lvl>
+    <w:lvl w:ilvl="8" w:tplc="04190005" w:tentative="1">
+      <w:start w:val="1"/>
+      <w:numFmt w:val="bullet"/>
+      <w:lvlText w:val=""/>
+      <w:lvlJc w:val="left"/>
+      <w:pPr>
+        <w:ind w:left="7189" w:hanging="360"/>
+      </w:pPr>
+      <w:rPr>
+        <w:rFonts w:ascii="Wingdings" w:hAnsi="Wingdings" w:hint="default"/>
+      </w:rPr>
+    </w:lvl>
+  </w:abstractNum>
+  <w:abstractNum w:abstractNumId="25" w15:restartNumberingAfterBreak="0">
     <w:nsid w:val="2A472C4F"/>
     <w:multiLevelType w:val="hybridMultilevel"/>
     <w:tmpl w:val="801AF828"/>
@@ -1877,7 +7513,120 @@
       </w:pPr>
     </w:lvl>
   </w:abstractNum>
-  <w:abstractNum w:abstractNumId="10" w15:restartNumberingAfterBreak="0">
+  <w:abstractNum w:abstractNumId="26" w15:restartNumberingAfterBreak="0">
+    <w:nsid w:val="2A7B76FB"/>
+    <w:multiLevelType w:val="hybridMultilevel"/>
+    <w:tmpl w:val="8C94AF9C"/>
+    <w:lvl w:ilvl="0" w:tplc="04190001">
+      <w:start w:val="1"/>
+      <w:numFmt w:val="bullet"/>
+      <w:lvlText w:val=""/>
+      <w:lvlJc w:val="left"/>
+      <w:pPr>
+        <w:ind w:left="1789" w:hanging="360"/>
+      </w:pPr>
+      <w:rPr>
+        <w:rFonts w:ascii="Symbol" w:hAnsi="Symbol" w:hint="default"/>
+      </w:rPr>
+    </w:lvl>
+    <w:lvl w:ilvl="1" w:tplc="04190003" w:tentative="1">
+      <w:start w:val="1"/>
+      <w:numFmt w:val="bullet"/>
+      <w:lvlText w:val="o"/>
+      <w:lvlJc w:val="left"/>
+      <w:pPr>
+        <w:ind w:left="2509" w:hanging="360"/>
+      </w:pPr>
+      <w:rPr>
+        <w:rFonts w:ascii="Courier New" w:hAnsi="Courier New" w:cs="Courier New" w:hint="default"/>
+      </w:rPr>
+    </w:lvl>
+    <w:lvl w:ilvl="2" w:tplc="04190005" w:tentative="1">
+      <w:start w:val="1"/>
+      <w:numFmt w:val="bullet"/>
+      <w:lvlText w:val=""/>
+      <w:lvlJc w:val="left"/>
+      <w:pPr>
+        <w:ind w:left="3229" w:hanging="360"/>
+      </w:pPr>
+      <w:rPr>
+        <w:rFonts w:ascii="Wingdings" w:hAnsi="Wingdings" w:hint="default"/>
+      </w:rPr>
+    </w:lvl>
+    <w:lvl w:ilvl="3" w:tplc="04190001" w:tentative="1">
+      <w:start w:val="1"/>
+      <w:numFmt w:val="bullet"/>
+      <w:lvlText w:val=""/>
+      <w:lvlJc w:val="left"/>
+      <w:pPr>
+        <w:ind w:left="3949" w:hanging="360"/>
+      </w:pPr>
+      <w:rPr>
+        <w:rFonts w:ascii="Symbol" w:hAnsi="Symbol" w:hint="default"/>
+      </w:rPr>
+    </w:lvl>
+    <w:lvl w:ilvl="4" w:tplc="04190003" w:tentative="1">
+      <w:start w:val="1"/>
+      <w:numFmt w:val="bullet"/>
+      <w:lvlText w:val="o"/>
+      <w:lvlJc w:val="left"/>
+      <w:pPr>
+        <w:ind w:left="4669" w:hanging="360"/>
+      </w:pPr>
+      <w:rPr>
+        <w:rFonts w:ascii="Courier New" w:hAnsi="Courier New" w:cs="Courier New" w:hint="default"/>
+      </w:rPr>
+    </w:lvl>
+    <w:lvl w:ilvl="5" w:tplc="04190005" w:tentative="1">
+      <w:start w:val="1"/>
+      <w:numFmt w:val="bullet"/>
+      <w:lvlText w:val=""/>
+      <w:lvlJc w:val="left"/>
+      <w:pPr>
+        <w:ind w:left="5389" w:hanging="360"/>
+      </w:pPr>
+      <w:rPr>
+        <w:rFonts w:ascii="Wingdings" w:hAnsi="Wingdings" w:hint="default"/>
+      </w:rPr>
+    </w:lvl>
+    <w:lvl w:ilvl="6" w:tplc="04190001" w:tentative="1">
+      <w:start w:val="1"/>
+      <w:numFmt w:val="bullet"/>
+      <w:lvlText w:val=""/>
+      <w:lvlJc w:val="left"/>
+      <w:pPr>
+        <w:ind w:left="6109" w:hanging="360"/>
+      </w:pPr>
+      <w:rPr>
+        <w:rFonts w:ascii="Symbol" w:hAnsi="Symbol" w:hint="default"/>
+      </w:rPr>
+    </w:lvl>
+    <w:lvl w:ilvl="7" w:tplc="04190003" w:tentative="1">
+      <w:start w:val="1"/>
+      <w:numFmt w:val="bullet"/>
+      <w:lvlText w:val="o"/>
+      <w:lvlJc w:val="left"/>
+      <w:pPr>
+        <w:ind w:left="6829" w:hanging="360"/>
+      </w:pPr>
+      <w:rPr>
+        <w:rFonts w:ascii="Courier New" w:hAnsi="Courier New" w:cs="Courier New" w:hint="default"/>
+      </w:rPr>
+    </w:lvl>
+    <w:lvl w:ilvl="8" w:tplc="04190005" w:tentative="1">
+      <w:start w:val="1"/>
+      <w:numFmt w:val="bullet"/>
+      <w:lvlText w:val=""/>
+      <w:lvlJc w:val="left"/>
+      <w:pPr>
+        <w:ind w:left="7549" w:hanging="360"/>
+      </w:pPr>
+      <w:rPr>
+        <w:rFonts w:ascii="Wingdings" w:hAnsi="Wingdings" w:hint="default"/>
+      </w:rPr>
+    </w:lvl>
+  </w:abstractNum>
+  <w:abstractNum w:abstractNumId="27" w15:restartNumberingAfterBreak="0">
     <w:nsid w:val="2B824610"/>
     <w:multiLevelType w:val="multilevel"/>
     <w:tmpl w:val="0419001F"/>
@@ -1963,7 +7712,147 @@
       </w:pPr>
     </w:lvl>
   </w:abstractNum>
-  <w:abstractNum w:abstractNumId="11" w15:restartNumberingAfterBreak="0">
+  <w:abstractNum w:abstractNumId="28" w15:restartNumberingAfterBreak="0">
+    <w:nsid w:val="2BB041C9"/>
+    <w:multiLevelType w:val="multilevel"/>
+    <w:tmpl w:val="034CFDF2"/>
+    <w:lvl w:ilvl="0">
+      <w:start w:val="1"/>
+      <w:numFmt w:val="bullet"/>
+      <w:lvlText w:val=""/>
+      <w:lvlJc w:val="left"/>
+      <w:pPr>
+        <w:tabs>
+          <w:tab w:val="num" w:pos="0"/>
+        </w:tabs>
+        <w:ind w:left="1353" w:hanging="360"/>
+      </w:pPr>
+      <w:rPr>
+        <w:rFonts w:ascii="Symbol" w:hAnsi="Symbol" w:cs="Symbol" w:hint="default"/>
+      </w:rPr>
+    </w:lvl>
+    <w:lvl w:ilvl="1">
+      <w:start w:val="1"/>
+      <w:numFmt w:val="bullet"/>
+      <w:lvlText w:val="o"/>
+      <w:lvlJc w:val="left"/>
+      <w:pPr>
+        <w:tabs>
+          <w:tab w:val="num" w:pos="0"/>
+        </w:tabs>
+        <w:ind w:left="2073" w:hanging="360"/>
+      </w:pPr>
+      <w:rPr>
+        <w:rFonts w:ascii="Courier New" w:hAnsi="Courier New" w:cs="Courier New" w:hint="default"/>
+      </w:rPr>
+    </w:lvl>
+    <w:lvl w:ilvl="2">
+      <w:start w:val="1"/>
+      <w:numFmt w:val="bullet"/>
+      <w:lvlText w:val=""/>
+      <w:lvlJc w:val="left"/>
+      <w:pPr>
+        <w:tabs>
+          <w:tab w:val="num" w:pos="0"/>
+        </w:tabs>
+        <w:ind w:left="2793" w:hanging="360"/>
+      </w:pPr>
+      <w:rPr>
+        <w:rFonts w:ascii="Wingdings" w:hAnsi="Wingdings" w:cs="Wingdings" w:hint="default"/>
+      </w:rPr>
+    </w:lvl>
+    <w:lvl w:ilvl="3">
+      <w:start w:val="1"/>
+      <w:numFmt w:val="bullet"/>
+      <w:lvlText w:val=""/>
+      <w:lvlJc w:val="left"/>
+      <w:pPr>
+        <w:tabs>
+          <w:tab w:val="num" w:pos="0"/>
+        </w:tabs>
+        <w:ind w:left="3513" w:hanging="360"/>
+      </w:pPr>
+      <w:rPr>
+        <w:rFonts w:ascii="Symbol" w:hAnsi="Symbol" w:cs="Symbol" w:hint="default"/>
+      </w:rPr>
+    </w:lvl>
+    <w:lvl w:ilvl="4">
+      <w:start w:val="1"/>
+      <w:numFmt w:val="bullet"/>
+      <w:lvlText w:val="o"/>
+      <w:lvlJc w:val="left"/>
+      <w:pPr>
+        <w:tabs>
+          <w:tab w:val="num" w:pos="0"/>
+        </w:tabs>
+        <w:ind w:left="4233" w:hanging="360"/>
+      </w:pPr>
+      <w:rPr>
+        <w:rFonts w:ascii="Courier New" w:hAnsi="Courier New" w:cs="Courier New" w:hint="default"/>
+      </w:rPr>
+    </w:lvl>
+    <w:lvl w:ilvl="5">
+      <w:start w:val="1"/>
+      <w:numFmt w:val="bullet"/>
+      <w:lvlText w:val=""/>
+      <w:lvlJc w:val="left"/>
+      <w:pPr>
+        <w:tabs>
+          <w:tab w:val="num" w:pos="0"/>
+        </w:tabs>
+        <w:ind w:left="4953" w:hanging="360"/>
+      </w:pPr>
+      <w:rPr>
+        <w:rFonts w:ascii="Wingdings" w:hAnsi="Wingdings" w:cs="Wingdings" w:hint="default"/>
+      </w:rPr>
+    </w:lvl>
+    <w:lvl w:ilvl="6">
+      <w:start w:val="1"/>
+      <w:numFmt w:val="bullet"/>
+      <w:lvlText w:val=""/>
+      <w:lvlJc w:val="left"/>
+      <w:pPr>
+        <w:tabs>
+          <w:tab w:val="num" w:pos="0"/>
+        </w:tabs>
+        <w:ind w:left="5673" w:hanging="360"/>
+      </w:pPr>
+      <w:rPr>
+        <w:rFonts w:ascii="Symbol" w:hAnsi="Symbol" w:cs="Symbol" w:hint="default"/>
+      </w:rPr>
+    </w:lvl>
+    <w:lvl w:ilvl="7">
+      <w:start w:val="1"/>
+      <w:numFmt w:val="bullet"/>
+      <w:lvlText w:val="o"/>
+      <w:lvlJc w:val="left"/>
+      <w:pPr>
+        <w:tabs>
+          <w:tab w:val="num" w:pos="0"/>
+        </w:tabs>
+        <w:ind w:left="6393" w:hanging="360"/>
+      </w:pPr>
+      <w:rPr>
+        <w:rFonts w:ascii="Courier New" w:hAnsi="Courier New" w:cs="Courier New" w:hint="default"/>
+      </w:rPr>
+    </w:lvl>
+    <w:lvl w:ilvl="8">
+      <w:start w:val="1"/>
+      <w:numFmt w:val="bullet"/>
+      <w:lvlText w:val=""/>
+      <w:lvlJc w:val="left"/>
+      <w:pPr>
+        <w:tabs>
+          <w:tab w:val="num" w:pos="0"/>
+        </w:tabs>
+        <w:ind w:left="7113" w:hanging="360"/>
+      </w:pPr>
+      <w:rPr>
+        <w:rFonts w:ascii="Wingdings" w:hAnsi="Wingdings" w:cs="Wingdings" w:hint="default"/>
+      </w:rPr>
+    </w:lvl>
+  </w:abstractNum>
+  <w:abstractNum w:abstractNumId="29" w15:restartNumberingAfterBreak="0">
     <w:nsid w:val="2C382D2C"/>
     <w:multiLevelType w:val="hybridMultilevel"/>
     <w:tmpl w:val="69484610"/>
@@ -2076,7 +7965,7 @@
       </w:rPr>
     </w:lvl>
   </w:abstractNum>
-  <w:abstractNum w:abstractNumId="12" w15:restartNumberingAfterBreak="0">
+  <w:abstractNum w:abstractNumId="30" w15:restartNumberingAfterBreak="0">
     <w:nsid w:val="2D4D1AFF"/>
     <w:multiLevelType w:val="hybridMultilevel"/>
     <w:tmpl w:val="C3EE1132"/>
@@ -2189,7 +8078,99 @@
       </w:rPr>
     </w:lvl>
   </w:abstractNum>
-  <w:abstractNum w:abstractNumId="13" w15:restartNumberingAfterBreak="0">
+  <w:abstractNum w:abstractNumId="31" w15:restartNumberingAfterBreak="0">
+    <w:nsid w:val="2DA976E8"/>
+    <w:multiLevelType w:val="hybridMultilevel"/>
+    <w:tmpl w:val="B3C61F8C"/>
+    <w:lvl w:ilvl="0" w:tplc="04190001">
+      <w:start w:val="1"/>
+      <w:numFmt w:val="bullet"/>
+      <w:lvlText w:val=""/>
+      <w:lvlJc w:val="left"/>
+      <w:pPr>
+        <w:ind w:left="1429" w:hanging="360"/>
+      </w:pPr>
+      <w:rPr>
+        <w:rFonts w:ascii="Symbol" w:hAnsi="Symbol" w:hint="default"/>
+      </w:rPr>
+    </w:lvl>
+    <w:lvl w:ilvl="1" w:tplc="FFFFFFFF">
+      <w:start w:val="1"/>
+      <w:numFmt w:val="bullet"/>
+      <w:lvlText w:val=""/>
+      <w:lvlJc w:val="left"/>
+      <w:pPr>
+        <w:ind w:left="1429" w:hanging="360"/>
+      </w:pPr>
+      <w:rPr>
+        <w:rFonts w:ascii="Symbol" w:hAnsi="Symbol" w:hint="default"/>
+      </w:rPr>
+    </w:lvl>
+    <w:lvl w:ilvl="2" w:tplc="FFFFFFFF" w:tentative="1">
+      <w:start w:val="1"/>
+      <w:numFmt w:val="lowerRoman"/>
+      <w:lvlText w:val="%3."/>
+      <w:lvlJc w:val="right"/>
+      <w:pPr>
+        <w:ind w:left="2869" w:hanging="180"/>
+      </w:pPr>
+    </w:lvl>
+    <w:lvl w:ilvl="3" w:tplc="FFFFFFFF" w:tentative="1">
+      <w:start w:val="1"/>
+      <w:numFmt w:val="decimal"/>
+      <w:lvlText w:val="%4."/>
+      <w:lvlJc w:val="left"/>
+      <w:pPr>
+        <w:ind w:left="3589" w:hanging="360"/>
+      </w:pPr>
+    </w:lvl>
+    <w:lvl w:ilvl="4" w:tplc="FFFFFFFF" w:tentative="1">
+      <w:start w:val="1"/>
+      <w:numFmt w:val="lowerLetter"/>
+      <w:lvlText w:val="%5."/>
+      <w:lvlJc w:val="left"/>
+      <w:pPr>
+        <w:ind w:left="4309" w:hanging="360"/>
+      </w:pPr>
+    </w:lvl>
+    <w:lvl w:ilvl="5" w:tplc="FFFFFFFF" w:tentative="1">
+      <w:start w:val="1"/>
+      <w:numFmt w:val="lowerRoman"/>
+      <w:lvlText w:val="%6."/>
+      <w:lvlJc w:val="right"/>
+      <w:pPr>
+        <w:ind w:left="5029" w:hanging="180"/>
+      </w:pPr>
+    </w:lvl>
+    <w:lvl w:ilvl="6" w:tplc="FFFFFFFF" w:tentative="1">
+      <w:start w:val="1"/>
+      <w:numFmt w:val="decimal"/>
+      <w:lvlText w:val="%7."/>
+      <w:lvlJc w:val="left"/>
+      <w:pPr>
+        <w:ind w:left="5749" w:hanging="360"/>
+      </w:pPr>
+    </w:lvl>
+    <w:lvl w:ilvl="7" w:tplc="FFFFFFFF" w:tentative="1">
+      <w:start w:val="1"/>
+      <w:numFmt w:val="lowerLetter"/>
+      <w:lvlText w:val="%8."/>
+      <w:lvlJc w:val="left"/>
+      <w:pPr>
+        <w:ind w:left="6469" w:hanging="360"/>
+      </w:pPr>
+    </w:lvl>
+    <w:lvl w:ilvl="8" w:tplc="FFFFFFFF" w:tentative="1">
+      <w:start w:val="1"/>
+      <w:numFmt w:val="lowerRoman"/>
+      <w:lvlText w:val="%9."/>
+      <w:lvlJc w:val="right"/>
+      <w:pPr>
+        <w:ind w:left="7189" w:hanging="180"/>
+      </w:pPr>
+    </w:lvl>
+  </w:abstractNum>
+  <w:abstractNum w:abstractNumId="32" w15:restartNumberingAfterBreak="0">
     <w:nsid w:val="2E4F422D"/>
     <w:multiLevelType w:val="hybridMultilevel"/>
     <w:tmpl w:val="F738AC18"/>
@@ -2278,7 +8259,96 @@
       </w:pPr>
     </w:lvl>
   </w:abstractNum>
-  <w:abstractNum w:abstractNumId="14" w15:restartNumberingAfterBreak="0">
+  <w:abstractNum w:abstractNumId="33" w15:restartNumberingAfterBreak="0">
+    <w:nsid w:val="2EFA67AD"/>
+    <w:multiLevelType w:val="hybridMultilevel"/>
+    <w:tmpl w:val="64046162"/>
+    <w:lvl w:ilvl="0" w:tplc="15CEDA3A">
+      <w:start w:val="1"/>
+      <w:numFmt w:val="decimal"/>
+      <w:lvlText w:val="%1."/>
+      <w:lvlJc w:val="left"/>
+      <w:pPr>
+        <w:ind w:left="1069" w:hanging="360"/>
+      </w:pPr>
+      <w:rPr>
+        <w:rFonts w:hint="default"/>
+      </w:rPr>
+    </w:lvl>
+    <w:lvl w:ilvl="1" w:tplc="04190019" w:tentative="1">
+      <w:start w:val="1"/>
+      <w:numFmt w:val="lowerLetter"/>
+      <w:lvlText w:val="%2."/>
+      <w:lvlJc w:val="left"/>
+      <w:pPr>
+        <w:ind w:left="1789" w:hanging="360"/>
+      </w:pPr>
+    </w:lvl>
+    <w:lvl w:ilvl="2" w:tplc="0419001B" w:tentative="1">
+      <w:start w:val="1"/>
+      <w:numFmt w:val="lowerRoman"/>
+      <w:lvlText w:val="%3."/>
+      <w:lvlJc w:val="right"/>
+      <w:pPr>
+        <w:ind w:left="2509" w:hanging="180"/>
+      </w:pPr>
+    </w:lvl>
+    <w:lvl w:ilvl="3" w:tplc="0419000F" w:tentative="1">
+      <w:start w:val="1"/>
+      <w:numFmt w:val="decimal"/>
+      <w:lvlText w:val="%4."/>
+      <w:lvlJc w:val="left"/>
+      <w:pPr>
+        <w:ind w:left="3229" w:hanging="360"/>
+      </w:pPr>
+    </w:lvl>
+    <w:lvl w:ilvl="4" w:tplc="04190019" w:tentative="1">
+      <w:start w:val="1"/>
+      <w:numFmt w:val="lowerLetter"/>
+      <w:lvlText w:val="%5."/>
+      <w:lvlJc w:val="left"/>
+      <w:pPr>
+        <w:ind w:left="3949" w:hanging="360"/>
+      </w:pPr>
+    </w:lvl>
+    <w:lvl w:ilvl="5" w:tplc="0419001B" w:tentative="1">
+      <w:start w:val="1"/>
+      <w:numFmt w:val="lowerRoman"/>
+      <w:lvlText w:val="%6."/>
+      <w:lvlJc w:val="right"/>
+      <w:pPr>
+        <w:ind w:left="4669" w:hanging="180"/>
+      </w:pPr>
+    </w:lvl>
+    <w:lvl w:ilvl="6" w:tplc="0419000F" w:tentative="1">
+      <w:start w:val="1"/>
+      <w:numFmt w:val="decimal"/>
+      <w:lvlText w:val="%7."/>
+      <w:lvlJc w:val="left"/>
+      <w:pPr>
+        <w:ind w:left="5389" w:hanging="360"/>
+      </w:pPr>
+    </w:lvl>
+    <w:lvl w:ilvl="7" w:tplc="04190019" w:tentative="1">
+      <w:start w:val="1"/>
+      <w:numFmt w:val="lowerLetter"/>
+      <w:lvlText w:val="%8."/>
+      <w:lvlJc w:val="left"/>
+      <w:pPr>
+        <w:ind w:left="6109" w:hanging="360"/>
+      </w:pPr>
+    </w:lvl>
+    <w:lvl w:ilvl="8" w:tplc="0419001B" w:tentative="1">
+      <w:start w:val="1"/>
+      <w:numFmt w:val="lowerRoman"/>
+      <w:lvlText w:val="%9."/>
+      <w:lvlJc w:val="right"/>
+      <w:pPr>
+        <w:ind w:left="6829" w:hanging="180"/>
+      </w:pPr>
+    </w:lvl>
+  </w:abstractNum>
+  <w:abstractNum w:abstractNumId="34" w15:restartNumberingAfterBreak="0">
     <w:nsid w:val="2F7E24C5"/>
     <w:multiLevelType w:val="hybridMultilevel"/>
     <w:tmpl w:val="F3F45AB2"/>
@@ -2367,7 +8437,400 @@
       </w:pPr>
     </w:lvl>
   </w:abstractNum>
-  <w:abstractNum w:abstractNumId="15" w15:restartNumberingAfterBreak="0">
+  <w:abstractNum w:abstractNumId="35" w15:restartNumberingAfterBreak="0">
+    <w:nsid w:val="31E734B1"/>
+    <w:multiLevelType w:val="multilevel"/>
+    <w:tmpl w:val="532403A4"/>
+    <w:lvl w:ilvl="0">
+      <w:start w:val="1"/>
+      <w:numFmt w:val="bullet"/>
+      <w:lvlText w:val=""/>
+      <w:lvlJc w:val="left"/>
+      <w:pPr>
+        <w:tabs>
+          <w:tab w:val="num" w:pos="0"/>
+        </w:tabs>
+        <w:ind w:left="1428" w:hanging="360"/>
+      </w:pPr>
+      <w:rPr>
+        <w:rFonts w:ascii="Symbol" w:hAnsi="Symbol" w:cs="Symbol" w:hint="default"/>
+      </w:rPr>
+    </w:lvl>
+    <w:lvl w:ilvl="1">
+      <w:start w:val="1"/>
+      <w:numFmt w:val="bullet"/>
+      <w:lvlText w:val="o"/>
+      <w:lvlJc w:val="left"/>
+      <w:pPr>
+        <w:tabs>
+          <w:tab w:val="num" w:pos="0"/>
+        </w:tabs>
+        <w:ind w:left="2148" w:hanging="360"/>
+      </w:pPr>
+      <w:rPr>
+        <w:rFonts w:ascii="Courier New" w:hAnsi="Courier New" w:cs="Courier New" w:hint="default"/>
+      </w:rPr>
+    </w:lvl>
+    <w:lvl w:ilvl="2">
+      <w:start w:val="1"/>
+      <w:numFmt w:val="bullet"/>
+      <w:lvlText w:val=""/>
+      <w:lvlJc w:val="left"/>
+      <w:pPr>
+        <w:tabs>
+          <w:tab w:val="num" w:pos="0"/>
+        </w:tabs>
+        <w:ind w:left="2868" w:hanging="360"/>
+      </w:pPr>
+      <w:rPr>
+        <w:rFonts w:ascii="Wingdings" w:hAnsi="Wingdings" w:cs="Wingdings" w:hint="default"/>
+      </w:rPr>
+    </w:lvl>
+    <w:lvl w:ilvl="3">
+      <w:start w:val="1"/>
+      <w:numFmt w:val="bullet"/>
+      <w:lvlText w:val=""/>
+      <w:lvlJc w:val="left"/>
+      <w:pPr>
+        <w:tabs>
+          <w:tab w:val="num" w:pos="0"/>
+        </w:tabs>
+        <w:ind w:left="3588" w:hanging="360"/>
+      </w:pPr>
+      <w:rPr>
+        <w:rFonts w:ascii="Symbol" w:hAnsi="Symbol" w:cs="Symbol" w:hint="default"/>
+      </w:rPr>
+    </w:lvl>
+    <w:lvl w:ilvl="4">
+      <w:start w:val="1"/>
+      <w:numFmt w:val="bullet"/>
+      <w:lvlText w:val="o"/>
+      <w:lvlJc w:val="left"/>
+      <w:pPr>
+        <w:tabs>
+          <w:tab w:val="num" w:pos="0"/>
+        </w:tabs>
+        <w:ind w:left="4308" w:hanging="360"/>
+      </w:pPr>
+      <w:rPr>
+        <w:rFonts w:ascii="Courier New" w:hAnsi="Courier New" w:cs="Courier New" w:hint="default"/>
+      </w:rPr>
+    </w:lvl>
+    <w:lvl w:ilvl="5">
+      <w:start w:val="1"/>
+      <w:numFmt w:val="bullet"/>
+      <w:lvlText w:val=""/>
+      <w:lvlJc w:val="left"/>
+      <w:pPr>
+        <w:tabs>
+          <w:tab w:val="num" w:pos="0"/>
+        </w:tabs>
+        <w:ind w:left="5028" w:hanging="360"/>
+      </w:pPr>
+      <w:rPr>
+        <w:rFonts w:ascii="Wingdings" w:hAnsi="Wingdings" w:cs="Wingdings" w:hint="default"/>
+      </w:rPr>
+    </w:lvl>
+    <w:lvl w:ilvl="6">
+      <w:start w:val="1"/>
+      <w:numFmt w:val="bullet"/>
+      <w:lvlText w:val=""/>
+      <w:lvlJc w:val="left"/>
+      <w:pPr>
+        <w:tabs>
+          <w:tab w:val="num" w:pos="0"/>
+        </w:tabs>
+        <w:ind w:left="5748" w:hanging="360"/>
+      </w:pPr>
+      <w:rPr>
+        <w:rFonts w:ascii="Symbol" w:hAnsi="Symbol" w:cs="Symbol" w:hint="default"/>
+      </w:rPr>
+    </w:lvl>
+    <w:lvl w:ilvl="7">
+      <w:start w:val="1"/>
+      <w:numFmt w:val="bullet"/>
+      <w:lvlText w:val="o"/>
+      <w:lvlJc w:val="left"/>
+      <w:pPr>
+        <w:tabs>
+          <w:tab w:val="num" w:pos="0"/>
+        </w:tabs>
+        <w:ind w:left="6468" w:hanging="360"/>
+      </w:pPr>
+      <w:rPr>
+        <w:rFonts w:ascii="Courier New" w:hAnsi="Courier New" w:cs="Courier New" w:hint="default"/>
+      </w:rPr>
+    </w:lvl>
+    <w:lvl w:ilvl="8">
+      <w:start w:val="1"/>
+      <w:numFmt w:val="bullet"/>
+      <w:lvlText w:val=""/>
+      <w:lvlJc w:val="left"/>
+      <w:pPr>
+        <w:tabs>
+          <w:tab w:val="num" w:pos="0"/>
+        </w:tabs>
+        <w:ind w:left="7188" w:hanging="360"/>
+      </w:pPr>
+      <w:rPr>
+        <w:rFonts w:ascii="Wingdings" w:hAnsi="Wingdings" w:cs="Wingdings" w:hint="default"/>
+      </w:rPr>
+    </w:lvl>
+  </w:abstractNum>
+  <w:abstractNum w:abstractNumId="36" w15:restartNumberingAfterBreak="0">
+    <w:nsid w:val="327F6E86"/>
+    <w:multiLevelType w:val="hybridMultilevel"/>
+    <w:tmpl w:val="D204A4F0"/>
+    <w:lvl w:ilvl="0" w:tplc="04190001">
+      <w:start w:val="1"/>
+      <w:numFmt w:val="bullet"/>
+      <w:lvlText w:val=""/>
+      <w:lvlJc w:val="left"/>
+      <w:pPr>
+        <w:ind w:left="720" w:hanging="360"/>
+      </w:pPr>
+      <w:rPr>
+        <w:rFonts w:ascii="Symbol" w:hAnsi="Symbol" w:hint="default"/>
+      </w:rPr>
+    </w:lvl>
+    <w:lvl w:ilvl="1" w:tplc="04190003" w:tentative="1">
+      <w:start w:val="1"/>
+      <w:numFmt w:val="bullet"/>
+      <w:lvlText w:val="o"/>
+      <w:lvlJc w:val="left"/>
+      <w:pPr>
+        <w:ind w:left="1440" w:hanging="360"/>
+      </w:pPr>
+      <w:rPr>
+        <w:rFonts w:ascii="Courier New" w:hAnsi="Courier New" w:cs="Courier New" w:hint="default"/>
+      </w:rPr>
+    </w:lvl>
+    <w:lvl w:ilvl="2" w:tplc="04190005" w:tentative="1">
+      <w:start w:val="1"/>
+      <w:numFmt w:val="bullet"/>
+      <w:lvlText w:val=""/>
+      <w:lvlJc w:val="left"/>
+      <w:pPr>
+        <w:ind w:left="2160" w:hanging="360"/>
+      </w:pPr>
+      <w:rPr>
+        <w:rFonts w:ascii="Wingdings" w:hAnsi="Wingdings" w:hint="default"/>
+      </w:rPr>
+    </w:lvl>
+    <w:lvl w:ilvl="3" w:tplc="04190001" w:tentative="1">
+      <w:start w:val="1"/>
+      <w:numFmt w:val="bullet"/>
+      <w:lvlText w:val=""/>
+      <w:lvlJc w:val="left"/>
+      <w:pPr>
+        <w:ind w:left="2880" w:hanging="360"/>
+      </w:pPr>
+      <w:rPr>
+        <w:rFonts w:ascii="Symbol" w:hAnsi="Symbol" w:hint="default"/>
+      </w:rPr>
+    </w:lvl>
+    <w:lvl w:ilvl="4" w:tplc="04190003" w:tentative="1">
+      <w:start w:val="1"/>
+      <w:numFmt w:val="bullet"/>
+      <w:lvlText w:val="o"/>
+      <w:lvlJc w:val="left"/>
+      <w:pPr>
+        <w:ind w:left="3600" w:hanging="360"/>
+      </w:pPr>
+      <w:rPr>
+        <w:rFonts w:ascii="Courier New" w:hAnsi="Courier New" w:cs="Courier New" w:hint="default"/>
+      </w:rPr>
+    </w:lvl>
+    <w:lvl w:ilvl="5" w:tplc="04190005" w:tentative="1">
+      <w:start w:val="1"/>
+      <w:numFmt w:val="bullet"/>
+      <w:lvlText w:val=""/>
+      <w:lvlJc w:val="left"/>
+      <w:pPr>
+        <w:ind w:left="4320" w:hanging="360"/>
+      </w:pPr>
+      <w:rPr>
+        <w:rFonts w:ascii="Wingdings" w:hAnsi="Wingdings" w:hint="default"/>
+      </w:rPr>
+    </w:lvl>
+    <w:lvl w:ilvl="6" w:tplc="04190001" w:tentative="1">
+      <w:start w:val="1"/>
+      <w:numFmt w:val="bullet"/>
+      <w:lvlText w:val=""/>
+      <w:lvlJc w:val="left"/>
+      <w:pPr>
+        <w:ind w:left="5040" w:hanging="360"/>
+      </w:pPr>
+      <w:rPr>
+        <w:rFonts w:ascii="Symbol" w:hAnsi="Symbol" w:hint="default"/>
+      </w:rPr>
+    </w:lvl>
+    <w:lvl w:ilvl="7" w:tplc="04190003" w:tentative="1">
+      <w:start w:val="1"/>
+      <w:numFmt w:val="bullet"/>
+      <w:lvlText w:val="o"/>
+      <w:lvlJc w:val="left"/>
+      <w:pPr>
+        <w:ind w:left="5760" w:hanging="360"/>
+      </w:pPr>
+      <w:rPr>
+        <w:rFonts w:ascii="Courier New" w:hAnsi="Courier New" w:cs="Courier New" w:hint="default"/>
+      </w:rPr>
+    </w:lvl>
+    <w:lvl w:ilvl="8" w:tplc="04190005" w:tentative="1">
+      <w:start w:val="1"/>
+      <w:numFmt w:val="bullet"/>
+      <w:lvlText w:val=""/>
+      <w:lvlJc w:val="left"/>
+      <w:pPr>
+        <w:ind w:left="6480" w:hanging="360"/>
+      </w:pPr>
+      <w:rPr>
+        <w:rFonts w:ascii="Wingdings" w:hAnsi="Wingdings" w:hint="default"/>
+      </w:rPr>
+    </w:lvl>
+  </w:abstractNum>
+  <w:abstractNum w:abstractNumId="37" w15:restartNumberingAfterBreak="0">
+    <w:nsid w:val="34334BE9"/>
+    <w:multiLevelType w:val="multilevel"/>
+    <w:tmpl w:val="E5521BC4"/>
+    <w:lvl w:ilvl="0">
+      <w:start w:val="1"/>
+      <w:numFmt w:val="bullet"/>
+      <w:lvlText w:val=""/>
+      <w:lvlJc w:val="left"/>
+      <w:pPr>
+        <w:tabs>
+          <w:tab w:val="num" w:pos="0"/>
+        </w:tabs>
+        <w:ind w:left="1428" w:hanging="360"/>
+      </w:pPr>
+      <w:rPr>
+        <w:rFonts w:ascii="Symbol" w:hAnsi="Symbol" w:cs="Symbol" w:hint="default"/>
+      </w:rPr>
+    </w:lvl>
+    <w:lvl w:ilvl="1">
+      <w:start w:val="1"/>
+      <w:numFmt w:val="bullet"/>
+      <w:lvlText w:val="o"/>
+      <w:lvlJc w:val="left"/>
+      <w:pPr>
+        <w:tabs>
+          <w:tab w:val="num" w:pos="0"/>
+        </w:tabs>
+        <w:ind w:left="2148" w:hanging="360"/>
+      </w:pPr>
+      <w:rPr>
+        <w:rFonts w:ascii="Courier New" w:hAnsi="Courier New" w:cs="Courier New" w:hint="default"/>
+      </w:rPr>
+    </w:lvl>
+    <w:lvl w:ilvl="2">
+      <w:start w:val="1"/>
+      <w:numFmt w:val="bullet"/>
+      <w:lvlText w:val=""/>
+      <w:lvlJc w:val="left"/>
+      <w:pPr>
+        <w:tabs>
+          <w:tab w:val="num" w:pos="0"/>
+        </w:tabs>
+        <w:ind w:left="2868" w:hanging="360"/>
+      </w:pPr>
+      <w:rPr>
+        <w:rFonts w:ascii="Wingdings" w:hAnsi="Wingdings" w:cs="Wingdings" w:hint="default"/>
+      </w:rPr>
+    </w:lvl>
+    <w:lvl w:ilvl="3">
+      <w:start w:val="1"/>
+      <w:numFmt w:val="bullet"/>
+      <w:lvlText w:val=""/>
+      <w:lvlJc w:val="left"/>
+      <w:pPr>
+        <w:tabs>
+          <w:tab w:val="num" w:pos="0"/>
+        </w:tabs>
+        <w:ind w:left="3588" w:hanging="360"/>
+      </w:pPr>
+      <w:rPr>
+        <w:rFonts w:ascii="Symbol" w:hAnsi="Symbol" w:cs="Symbol" w:hint="default"/>
+      </w:rPr>
+    </w:lvl>
+    <w:lvl w:ilvl="4">
+      <w:start w:val="1"/>
+      <w:numFmt w:val="bullet"/>
+      <w:lvlText w:val="o"/>
+      <w:lvlJc w:val="left"/>
+      <w:pPr>
+        <w:tabs>
+          <w:tab w:val="num" w:pos="0"/>
+        </w:tabs>
+        <w:ind w:left="4308" w:hanging="360"/>
+      </w:pPr>
+      <w:rPr>
+        <w:rFonts w:ascii="Courier New" w:hAnsi="Courier New" w:cs="Courier New" w:hint="default"/>
+      </w:rPr>
+    </w:lvl>
+    <w:lvl w:ilvl="5">
+      <w:start w:val="1"/>
+      <w:numFmt w:val="bullet"/>
+      <w:lvlText w:val=""/>
+      <w:lvlJc w:val="left"/>
+      <w:pPr>
+        <w:tabs>
+          <w:tab w:val="num" w:pos="0"/>
+        </w:tabs>
+        <w:ind w:left="5028" w:hanging="360"/>
+      </w:pPr>
+      <w:rPr>
+        <w:rFonts w:ascii="Wingdings" w:hAnsi="Wingdings" w:cs="Wingdings" w:hint="default"/>
+      </w:rPr>
+    </w:lvl>
+    <w:lvl w:ilvl="6">
+      <w:start w:val="1"/>
+      <w:numFmt w:val="bullet"/>
+      <w:lvlText w:val=""/>
+      <w:lvlJc w:val="left"/>
+      <w:pPr>
+        <w:tabs>
+          <w:tab w:val="num" w:pos="0"/>
+        </w:tabs>
+        <w:ind w:left="5748" w:hanging="360"/>
+      </w:pPr>
+      <w:rPr>
+        <w:rFonts w:ascii="Symbol" w:hAnsi="Symbol" w:cs="Symbol" w:hint="default"/>
+      </w:rPr>
+    </w:lvl>
+    <w:lvl w:ilvl="7">
+      <w:start w:val="1"/>
+      <w:numFmt w:val="bullet"/>
+      <w:lvlText w:val="o"/>
+      <w:lvlJc w:val="left"/>
+      <w:pPr>
+        <w:tabs>
+          <w:tab w:val="num" w:pos="0"/>
+        </w:tabs>
+        <w:ind w:left="6468" w:hanging="360"/>
+      </w:pPr>
+      <w:rPr>
+        <w:rFonts w:ascii="Courier New" w:hAnsi="Courier New" w:cs="Courier New" w:hint="default"/>
+      </w:rPr>
+    </w:lvl>
+    <w:lvl w:ilvl="8">
+      <w:start w:val="1"/>
+      <w:numFmt w:val="bullet"/>
+      <w:lvlText w:val=""/>
+      <w:lvlJc w:val="left"/>
+      <w:pPr>
+        <w:tabs>
+          <w:tab w:val="num" w:pos="0"/>
+        </w:tabs>
+        <w:ind w:left="7188" w:hanging="360"/>
+      </w:pPr>
+      <w:rPr>
+        <w:rFonts w:ascii="Wingdings" w:hAnsi="Wingdings" w:cs="Wingdings" w:hint="default"/>
+      </w:rPr>
+    </w:lvl>
+  </w:abstractNum>
+  <w:abstractNum w:abstractNumId="38" w15:restartNumberingAfterBreak="0">
     <w:nsid w:val="34E14F36"/>
     <w:multiLevelType w:val="hybridMultilevel"/>
     <w:tmpl w:val="1910EDF0"/>
@@ -2456,7 +8919,7 @@
       </w:pPr>
     </w:lvl>
   </w:abstractNum>
-  <w:abstractNum w:abstractNumId="16" w15:restartNumberingAfterBreak="0">
+  <w:abstractNum w:abstractNumId="39" w15:restartNumberingAfterBreak="0">
     <w:nsid w:val="388D3C08"/>
     <w:multiLevelType w:val="hybridMultilevel"/>
     <w:tmpl w:val="0AB0413E"/>
@@ -2545,7 +9008,7 @@
       </w:pPr>
     </w:lvl>
   </w:abstractNum>
-  <w:abstractNum w:abstractNumId="17" w15:restartNumberingAfterBreak="0">
+  <w:abstractNum w:abstractNumId="40" w15:restartNumberingAfterBreak="0">
     <w:nsid w:val="39F10AD6"/>
     <w:multiLevelType w:val="hybridMultilevel"/>
     <w:tmpl w:val="3BE29F88"/>
@@ -2634,7 +9097,7 @@
       </w:pPr>
     </w:lvl>
   </w:abstractNum>
-  <w:abstractNum w:abstractNumId="18" w15:restartNumberingAfterBreak="0">
+  <w:abstractNum w:abstractNumId="41" w15:restartNumberingAfterBreak="0">
     <w:nsid w:val="3B70068A"/>
     <w:multiLevelType w:val="multilevel"/>
     <w:tmpl w:val="04A0EC32"/>
@@ -2747,7 +9210,7 @@
       </w:rPr>
     </w:lvl>
   </w:abstractNum>
-  <w:abstractNum w:abstractNumId="19" w15:restartNumberingAfterBreak="0">
+  <w:abstractNum w:abstractNumId="42" w15:restartNumberingAfterBreak="0">
     <w:nsid w:val="3E174836"/>
     <w:multiLevelType w:val="hybridMultilevel"/>
     <w:tmpl w:val="67104976"/>
@@ -2836,7 +9299,124 @@
       </w:pPr>
     </w:lvl>
   </w:abstractNum>
-  <w:abstractNum w:abstractNumId="20" w15:restartNumberingAfterBreak="0">
+  <w:abstractNum w:abstractNumId="43" w15:restartNumberingAfterBreak="0">
+    <w:nsid w:val="3FBF5181"/>
+    <w:multiLevelType w:val="multilevel"/>
+    <w:tmpl w:val="01CA0E60"/>
+    <w:lvl w:ilvl="0">
+      <w:start w:val="1"/>
+      <w:numFmt w:val="decimal"/>
+      <w:lvlText w:val="%1."/>
+      <w:lvlJc w:val="left"/>
+      <w:pPr>
+        <w:tabs>
+          <w:tab w:val="num" w:pos="720"/>
+        </w:tabs>
+        <w:ind w:left="720" w:hanging="360"/>
+      </w:pPr>
+    </w:lvl>
+    <w:lvl w:ilvl="1">
+      <w:start w:val="1"/>
+      <w:numFmt w:val="bullet"/>
+      <w:lvlText w:val="o"/>
+      <w:lvlJc w:val="left"/>
+      <w:pPr>
+        <w:tabs>
+          <w:tab w:val="num" w:pos="1440"/>
+        </w:tabs>
+        <w:ind w:left="1440" w:hanging="360"/>
+      </w:pPr>
+      <w:rPr>
+        <w:rFonts w:ascii="Courier New" w:hAnsi="Courier New" w:hint="default"/>
+        <w:sz w:val="20"/>
+      </w:rPr>
+    </w:lvl>
+    <w:lvl w:ilvl="2" w:tentative="1">
+      <w:start w:val="1"/>
+      <w:numFmt w:val="decimal"/>
+      <w:lvlText w:val="%3."/>
+      <w:lvlJc w:val="left"/>
+      <w:pPr>
+        <w:tabs>
+          <w:tab w:val="num" w:pos="2160"/>
+        </w:tabs>
+        <w:ind w:left="2160" w:hanging="360"/>
+      </w:pPr>
+    </w:lvl>
+    <w:lvl w:ilvl="3" w:tentative="1">
+      <w:start w:val="1"/>
+      <w:numFmt w:val="decimal"/>
+      <w:lvlText w:val="%4."/>
+      <w:lvlJc w:val="left"/>
+      <w:pPr>
+        <w:tabs>
+          <w:tab w:val="num" w:pos="2880"/>
+        </w:tabs>
+        <w:ind w:left="2880" w:hanging="360"/>
+      </w:pPr>
+    </w:lvl>
+    <w:lvl w:ilvl="4" w:tentative="1">
+      <w:start w:val="1"/>
+      <w:numFmt w:val="decimal"/>
+      <w:lvlText w:val="%5."/>
+      <w:lvlJc w:val="left"/>
+      <w:pPr>
+        <w:tabs>
+          <w:tab w:val="num" w:pos="3600"/>
+        </w:tabs>
+        <w:ind w:left="3600" w:hanging="360"/>
+      </w:pPr>
+    </w:lvl>
+    <w:lvl w:ilvl="5" w:tentative="1">
+      <w:start w:val="1"/>
+      <w:numFmt w:val="decimal"/>
+      <w:lvlText w:val="%6."/>
+      <w:lvlJc w:val="left"/>
+      <w:pPr>
+        <w:tabs>
+          <w:tab w:val="num" w:pos="4320"/>
+        </w:tabs>
+        <w:ind w:left="4320" w:hanging="360"/>
+      </w:pPr>
+    </w:lvl>
+    <w:lvl w:ilvl="6" w:tentative="1">
+      <w:start w:val="1"/>
+      <w:numFmt w:val="decimal"/>
+      <w:lvlText w:val="%7."/>
+      <w:lvlJc w:val="left"/>
+      <w:pPr>
+        <w:tabs>
+          <w:tab w:val="num" w:pos="5040"/>
+        </w:tabs>
+        <w:ind w:left="5040" w:hanging="360"/>
+      </w:pPr>
+    </w:lvl>
+    <w:lvl w:ilvl="7" w:tentative="1">
+      <w:start w:val="1"/>
+      <w:numFmt w:val="decimal"/>
+      <w:lvlText w:val="%8."/>
+      <w:lvlJc w:val="left"/>
+      <w:pPr>
+        <w:tabs>
+          <w:tab w:val="num" w:pos="5760"/>
+        </w:tabs>
+        <w:ind w:left="5760" w:hanging="360"/>
+      </w:pPr>
+    </w:lvl>
+    <w:lvl w:ilvl="8" w:tentative="1">
+      <w:start w:val="1"/>
+      <w:numFmt w:val="decimal"/>
+      <w:lvlText w:val="%9."/>
+      <w:lvlJc w:val="left"/>
+      <w:pPr>
+        <w:tabs>
+          <w:tab w:val="num" w:pos="6480"/>
+        </w:tabs>
+        <w:ind w:left="6480" w:hanging="360"/>
+      </w:pPr>
+    </w:lvl>
+  </w:abstractNum>
+  <w:abstractNum w:abstractNumId="44" w15:restartNumberingAfterBreak="0">
     <w:nsid w:val="407205B6"/>
     <w:multiLevelType w:val="hybridMultilevel"/>
     <w:tmpl w:val="3FCA9934"/>
@@ -2928,7 +9508,147 @@
       </w:pPr>
     </w:lvl>
   </w:abstractNum>
-  <w:abstractNum w:abstractNumId="21" w15:restartNumberingAfterBreak="0">
+  <w:abstractNum w:abstractNumId="45" w15:restartNumberingAfterBreak="0">
+    <w:nsid w:val="438343BA"/>
+    <w:multiLevelType w:val="multilevel"/>
+    <w:tmpl w:val="E1449434"/>
+    <w:lvl w:ilvl="0">
+      <w:start w:val="1"/>
+      <w:numFmt w:val="bullet"/>
+      <w:lvlText w:val=""/>
+      <w:lvlJc w:val="left"/>
+      <w:pPr>
+        <w:tabs>
+          <w:tab w:val="num" w:pos="0"/>
+        </w:tabs>
+        <w:ind w:left="1428" w:hanging="360"/>
+      </w:pPr>
+      <w:rPr>
+        <w:rFonts w:ascii="Symbol" w:hAnsi="Symbol" w:cs="Symbol" w:hint="default"/>
+      </w:rPr>
+    </w:lvl>
+    <w:lvl w:ilvl="1">
+      <w:start w:val="1"/>
+      <w:numFmt w:val="bullet"/>
+      <w:lvlText w:val="o"/>
+      <w:lvlJc w:val="left"/>
+      <w:pPr>
+        <w:tabs>
+          <w:tab w:val="num" w:pos="0"/>
+        </w:tabs>
+        <w:ind w:left="2148" w:hanging="360"/>
+      </w:pPr>
+      <w:rPr>
+        <w:rFonts w:ascii="Courier New" w:hAnsi="Courier New" w:cs="Courier New" w:hint="default"/>
+      </w:rPr>
+    </w:lvl>
+    <w:lvl w:ilvl="2">
+      <w:start w:val="1"/>
+      <w:numFmt w:val="bullet"/>
+      <w:lvlText w:val=""/>
+      <w:lvlJc w:val="left"/>
+      <w:pPr>
+        <w:tabs>
+          <w:tab w:val="num" w:pos="0"/>
+        </w:tabs>
+        <w:ind w:left="2868" w:hanging="360"/>
+      </w:pPr>
+      <w:rPr>
+        <w:rFonts w:ascii="Wingdings" w:hAnsi="Wingdings" w:cs="Wingdings" w:hint="default"/>
+      </w:rPr>
+    </w:lvl>
+    <w:lvl w:ilvl="3">
+      <w:start w:val="1"/>
+      <w:numFmt w:val="bullet"/>
+      <w:lvlText w:val=""/>
+      <w:lvlJc w:val="left"/>
+      <w:pPr>
+        <w:tabs>
+          <w:tab w:val="num" w:pos="0"/>
+        </w:tabs>
+        <w:ind w:left="3588" w:hanging="360"/>
+      </w:pPr>
+      <w:rPr>
+        <w:rFonts w:ascii="Symbol" w:hAnsi="Symbol" w:cs="Symbol" w:hint="default"/>
+      </w:rPr>
+    </w:lvl>
+    <w:lvl w:ilvl="4">
+      <w:start w:val="1"/>
+      <w:numFmt w:val="bullet"/>
+      <w:lvlText w:val="o"/>
+      <w:lvlJc w:val="left"/>
+      <w:pPr>
+        <w:tabs>
+          <w:tab w:val="num" w:pos="0"/>
+        </w:tabs>
+        <w:ind w:left="4308" w:hanging="360"/>
+      </w:pPr>
+      <w:rPr>
+        <w:rFonts w:ascii="Courier New" w:hAnsi="Courier New" w:cs="Courier New" w:hint="default"/>
+      </w:rPr>
+    </w:lvl>
+    <w:lvl w:ilvl="5">
+      <w:start w:val="1"/>
+      <w:numFmt w:val="bullet"/>
+      <w:lvlText w:val=""/>
+      <w:lvlJc w:val="left"/>
+      <w:pPr>
+        <w:tabs>
+          <w:tab w:val="num" w:pos="0"/>
+        </w:tabs>
+        <w:ind w:left="5028" w:hanging="360"/>
+      </w:pPr>
+      <w:rPr>
+        <w:rFonts w:ascii="Wingdings" w:hAnsi="Wingdings" w:cs="Wingdings" w:hint="default"/>
+      </w:rPr>
+    </w:lvl>
+    <w:lvl w:ilvl="6">
+      <w:start w:val="1"/>
+      <w:numFmt w:val="bullet"/>
+      <w:lvlText w:val=""/>
+      <w:lvlJc w:val="left"/>
+      <w:pPr>
+        <w:tabs>
+          <w:tab w:val="num" w:pos="0"/>
+        </w:tabs>
+        <w:ind w:left="5748" w:hanging="360"/>
+      </w:pPr>
+      <w:rPr>
+        <w:rFonts w:ascii="Symbol" w:hAnsi="Symbol" w:cs="Symbol" w:hint="default"/>
+      </w:rPr>
+    </w:lvl>
+    <w:lvl w:ilvl="7">
+      <w:start w:val="1"/>
+      <w:numFmt w:val="bullet"/>
+      <w:lvlText w:val="o"/>
+      <w:lvlJc w:val="left"/>
+      <w:pPr>
+        <w:tabs>
+          <w:tab w:val="num" w:pos="0"/>
+        </w:tabs>
+        <w:ind w:left="6468" w:hanging="360"/>
+      </w:pPr>
+      <w:rPr>
+        <w:rFonts w:ascii="Courier New" w:hAnsi="Courier New" w:cs="Courier New" w:hint="default"/>
+      </w:rPr>
+    </w:lvl>
+    <w:lvl w:ilvl="8">
+      <w:start w:val="1"/>
+      <w:numFmt w:val="bullet"/>
+      <w:lvlText w:val=""/>
+      <w:lvlJc w:val="left"/>
+      <w:pPr>
+        <w:tabs>
+          <w:tab w:val="num" w:pos="0"/>
+        </w:tabs>
+        <w:ind w:left="7188" w:hanging="360"/>
+      </w:pPr>
+      <w:rPr>
+        <w:rFonts w:ascii="Wingdings" w:hAnsi="Wingdings" w:cs="Wingdings" w:hint="default"/>
+      </w:rPr>
+    </w:lvl>
+  </w:abstractNum>
+  <w:abstractNum w:abstractNumId="46" w15:restartNumberingAfterBreak="0">
     <w:nsid w:val="46DA515B"/>
     <w:multiLevelType w:val="hybridMultilevel"/>
     <w:tmpl w:val="ACDE5A36"/>
@@ -3017,7 +9737,93 @@
       </w:pPr>
     </w:lvl>
   </w:abstractNum>
-  <w:abstractNum w:abstractNumId="22" w15:restartNumberingAfterBreak="0">
+  <w:abstractNum w:abstractNumId="47" w15:restartNumberingAfterBreak="0">
+    <w:nsid w:val="48D97FAB"/>
+    <w:multiLevelType w:val="hybridMultilevel"/>
+    <w:tmpl w:val="1EAE65E6"/>
+    <w:lvl w:ilvl="0" w:tplc="0419000F">
+      <w:start w:val="1"/>
+      <w:numFmt w:val="decimal"/>
+      <w:lvlText w:val="%1."/>
+      <w:lvlJc w:val="left"/>
+      <w:pPr>
+        <w:ind w:left="1429" w:hanging="360"/>
+      </w:pPr>
+    </w:lvl>
+    <w:lvl w:ilvl="1" w:tplc="04190019" w:tentative="1">
+      <w:start w:val="1"/>
+      <w:numFmt w:val="lowerLetter"/>
+      <w:lvlText w:val="%2."/>
+      <w:lvlJc w:val="left"/>
+      <w:pPr>
+        <w:ind w:left="2149" w:hanging="360"/>
+      </w:pPr>
+    </w:lvl>
+    <w:lvl w:ilvl="2" w:tplc="0419001B" w:tentative="1">
+      <w:start w:val="1"/>
+      <w:numFmt w:val="lowerRoman"/>
+      <w:lvlText w:val="%3."/>
+      <w:lvlJc w:val="right"/>
+      <w:pPr>
+        <w:ind w:left="2869" w:hanging="180"/>
+      </w:pPr>
+    </w:lvl>
+    <w:lvl w:ilvl="3" w:tplc="0419000F" w:tentative="1">
+      <w:start w:val="1"/>
+      <w:numFmt w:val="decimal"/>
+      <w:lvlText w:val="%4."/>
+      <w:lvlJc w:val="left"/>
+      <w:pPr>
+        <w:ind w:left="3589" w:hanging="360"/>
+      </w:pPr>
+    </w:lvl>
+    <w:lvl w:ilvl="4" w:tplc="04190019" w:tentative="1">
+      <w:start w:val="1"/>
+      <w:numFmt w:val="lowerLetter"/>
+      <w:lvlText w:val="%5."/>
+      <w:lvlJc w:val="left"/>
+      <w:pPr>
+        <w:ind w:left="4309" w:hanging="360"/>
+      </w:pPr>
+    </w:lvl>
+    <w:lvl w:ilvl="5" w:tplc="0419001B" w:tentative="1">
+      <w:start w:val="1"/>
+      <w:numFmt w:val="lowerRoman"/>
+      <w:lvlText w:val="%6."/>
+      <w:lvlJc w:val="right"/>
+      <w:pPr>
+        <w:ind w:left="5029" w:hanging="180"/>
+      </w:pPr>
+    </w:lvl>
+    <w:lvl w:ilvl="6" w:tplc="0419000F" w:tentative="1">
+      <w:start w:val="1"/>
+      <w:numFmt w:val="decimal"/>
+      <w:lvlText w:val="%7."/>
+      <w:lvlJc w:val="left"/>
+      <w:pPr>
+        <w:ind w:left="5749" w:hanging="360"/>
+      </w:pPr>
+    </w:lvl>
+    <w:lvl w:ilvl="7" w:tplc="04190019" w:tentative="1">
+      <w:start w:val="1"/>
+      <w:numFmt w:val="lowerLetter"/>
+      <w:lvlText w:val="%8."/>
+      <w:lvlJc w:val="left"/>
+      <w:pPr>
+        <w:ind w:left="6469" w:hanging="360"/>
+      </w:pPr>
+    </w:lvl>
+    <w:lvl w:ilvl="8" w:tplc="0419001B" w:tentative="1">
+      <w:start w:val="1"/>
+      <w:numFmt w:val="lowerRoman"/>
+      <w:lvlText w:val="%9."/>
+      <w:lvlJc w:val="right"/>
+      <w:pPr>
+        <w:ind w:left="7189" w:hanging="180"/>
+      </w:pPr>
+    </w:lvl>
+  </w:abstractNum>
+  <w:abstractNum w:abstractNumId="48" w15:restartNumberingAfterBreak="0">
     <w:nsid w:val="49B32C19"/>
     <w:multiLevelType w:val="hybridMultilevel"/>
     <w:tmpl w:val="2F903250"/>
@@ -3106,7 +9912,7 @@
       </w:pPr>
     </w:lvl>
   </w:abstractNum>
-  <w:abstractNum w:abstractNumId="23" w15:restartNumberingAfterBreak="0">
+  <w:abstractNum w:abstractNumId="49" w15:restartNumberingAfterBreak="0">
     <w:nsid w:val="4C715EE2"/>
     <w:multiLevelType w:val="multilevel"/>
     <w:tmpl w:val="0419001F"/>
@@ -3192,7 +9998,7 @@
       </w:pPr>
     </w:lvl>
   </w:abstractNum>
-  <w:abstractNum w:abstractNumId="24" w15:restartNumberingAfterBreak="0">
+  <w:abstractNum w:abstractNumId="50" w15:restartNumberingAfterBreak="0">
     <w:nsid w:val="4E944F8B"/>
     <w:multiLevelType w:val="hybridMultilevel"/>
     <w:tmpl w:val="F06E6690"/>
@@ -3282,7 +10088,147 @@
       </w:pPr>
     </w:lvl>
   </w:abstractNum>
-  <w:abstractNum w:abstractNumId="25" w15:restartNumberingAfterBreak="0">
+  <w:abstractNum w:abstractNumId="51" w15:restartNumberingAfterBreak="0">
+    <w:nsid w:val="50B61C37"/>
+    <w:multiLevelType w:val="multilevel"/>
+    <w:tmpl w:val="67406BFE"/>
+    <w:lvl w:ilvl="0">
+      <w:start w:val="1"/>
+      <w:numFmt w:val="bullet"/>
+      <w:lvlText w:val=""/>
+      <w:lvlJc w:val="left"/>
+      <w:pPr>
+        <w:tabs>
+          <w:tab w:val="num" w:pos="0"/>
+        </w:tabs>
+        <w:ind w:left="1428" w:hanging="360"/>
+      </w:pPr>
+      <w:rPr>
+        <w:rFonts w:ascii="Symbol" w:hAnsi="Symbol" w:cs="Symbol" w:hint="default"/>
+      </w:rPr>
+    </w:lvl>
+    <w:lvl w:ilvl="1">
+      <w:start w:val="1"/>
+      <w:numFmt w:val="bullet"/>
+      <w:lvlText w:val="o"/>
+      <w:lvlJc w:val="left"/>
+      <w:pPr>
+        <w:tabs>
+          <w:tab w:val="num" w:pos="0"/>
+        </w:tabs>
+        <w:ind w:left="2148" w:hanging="360"/>
+      </w:pPr>
+      <w:rPr>
+        <w:rFonts w:ascii="Courier New" w:hAnsi="Courier New" w:cs="Courier New" w:hint="default"/>
+      </w:rPr>
+    </w:lvl>
+    <w:lvl w:ilvl="2">
+      <w:start w:val="1"/>
+      <w:numFmt w:val="bullet"/>
+      <w:lvlText w:val=""/>
+      <w:lvlJc w:val="left"/>
+      <w:pPr>
+        <w:tabs>
+          <w:tab w:val="num" w:pos="0"/>
+        </w:tabs>
+        <w:ind w:left="2868" w:hanging="360"/>
+      </w:pPr>
+      <w:rPr>
+        <w:rFonts w:ascii="Wingdings" w:hAnsi="Wingdings" w:cs="Wingdings" w:hint="default"/>
+      </w:rPr>
+    </w:lvl>
+    <w:lvl w:ilvl="3">
+      <w:start w:val="1"/>
+      <w:numFmt w:val="bullet"/>
+      <w:lvlText w:val=""/>
+      <w:lvlJc w:val="left"/>
+      <w:pPr>
+        <w:tabs>
+          <w:tab w:val="num" w:pos="0"/>
+        </w:tabs>
+        <w:ind w:left="3588" w:hanging="360"/>
+      </w:pPr>
+      <w:rPr>
+        <w:rFonts w:ascii="Symbol" w:hAnsi="Symbol" w:cs="Symbol" w:hint="default"/>
+      </w:rPr>
+    </w:lvl>
+    <w:lvl w:ilvl="4">
+      <w:start w:val="1"/>
+      <w:numFmt w:val="bullet"/>
+      <w:lvlText w:val="o"/>
+      <w:lvlJc w:val="left"/>
+      <w:pPr>
+        <w:tabs>
+          <w:tab w:val="num" w:pos="0"/>
+        </w:tabs>
+        <w:ind w:left="4308" w:hanging="360"/>
+      </w:pPr>
+      <w:rPr>
+        <w:rFonts w:ascii="Courier New" w:hAnsi="Courier New" w:cs="Courier New" w:hint="default"/>
+      </w:rPr>
+    </w:lvl>
+    <w:lvl w:ilvl="5">
+      <w:start w:val="1"/>
+      <w:numFmt w:val="bullet"/>
+      <w:lvlText w:val=""/>
+      <w:lvlJc w:val="left"/>
+      <w:pPr>
+        <w:tabs>
+          <w:tab w:val="num" w:pos="0"/>
+        </w:tabs>
+        <w:ind w:left="5028" w:hanging="360"/>
+      </w:pPr>
+      <w:rPr>
+        <w:rFonts w:ascii="Wingdings" w:hAnsi="Wingdings" w:cs="Wingdings" w:hint="default"/>
+      </w:rPr>
+    </w:lvl>
+    <w:lvl w:ilvl="6">
+      <w:start w:val="1"/>
+      <w:numFmt w:val="bullet"/>
+      <w:lvlText w:val=""/>
+      <w:lvlJc w:val="left"/>
+      <w:pPr>
+        <w:tabs>
+          <w:tab w:val="num" w:pos="0"/>
+        </w:tabs>
+        <w:ind w:left="5748" w:hanging="360"/>
+      </w:pPr>
+      <w:rPr>
+        <w:rFonts w:ascii="Symbol" w:hAnsi="Symbol" w:cs="Symbol" w:hint="default"/>
+      </w:rPr>
+    </w:lvl>
+    <w:lvl w:ilvl="7">
+      <w:start w:val="1"/>
+      <w:numFmt w:val="bullet"/>
+      <w:lvlText w:val="o"/>
+      <w:lvlJc w:val="left"/>
+      <w:pPr>
+        <w:tabs>
+          <w:tab w:val="num" w:pos="0"/>
+        </w:tabs>
+        <w:ind w:left="6468" w:hanging="360"/>
+      </w:pPr>
+      <w:rPr>
+        <w:rFonts w:ascii="Courier New" w:hAnsi="Courier New" w:cs="Courier New" w:hint="default"/>
+      </w:rPr>
+    </w:lvl>
+    <w:lvl w:ilvl="8">
+      <w:start w:val="1"/>
+      <w:numFmt w:val="bullet"/>
+      <w:lvlText w:val=""/>
+      <w:lvlJc w:val="left"/>
+      <w:pPr>
+        <w:tabs>
+          <w:tab w:val="num" w:pos="0"/>
+        </w:tabs>
+        <w:ind w:left="7188" w:hanging="360"/>
+      </w:pPr>
+      <w:rPr>
+        <w:rFonts w:ascii="Wingdings" w:hAnsi="Wingdings" w:cs="Wingdings" w:hint="default"/>
+      </w:rPr>
+    </w:lvl>
+  </w:abstractNum>
+  <w:abstractNum w:abstractNumId="52" w15:restartNumberingAfterBreak="0">
     <w:nsid w:val="518E0CD4"/>
     <w:multiLevelType w:val="hybridMultilevel"/>
     <w:tmpl w:val="9B30EEBC"/>
@@ -3368,7 +10314,233 @@
       </w:pPr>
     </w:lvl>
   </w:abstractNum>
-  <w:abstractNum w:abstractNumId="26" w15:restartNumberingAfterBreak="0">
+  <w:abstractNum w:abstractNumId="53" w15:restartNumberingAfterBreak="0">
+    <w:nsid w:val="58E2201A"/>
+    <w:multiLevelType w:val="multilevel"/>
+    <w:tmpl w:val="569E3F50"/>
+    <w:lvl w:ilvl="0">
+      <w:start w:val="1"/>
+      <w:numFmt w:val="decimal"/>
+      <w:lvlText w:val="%1."/>
+      <w:lvlJc w:val="left"/>
+      <w:pPr>
+        <w:tabs>
+          <w:tab w:val="num" w:pos="0"/>
+        </w:tabs>
+        <w:ind w:left="1068" w:hanging="360"/>
+      </w:pPr>
+    </w:lvl>
+    <w:lvl w:ilvl="1">
+      <w:start w:val="1"/>
+      <w:numFmt w:val="lowerLetter"/>
+      <w:lvlText w:val="%2."/>
+      <w:lvlJc w:val="left"/>
+      <w:pPr>
+        <w:tabs>
+          <w:tab w:val="num" w:pos="0"/>
+        </w:tabs>
+        <w:ind w:left="1788" w:hanging="360"/>
+      </w:pPr>
+    </w:lvl>
+    <w:lvl w:ilvl="2">
+      <w:start w:val="1"/>
+      <w:numFmt w:val="lowerRoman"/>
+      <w:lvlText w:val="%3."/>
+      <w:lvlJc w:val="right"/>
+      <w:pPr>
+        <w:tabs>
+          <w:tab w:val="num" w:pos="0"/>
+        </w:tabs>
+        <w:ind w:left="2508" w:hanging="180"/>
+      </w:pPr>
+    </w:lvl>
+    <w:lvl w:ilvl="3">
+      <w:start w:val="1"/>
+      <w:numFmt w:val="decimal"/>
+      <w:lvlText w:val="%4."/>
+      <w:lvlJc w:val="left"/>
+      <w:pPr>
+        <w:tabs>
+          <w:tab w:val="num" w:pos="0"/>
+        </w:tabs>
+        <w:ind w:left="3228" w:hanging="360"/>
+      </w:pPr>
+    </w:lvl>
+    <w:lvl w:ilvl="4">
+      <w:start w:val="1"/>
+      <w:numFmt w:val="lowerLetter"/>
+      <w:lvlText w:val="%5."/>
+      <w:lvlJc w:val="left"/>
+      <w:pPr>
+        <w:tabs>
+          <w:tab w:val="num" w:pos="0"/>
+        </w:tabs>
+        <w:ind w:left="3948" w:hanging="360"/>
+      </w:pPr>
+    </w:lvl>
+    <w:lvl w:ilvl="5">
+      <w:start w:val="1"/>
+      <w:numFmt w:val="lowerRoman"/>
+      <w:lvlText w:val="%6."/>
+      <w:lvlJc w:val="right"/>
+      <w:pPr>
+        <w:tabs>
+          <w:tab w:val="num" w:pos="0"/>
+        </w:tabs>
+        <w:ind w:left="4668" w:hanging="180"/>
+      </w:pPr>
+    </w:lvl>
+    <w:lvl w:ilvl="6">
+      <w:start w:val="1"/>
+      <w:numFmt w:val="decimal"/>
+      <w:lvlText w:val="%7."/>
+      <w:lvlJc w:val="left"/>
+      <w:pPr>
+        <w:tabs>
+          <w:tab w:val="num" w:pos="0"/>
+        </w:tabs>
+        <w:ind w:left="5388" w:hanging="360"/>
+      </w:pPr>
+    </w:lvl>
+    <w:lvl w:ilvl="7">
+      <w:start w:val="1"/>
+      <w:numFmt w:val="lowerLetter"/>
+      <w:lvlText w:val="%8."/>
+      <w:lvlJc w:val="left"/>
+      <w:pPr>
+        <w:tabs>
+          <w:tab w:val="num" w:pos="0"/>
+        </w:tabs>
+        <w:ind w:left="6108" w:hanging="360"/>
+      </w:pPr>
+    </w:lvl>
+    <w:lvl w:ilvl="8">
+      <w:start w:val="1"/>
+      <w:numFmt w:val="lowerRoman"/>
+      <w:lvlText w:val="%9."/>
+      <w:lvlJc w:val="right"/>
+      <w:pPr>
+        <w:tabs>
+          <w:tab w:val="num" w:pos="0"/>
+        </w:tabs>
+        <w:ind w:left="6828" w:hanging="180"/>
+      </w:pPr>
+    </w:lvl>
+  </w:abstractNum>
+  <w:abstractNum w:abstractNumId="54" w15:restartNumberingAfterBreak="0">
+    <w:nsid w:val="62E81F0D"/>
+    <w:multiLevelType w:val="hybridMultilevel"/>
+    <w:tmpl w:val="D90063AC"/>
+    <w:lvl w:ilvl="0" w:tplc="04190001">
+      <w:start w:val="1"/>
+      <w:numFmt w:val="bullet"/>
+      <w:lvlText w:val=""/>
+      <w:lvlJc w:val="left"/>
+      <w:pPr>
+        <w:ind w:left="1429" w:hanging="360"/>
+      </w:pPr>
+      <w:rPr>
+        <w:rFonts w:ascii="Symbol" w:hAnsi="Symbol" w:hint="default"/>
+      </w:rPr>
+    </w:lvl>
+    <w:lvl w:ilvl="1" w:tplc="04190003" w:tentative="1">
+      <w:start w:val="1"/>
+      <w:numFmt w:val="bullet"/>
+      <w:lvlText w:val="o"/>
+      <w:lvlJc w:val="left"/>
+      <w:pPr>
+        <w:ind w:left="2149" w:hanging="360"/>
+      </w:pPr>
+      <w:rPr>
+        <w:rFonts w:ascii="Courier New" w:hAnsi="Courier New" w:cs="Courier New" w:hint="default"/>
+      </w:rPr>
+    </w:lvl>
+    <w:lvl w:ilvl="2" w:tplc="04190005" w:tentative="1">
+      <w:start w:val="1"/>
+      <w:numFmt w:val="bullet"/>
+      <w:lvlText w:val=""/>
+      <w:lvlJc w:val="left"/>
+      <w:pPr>
+        <w:ind w:left="2869" w:hanging="360"/>
+      </w:pPr>
+      <w:rPr>
+        <w:rFonts w:ascii="Wingdings" w:hAnsi="Wingdings" w:hint="default"/>
+      </w:rPr>
+    </w:lvl>
+    <w:lvl w:ilvl="3" w:tplc="04190001" w:tentative="1">
+      <w:start w:val="1"/>
+      <w:numFmt w:val="bullet"/>
+      <w:lvlText w:val=""/>
+      <w:lvlJc w:val="left"/>
+      <w:pPr>
+        <w:ind w:left="3589" w:hanging="360"/>
+      </w:pPr>
+      <w:rPr>
+        <w:rFonts w:ascii="Symbol" w:hAnsi="Symbol" w:hint="default"/>
+      </w:rPr>
+    </w:lvl>
+    <w:lvl w:ilvl="4" w:tplc="04190003" w:tentative="1">
+      <w:start w:val="1"/>
+      <w:numFmt w:val="bullet"/>
+      <w:lvlText w:val="o"/>
+      <w:lvlJc w:val="left"/>
+      <w:pPr>
+        <w:ind w:left="4309" w:hanging="360"/>
+      </w:pPr>
+      <w:rPr>
+        <w:rFonts w:ascii="Courier New" w:hAnsi="Courier New" w:cs="Courier New" w:hint="default"/>
+      </w:rPr>
+    </w:lvl>
+    <w:lvl w:ilvl="5" w:tplc="04190005" w:tentative="1">
+      <w:start w:val="1"/>
+      <w:numFmt w:val="bullet"/>
+      <w:lvlText w:val=""/>
+      <w:lvlJc w:val="left"/>
+      <w:pPr>
+        <w:ind w:left="5029" w:hanging="360"/>
+      </w:pPr>
+      <w:rPr>
+        <w:rFonts w:ascii="Wingdings" w:hAnsi="Wingdings" w:hint="default"/>
+      </w:rPr>
+    </w:lvl>
+    <w:lvl w:ilvl="6" w:tplc="04190001" w:tentative="1">
+      <w:start w:val="1"/>
+      <w:numFmt w:val="bullet"/>
+      <w:lvlText w:val=""/>
+      <w:lvlJc w:val="left"/>
+      <w:pPr>
+        <w:ind w:left="5749" w:hanging="360"/>
+      </w:pPr>
+      <w:rPr>
+        <w:rFonts w:ascii="Symbol" w:hAnsi="Symbol" w:hint="default"/>
+      </w:rPr>
+    </w:lvl>
+    <w:lvl w:ilvl="7" w:tplc="04190003" w:tentative="1">
+      <w:start w:val="1"/>
+      <w:numFmt w:val="bullet"/>
+      <w:lvlText w:val="o"/>
+      <w:lvlJc w:val="left"/>
+      <w:pPr>
+        <w:ind w:left="6469" w:hanging="360"/>
+      </w:pPr>
+      <w:rPr>
+        <w:rFonts w:ascii="Courier New" w:hAnsi="Courier New" w:cs="Courier New" w:hint="default"/>
+      </w:rPr>
+    </w:lvl>
+    <w:lvl w:ilvl="8" w:tplc="04190005" w:tentative="1">
+      <w:start w:val="1"/>
+      <w:numFmt w:val="bullet"/>
+      <w:lvlText w:val=""/>
+      <w:lvlJc w:val="left"/>
+      <w:pPr>
+        <w:ind w:left="7189" w:hanging="360"/>
+      </w:pPr>
+      <w:rPr>
+        <w:rFonts w:ascii="Wingdings" w:hAnsi="Wingdings" w:hint="default"/>
+      </w:rPr>
+    </w:lvl>
+  </w:abstractNum>
+  <w:abstractNum w:abstractNumId="55" w15:restartNumberingAfterBreak="0">
     <w:nsid w:val="693C7413"/>
     <w:multiLevelType w:val="hybridMultilevel"/>
     <w:tmpl w:val="F782FA18"/>
@@ -3460,7 +10632,7 @@
       </w:pPr>
     </w:lvl>
   </w:abstractNum>
-  <w:abstractNum w:abstractNumId="27" w15:restartNumberingAfterBreak="0">
+  <w:abstractNum w:abstractNumId="56" w15:restartNumberingAfterBreak="0">
     <w:nsid w:val="699D06DA"/>
     <w:multiLevelType w:val="hybridMultilevel"/>
     <w:tmpl w:val="358CC6DE"/>
@@ -3546,7 +10718,7 @@
       </w:pPr>
     </w:lvl>
   </w:abstractNum>
-  <w:abstractNum w:abstractNumId="28" w15:restartNumberingAfterBreak="0">
+  <w:abstractNum w:abstractNumId="57" w15:restartNumberingAfterBreak="0">
     <w:nsid w:val="6B376AD6"/>
     <w:multiLevelType w:val="hybridMultilevel"/>
     <w:tmpl w:val="286039B8"/>
@@ -3638,7 +10810,147 @@
       </w:pPr>
     </w:lvl>
   </w:abstractNum>
-  <w:abstractNum w:abstractNumId="29" w15:restartNumberingAfterBreak="0">
+  <w:abstractNum w:abstractNumId="58" w15:restartNumberingAfterBreak="0">
+    <w:nsid w:val="6FF37C02"/>
+    <w:multiLevelType w:val="multilevel"/>
+    <w:tmpl w:val="62025F5C"/>
+    <w:lvl w:ilvl="0">
+      <w:start w:val="1"/>
+      <w:numFmt w:val="bullet"/>
+      <w:lvlText w:val=""/>
+      <w:lvlJc w:val="left"/>
+      <w:pPr>
+        <w:tabs>
+          <w:tab w:val="num" w:pos="0"/>
+        </w:tabs>
+        <w:ind w:left="1428" w:hanging="360"/>
+      </w:pPr>
+      <w:rPr>
+        <w:rFonts w:ascii="Symbol" w:hAnsi="Symbol" w:cs="Symbol" w:hint="default"/>
+      </w:rPr>
+    </w:lvl>
+    <w:lvl w:ilvl="1">
+      <w:start w:val="1"/>
+      <w:numFmt w:val="bullet"/>
+      <w:lvlText w:val="o"/>
+      <w:lvlJc w:val="left"/>
+      <w:pPr>
+        <w:tabs>
+          <w:tab w:val="num" w:pos="0"/>
+        </w:tabs>
+        <w:ind w:left="2148" w:hanging="360"/>
+      </w:pPr>
+      <w:rPr>
+        <w:rFonts w:ascii="Courier New" w:hAnsi="Courier New" w:cs="Courier New" w:hint="default"/>
+      </w:rPr>
+    </w:lvl>
+    <w:lvl w:ilvl="2">
+      <w:start w:val="1"/>
+      <w:numFmt w:val="bullet"/>
+      <w:lvlText w:val=""/>
+      <w:lvlJc w:val="left"/>
+      <w:pPr>
+        <w:tabs>
+          <w:tab w:val="num" w:pos="0"/>
+        </w:tabs>
+        <w:ind w:left="2868" w:hanging="360"/>
+      </w:pPr>
+      <w:rPr>
+        <w:rFonts w:ascii="Wingdings" w:hAnsi="Wingdings" w:cs="Wingdings" w:hint="default"/>
+      </w:rPr>
+    </w:lvl>
+    <w:lvl w:ilvl="3">
+      <w:start w:val="1"/>
+      <w:numFmt w:val="bullet"/>
+      <w:lvlText w:val=""/>
+      <w:lvlJc w:val="left"/>
+      <w:pPr>
+        <w:tabs>
+          <w:tab w:val="num" w:pos="0"/>
+        </w:tabs>
+        <w:ind w:left="3588" w:hanging="360"/>
+      </w:pPr>
+      <w:rPr>
+        <w:rFonts w:ascii="Symbol" w:hAnsi="Symbol" w:cs="Symbol" w:hint="default"/>
+      </w:rPr>
+    </w:lvl>
+    <w:lvl w:ilvl="4">
+      <w:start w:val="1"/>
+      <w:numFmt w:val="bullet"/>
+      <w:lvlText w:val="o"/>
+      <w:lvlJc w:val="left"/>
+      <w:pPr>
+        <w:tabs>
+          <w:tab w:val="num" w:pos="0"/>
+        </w:tabs>
+        <w:ind w:left="4308" w:hanging="360"/>
+      </w:pPr>
+      <w:rPr>
+        <w:rFonts w:ascii="Courier New" w:hAnsi="Courier New" w:cs="Courier New" w:hint="default"/>
+      </w:rPr>
+    </w:lvl>
+    <w:lvl w:ilvl="5">
+      <w:start w:val="1"/>
+      <w:numFmt w:val="bullet"/>
+      <w:lvlText w:val=""/>
+      <w:lvlJc w:val="left"/>
+      <w:pPr>
+        <w:tabs>
+          <w:tab w:val="num" w:pos="0"/>
+        </w:tabs>
+        <w:ind w:left="5028" w:hanging="360"/>
+      </w:pPr>
+      <w:rPr>
+        <w:rFonts w:ascii="Wingdings" w:hAnsi="Wingdings" w:cs="Wingdings" w:hint="default"/>
+      </w:rPr>
+    </w:lvl>
+    <w:lvl w:ilvl="6">
+      <w:start w:val="1"/>
+      <w:numFmt w:val="bullet"/>
+      <w:lvlText w:val=""/>
+      <w:lvlJc w:val="left"/>
+      <w:pPr>
+        <w:tabs>
+          <w:tab w:val="num" w:pos="0"/>
+        </w:tabs>
+        <w:ind w:left="5748" w:hanging="360"/>
+      </w:pPr>
+      <w:rPr>
+        <w:rFonts w:ascii="Symbol" w:hAnsi="Symbol" w:cs="Symbol" w:hint="default"/>
+      </w:rPr>
+    </w:lvl>
+    <w:lvl w:ilvl="7">
+      <w:start w:val="1"/>
+      <w:numFmt w:val="bullet"/>
+      <w:lvlText w:val="o"/>
+      <w:lvlJc w:val="left"/>
+      <w:pPr>
+        <w:tabs>
+          <w:tab w:val="num" w:pos="0"/>
+        </w:tabs>
+        <w:ind w:left="6468" w:hanging="360"/>
+      </w:pPr>
+      <w:rPr>
+        <w:rFonts w:ascii="Courier New" w:hAnsi="Courier New" w:cs="Courier New" w:hint="default"/>
+      </w:rPr>
+    </w:lvl>
+    <w:lvl w:ilvl="8">
+      <w:start w:val="1"/>
+      <w:numFmt w:val="bullet"/>
+      <w:lvlText w:val=""/>
+      <w:lvlJc w:val="left"/>
+      <w:pPr>
+        <w:tabs>
+          <w:tab w:val="num" w:pos="0"/>
+        </w:tabs>
+        <w:ind w:left="7188" w:hanging="360"/>
+      </w:pPr>
+      <w:rPr>
+        <w:rFonts w:ascii="Wingdings" w:hAnsi="Wingdings" w:cs="Wingdings" w:hint="default"/>
+      </w:rPr>
+    </w:lvl>
+  </w:abstractNum>
+  <w:abstractNum w:abstractNumId="59" w15:restartNumberingAfterBreak="0">
     <w:nsid w:val="71312A59"/>
     <w:multiLevelType w:val="hybridMultilevel"/>
     <w:tmpl w:val="A0929D8E"/>
@@ -3724,7 +11036,7 @@
       </w:pPr>
     </w:lvl>
   </w:abstractNum>
-  <w:abstractNum w:abstractNumId="30" w15:restartNumberingAfterBreak="0">
+  <w:abstractNum w:abstractNumId="60" w15:restartNumberingAfterBreak="0">
     <w:nsid w:val="73670B7E"/>
     <w:multiLevelType w:val="hybridMultilevel"/>
     <w:tmpl w:val="3A1E050A"/>
@@ -3837,7 +11149,7 @@
       </w:rPr>
     </w:lvl>
   </w:abstractNum>
-  <w:abstractNum w:abstractNumId="31" w15:restartNumberingAfterBreak="0">
+  <w:abstractNum w:abstractNumId="61" w15:restartNumberingAfterBreak="0">
     <w:nsid w:val="76417436"/>
     <w:multiLevelType w:val="hybridMultilevel"/>
     <w:tmpl w:val="D90C6236"/>
@@ -3926,7 +11238,7 @@
       </w:pPr>
     </w:lvl>
   </w:abstractNum>
-  <w:abstractNum w:abstractNumId="32" w15:restartNumberingAfterBreak="0">
+  <w:abstractNum w:abstractNumId="62" w15:restartNumberingAfterBreak="0">
     <w:nsid w:val="77AA0B70"/>
     <w:multiLevelType w:val="multilevel"/>
     <w:tmpl w:val="0419001F"/>
@@ -4012,7 +11324,438 @@
       </w:pPr>
     </w:lvl>
   </w:abstractNum>
-  <w:abstractNum w:abstractNumId="33" w15:restartNumberingAfterBreak="0">
+  <w:abstractNum w:abstractNumId="63" w15:restartNumberingAfterBreak="0">
+    <w:nsid w:val="77BD4E73"/>
+    <w:multiLevelType w:val="hybridMultilevel"/>
+    <w:tmpl w:val="8F287340"/>
+    <w:lvl w:ilvl="0" w:tplc="04190001">
+      <w:start w:val="1"/>
+      <w:numFmt w:val="bullet"/>
+      <w:lvlText w:val=""/>
+      <w:lvlJc w:val="left"/>
+      <w:pPr>
+        <w:ind w:left="1429" w:hanging="360"/>
+      </w:pPr>
+      <w:rPr>
+        <w:rFonts w:ascii="Symbol" w:hAnsi="Symbol" w:hint="default"/>
+      </w:rPr>
+    </w:lvl>
+    <w:lvl w:ilvl="1" w:tplc="FFFFFFFF">
+      <w:start w:val="1"/>
+      <w:numFmt w:val="bullet"/>
+      <w:lvlText w:val=""/>
+      <w:lvlJc w:val="left"/>
+      <w:pPr>
+        <w:ind w:left="1429" w:hanging="360"/>
+      </w:pPr>
+      <w:rPr>
+        <w:rFonts w:ascii="Symbol" w:hAnsi="Symbol" w:hint="default"/>
+      </w:rPr>
+    </w:lvl>
+    <w:lvl w:ilvl="2" w:tplc="FFFFFFFF" w:tentative="1">
+      <w:start w:val="1"/>
+      <w:numFmt w:val="lowerRoman"/>
+      <w:lvlText w:val="%3."/>
+      <w:lvlJc w:val="right"/>
+      <w:pPr>
+        <w:ind w:left="2869" w:hanging="180"/>
+      </w:pPr>
+    </w:lvl>
+    <w:lvl w:ilvl="3" w:tplc="FFFFFFFF" w:tentative="1">
+      <w:start w:val="1"/>
+      <w:numFmt w:val="decimal"/>
+      <w:lvlText w:val="%4."/>
+      <w:lvlJc w:val="left"/>
+      <w:pPr>
+        <w:ind w:left="3589" w:hanging="360"/>
+      </w:pPr>
+    </w:lvl>
+    <w:lvl w:ilvl="4" w:tplc="FFFFFFFF" w:tentative="1">
+      <w:start w:val="1"/>
+      <w:numFmt w:val="lowerLetter"/>
+      <w:lvlText w:val="%5."/>
+      <w:lvlJc w:val="left"/>
+      <w:pPr>
+        <w:ind w:left="4309" w:hanging="360"/>
+      </w:pPr>
+    </w:lvl>
+    <w:lvl w:ilvl="5" w:tplc="FFFFFFFF" w:tentative="1">
+      <w:start w:val="1"/>
+      <w:numFmt w:val="lowerRoman"/>
+      <w:lvlText w:val="%6."/>
+      <w:lvlJc w:val="right"/>
+      <w:pPr>
+        <w:ind w:left="5029" w:hanging="180"/>
+      </w:pPr>
+    </w:lvl>
+    <w:lvl w:ilvl="6" w:tplc="FFFFFFFF" w:tentative="1">
+      <w:start w:val="1"/>
+      <w:numFmt w:val="decimal"/>
+      <w:lvlText w:val="%7."/>
+      <w:lvlJc w:val="left"/>
+      <w:pPr>
+        <w:ind w:left="5749" w:hanging="360"/>
+      </w:pPr>
+    </w:lvl>
+    <w:lvl w:ilvl="7" w:tplc="FFFFFFFF" w:tentative="1">
+      <w:start w:val="1"/>
+      <w:numFmt w:val="lowerLetter"/>
+      <w:lvlText w:val="%8."/>
+      <w:lvlJc w:val="left"/>
+      <w:pPr>
+        <w:ind w:left="6469" w:hanging="360"/>
+      </w:pPr>
+    </w:lvl>
+    <w:lvl w:ilvl="8" w:tplc="FFFFFFFF" w:tentative="1">
+      <w:start w:val="1"/>
+      <w:numFmt w:val="lowerRoman"/>
+      <w:lvlText w:val="%9."/>
+      <w:lvlJc w:val="right"/>
+      <w:pPr>
+        <w:ind w:left="7189" w:hanging="180"/>
+      </w:pPr>
+    </w:lvl>
+  </w:abstractNum>
+  <w:abstractNum w:abstractNumId="64" w15:restartNumberingAfterBreak="0">
+    <w:nsid w:val="7A7074B7"/>
+    <w:multiLevelType w:val="multilevel"/>
+    <w:tmpl w:val="D31A284C"/>
+    <w:lvl w:ilvl="0">
+      <w:start w:val="1"/>
+      <w:numFmt w:val="decimal"/>
+      <w:lvlText w:val="%1."/>
+      <w:lvlJc w:val="left"/>
+      <w:pPr>
+        <w:tabs>
+          <w:tab w:val="num" w:pos="0"/>
+        </w:tabs>
+        <w:ind w:left="1068" w:hanging="360"/>
+      </w:pPr>
+    </w:lvl>
+    <w:lvl w:ilvl="1">
+      <w:start w:val="1"/>
+      <w:numFmt w:val="lowerLetter"/>
+      <w:lvlText w:val="%2."/>
+      <w:lvlJc w:val="left"/>
+      <w:pPr>
+        <w:tabs>
+          <w:tab w:val="num" w:pos="0"/>
+        </w:tabs>
+        <w:ind w:left="1788" w:hanging="360"/>
+      </w:pPr>
+    </w:lvl>
+    <w:lvl w:ilvl="2">
+      <w:start w:val="1"/>
+      <w:numFmt w:val="lowerRoman"/>
+      <w:lvlText w:val="%3."/>
+      <w:lvlJc w:val="right"/>
+      <w:pPr>
+        <w:tabs>
+          <w:tab w:val="num" w:pos="0"/>
+        </w:tabs>
+        <w:ind w:left="2508" w:hanging="180"/>
+      </w:pPr>
+    </w:lvl>
+    <w:lvl w:ilvl="3">
+      <w:start w:val="1"/>
+      <w:numFmt w:val="decimal"/>
+      <w:lvlText w:val="%4."/>
+      <w:lvlJc w:val="left"/>
+      <w:pPr>
+        <w:tabs>
+          <w:tab w:val="num" w:pos="0"/>
+        </w:tabs>
+        <w:ind w:left="3228" w:hanging="360"/>
+      </w:pPr>
+    </w:lvl>
+    <w:lvl w:ilvl="4">
+      <w:start w:val="1"/>
+      <w:numFmt w:val="lowerLetter"/>
+      <w:lvlText w:val="%5."/>
+      <w:lvlJc w:val="left"/>
+      <w:pPr>
+        <w:tabs>
+          <w:tab w:val="num" w:pos="0"/>
+        </w:tabs>
+        <w:ind w:left="3948" w:hanging="360"/>
+      </w:pPr>
+    </w:lvl>
+    <w:lvl w:ilvl="5">
+      <w:start w:val="1"/>
+      <w:numFmt w:val="lowerRoman"/>
+      <w:lvlText w:val="%6."/>
+      <w:lvlJc w:val="right"/>
+      <w:pPr>
+        <w:tabs>
+          <w:tab w:val="num" w:pos="0"/>
+        </w:tabs>
+        <w:ind w:left="4668" w:hanging="180"/>
+      </w:pPr>
+    </w:lvl>
+    <w:lvl w:ilvl="6">
+      <w:start w:val="1"/>
+      <w:numFmt w:val="decimal"/>
+      <w:lvlText w:val="%7."/>
+      <w:lvlJc w:val="left"/>
+      <w:pPr>
+        <w:tabs>
+          <w:tab w:val="num" w:pos="0"/>
+        </w:tabs>
+        <w:ind w:left="5388" w:hanging="360"/>
+      </w:pPr>
+    </w:lvl>
+    <w:lvl w:ilvl="7">
+      <w:start w:val="1"/>
+      <w:numFmt w:val="lowerLetter"/>
+      <w:lvlText w:val="%8."/>
+      <w:lvlJc w:val="left"/>
+      <w:pPr>
+        <w:tabs>
+          <w:tab w:val="num" w:pos="0"/>
+        </w:tabs>
+        <w:ind w:left="6108" w:hanging="360"/>
+      </w:pPr>
+    </w:lvl>
+    <w:lvl w:ilvl="8">
+      <w:start w:val="1"/>
+      <w:numFmt w:val="lowerRoman"/>
+      <w:lvlText w:val="%9."/>
+      <w:lvlJc w:val="right"/>
+      <w:pPr>
+        <w:tabs>
+          <w:tab w:val="num" w:pos="0"/>
+        </w:tabs>
+        <w:ind w:left="6828" w:hanging="180"/>
+      </w:pPr>
+    </w:lvl>
+  </w:abstractNum>
+  <w:abstractNum w:abstractNumId="65" w15:restartNumberingAfterBreak="0">
+    <w:nsid w:val="7A751BEA"/>
+    <w:multiLevelType w:val="hybridMultilevel"/>
+    <w:tmpl w:val="77B27648"/>
+    <w:lvl w:ilvl="0" w:tplc="04190001">
+      <w:start w:val="1"/>
+      <w:numFmt w:val="bullet"/>
+      <w:lvlText w:val=""/>
+      <w:lvlJc w:val="left"/>
+      <w:pPr>
+        <w:ind w:left="1429" w:hanging="360"/>
+      </w:pPr>
+      <w:rPr>
+        <w:rFonts w:ascii="Symbol" w:hAnsi="Symbol" w:hint="default"/>
+      </w:rPr>
+    </w:lvl>
+    <w:lvl w:ilvl="1" w:tplc="FFFFFFFF" w:tentative="1">
+      <w:start w:val="1"/>
+      <w:numFmt w:val="bullet"/>
+      <w:lvlText w:val="o"/>
+      <w:lvlJc w:val="left"/>
+      <w:pPr>
+        <w:ind w:left="2149" w:hanging="360"/>
+      </w:pPr>
+      <w:rPr>
+        <w:rFonts w:ascii="Courier New" w:hAnsi="Courier New" w:cs="Courier New" w:hint="default"/>
+      </w:rPr>
+    </w:lvl>
+    <w:lvl w:ilvl="2" w:tplc="FFFFFFFF" w:tentative="1">
+      <w:start w:val="1"/>
+      <w:numFmt w:val="bullet"/>
+      <w:lvlText w:val=""/>
+      <w:lvlJc w:val="left"/>
+      <w:pPr>
+        <w:ind w:left="2869" w:hanging="360"/>
+      </w:pPr>
+      <w:rPr>
+        <w:rFonts w:ascii="Wingdings" w:hAnsi="Wingdings" w:hint="default"/>
+      </w:rPr>
+    </w:lvl>
+    <w:lvl w:ilvl="3" w:tplc="FFFFFFFF" w:tentative="1">
+      <w:start w:val="1"/>
+      <w:numFmt w:val="bullet"/>
+      <w:lvlText w:val=""/>
+      <w:lvlJc w:val="left"/>
+      <w:pPr>
+        <w:ind w:left="3589" w:hanging="360"/>
+      </w:pPr>
+      <w:rPr>
+        <w:rFonts w:ascii="Symbol" w:hAnsi="Symbol" w:hint="default"/>
+      </w:rPr>
+    </w:lvl>
+    <w:lvl w:ilvl="4" w:tplc="FFFFFFFF" w:tentative="1">
+      <w:start w:val="1"/>
+      <w:numFmt w:val="bullet"/>
+      <w:lvlText w:val="o"/>
+      <w:lvlJc w:val="left"/>
+      <w:pPr>
+        <w:ind w:left="4309" w:hanging="360"/>
+      </w:pPr>
+      <w:rPr>
+        <w:rFonts w:ascii="Courier New" w:hAnsi="Courier New" w:cs="Courier New" w:hint="default"/>
+      </w:rPr>
+    </w:lvl>
+    <w:lvl w:ilvl="5" w:tplc="FFFFFFFF" w:tentative="1">
+      <w:start w:val="1"/>
+      <w:numFmt w:val="bullet"/>
+      <w:lvlText w:val=""/>
+      <w:lvlJc w:val="left"/>
+      <w:pPr>
+        <w:ind w:left="5029" w:hanging="360"/>
+      </w:pPr>
+      <w:rPr>
+        <w:rFonts w:ascii="Wingdings" w:hAnsi="Wingdings" w:hint="default"/>
+      </w:rPr>
+    </w:lvl>
+    <w:lvl w:ilvl="6" w:tplc="FFFFFFFF" w:tentative="1">
+      <w:start w:val="1"/>
+      <w:numFmt w:val="bullet"/>
+      <w:lvlText w:val=""/>
+      <w:lvlJc w:val="left"/>
+      <w:pPr>
+        <w:ind w:left="5749" w:hanging="360"/>
+      </w:pPr>
+      <w:rPr>
+        <w:rFonts w:ascii="Symbol" w:hAnsi="Symbol" w:hint="default"/>
+      </w:rPr>
+    </w:lvl>
+    <w:lvl w:ilvl="7" w:tplc="FFFFFFFF" w:tentative="1">
+      <w:start w:val="1"/>
+      <w:numFmt w:val="bullet"/>
+      <w:lvlText w:val="o"/>
+      <w:lvlJc w:val="left"/>
+      <w:pPr>
+        <w:ind w:left="6469" w:hanging="360"/>
+      </w:pPr>
+      <w:rPr>
+        <w:rFonts w:ascii="Courier New" w:hAnsi="Courier New" w:cs="Courier New" w:hint="default"/>
+      </w:rPr>
+    </w:lvl>
+    <w:lvl w:ilvl="8" w:tplc="FFFFFFFF" w:tentative="1">
+      <w:start w:val="1"/>
+      <w:numFmt w:val="bullet"/>
+      <w:lvlText w:val=""/>
+      <w:lvlJc w:val="left"/>
+      <w:pPr>
+        <w:ind w:left="7189" w:hanging="360"/>
+      </w:pPr>
+      <w:rPr>
+        <w:rFonts w:ascii="Wingdings" w:hAnsi="Wingdings" w:hint="default"/>
+      </w:rPr>
+    </w:lvl>
+  </w:abstractNum>
+  <w:abstractNum w:abstractNumId="66" w15:restartNumberingAfterBreak="0">
+    <w:nsid w:val="7B6C2D8C"/>
+    <w:multiLevelType w:val="hybridMultilevel"/>
+    <w:tmpl w:val="25AC8314"/>
+    <w:lvl w:ilvl="0" w:tplc="04190001">
+      <w:start w:val="1"/>
+      <w:numFmt w:val="bullet"/>
+      <w:lvlText w:val=""/>
+      <w:lvlJc w:val="left"/>
+      <w:pPr>
+        <w:ind w:left="1789" w:hanging="360"/>
+      </w:pPr>
+      <w:rPr>
+        <w:rFonts w:ascii="Symbol" w:hAnsi="Symbol" w:hint="default"/>
+      </w:rPr>
+    </w:lvl>
+    <w:lvl w:ilvl="1" w:tplc="04190003" w:tentative="1">
+      <w:start w:val="1"/>
+      <w:numFmt w:val="bullet"/>
+      <w:lvlText w:val="o"/>
+      <w:lvlJc w:val="left"/>
+      <w:pPr>
+        <w:ind w:left="2509" w:hanging="360"/>
+      </w:pPr>
+      <w:rPr>
+        <w:rFonts w:ascii="Courier New" w:hAnsi="Courier New" w:cs="Courier New" w:hint="default"/>
+      </w:rPr>
+    </w:lvl>
+    <w:lvl w:ilvl="2" w:tplc="04190005" w:tentative="1">
+      <w:start w:val="1"/>
+      <w:numFmt w:val="bullet"/>
+      <w:lvlText w:val=""/>
+      <w:lvlJc w:val="left"/>
+      <w:pPr>
+        <w:ind w:left="3229" w:hanging="360"/>
+      </w:pPr>
+      <w:rPr>
+        <w:rFonts w:ascii="Wingdings" w:hAnsi="Wingdings" w:hint="default"/>
+      </w:rPr>
+    </w:lvl>
+    <w:lvl w:ilvl="3" w:tplc="04190001" w:tentative="1">
+      <w:start w:val="1"/>
+      <w:numFmt w:val="bullet"/>
+      <w:lvlText w:val=""/>
+      <w:lvlJc w:val="left"/>
+      <w:pPr>
+        <w:ind w:left="3949" w:hanging="360"/>
+      </w:pPr>
+      <w:rPr>
+        <w:rFonts w:ascii="Symbol" w:hAnsi="Symbol" w:hint="default"/>
+      </w:rPr>
+    </w:lvl>
+    <w:lvl w:ilvl="4" w:tplc="04190003" w:tentative="1">
+      <w:start w:val="1"/>
+      <w:numFmt w:val="bullet"/>
+      <w:lvlText w:val="o"/>
+      <w:lvlJc w:val="left"/>
+      <w:pPr>
+        <w:ind w:left="4669" w:hanging="360"/>
+      </w:pPr>
+      <w:rPr>
+        <w:rFonts w:ascii="Courier New" w:hAnsi="Courier New" w:cs="Courier New" w:hint="default"/>
+      </w:rPr>
+    </w:lvl>
+    <w:lvl w:ilvl="5" w:tplc="04190005" w:tentative="1">
+      <w:start w:val="1"/>
+      <w:numFmt w:val="bullet"/>
+      <w:lvlText w:val=""/>
+      <w:lvlJc w:val="left"/>
+      <w:pPr>
+        <w:ind w:left="5389" w:hanging="360"/>
+      </w:pPr>
+      <w:rPr>
+        <w:rFonts w:ascii="Wingdings" w:hAnsi="Wingdings" w:hint="default"/>
+      </w:rPr>
+    </w:lvl>
+    <w:lvl w:ilvl="6" w:tplc="04190001" w:tentative="1">
+      <w:start w:val="1"/>
+      <w:numFmt w:val="bullet"/>
+      <w:lvlText w:val=""/>
+      <w:lvlJc w:val="left"/>
+      <w:pPr>
+        <w:ind w:left="6109" w:hanging="360"/>
+      </w:pPr>
+      <w:rPr>
+        <w:rFonts w:ascii="Symbol" w:hAnsi="Symbol" w:hint="default"/>
+      </w:rPr>
+    </w:lvl>
+    <w:lvl w:ilvl="7" w:tplc="04190003" w:tentative="1">
+      <w:start w:val="1"/>
+      <w:numFmt w:val="bullet"/>
+      <w:lvlText w:val="o"/>
+      <w:lvlJc w:val="left"/>
+      <w:pPr>
+        <w:ind w:left="6829" w:hanging="360"/>
+      </w:pPr>
+      <w:rPr>
+        <w:rFonts w:ascii="Courier New" w:hAnsi="Courier New" w:cs="Courier New" w:hint="default"/>
+      </w:rPr>
+    </w:lvl>
+    <w:lvl w:ilvl="8" w:tplc="04190005" w:tentative="1">
+      <w:start w:val="1"/>
+      <w:numFmt w:val="bullet"/>
+      <w:lvlText w:val=""/>
+      <w:lvlJc w:val="left"/>
+      <w:pPr>
+        <w:ind w:left="7549" w:hanging="360"/>
+      </w:pPr>
+      <w:rPr>
+        <w:rFonts w:ascii="Wingdings" w:hAnsi="Wingdings" w:hint="default"/>
+      </w:rPr>
+    </w:lvl>
+  </w:abstractNum>
+  <w:abstractNum w:abstractNumId="67" w15:restartNumberingAfterBreak="0">
     <w:nsid w:val="7EB527D0"/>
     <w:multiLevelType w:val="hybridMultilevel"/>
     <w:tmpl w:val="5ACA58B0"/>
@@ -4102,106 +11845,208 @@
     </w:lvl>
   </w:abstractNum>
   <w:num w:numId="1" w16cid:durableId="124080846">
+    <w:abstractNumId w:val="57"/>
+  </w:num>
+  <w:num w:numId="2" w16cid:durableId="1935934136">
+    <w:abstractNumId w:val="30"/>
+  </w:num>
+  <w:num w:numId="3" w16cid:durableId="1699047275">
+    <w:abstractNumId w:val="39"/>
+  </w:num>
+  <w:num w:numId="4" w16cid:durableId="781607056">
+    <w:abstractNumId w:val="42"/>
+  </w:num>
+  <w:num w:numId="5" w16cid:durableId="592251075">
+    <w:abstractNumId w:val="14"/>
+  </w:num>
+  <w:num w:numId="6" w16cid:durableId="8526383">
+    <w:abstractNumId w:val="48"/>
+  </w:num>
+  <w:num w:numId="7" w16cid:durableId="20938059">
+    <w:abstractNumId w:val="67"/>
+  </w:num>
+  <w:num w:numId="8" w16cid:durableId="1308164629">
+    <w:abstractNumId w:val="50"/>
+  </w:num>
+  <w:num w:numId="9" w16cid:durableId="1825657164">
+    <w:abstractNumId w:val="44"/>
+  </w:num>
+  <w:num w:numId="10" w16cid:durableId="1316102583">
+    <w:abstractNumId w:val="22"/>
+  </w:num>
+  <w:num w:numId="11" w16cid:durableId="1519393256">
+    <w:abstractNumId w:val="61"/>
+  </w:num>
+  <w:num w:numId="12" w16cid:durableId="2027636979">
+    <w:abstractNumId w:val="6"/>
+  </w:num>
+  <w:num w:numId="13" w16cid:durableId="544683702">
+    <w:abstractNumId w:val="5"/>
+  </w:num>
+  <w:num w:numId="14" w16cid:durableId="631787220">
+    <w:abstractNumId w:val="62"/>
+  </w:num>
+  <w:num w:numId="15" w16cid:durableId="1235972359">
+    <w:abstractNumId w:val="49"/>
+  </w:num>
+  <w:num w:numId="16" w16cid:durableId="1847288739">
+    <w:abstractNumId w:val="27"/>
+  </w:num>
+  <w:num w:numId="17" w16cid:durableId="1774126069">
+    <w:abstractNumId w:val="20"/>
+  </w:num>
+  <w:num w:numId="18" w16cid:durableId="1270966782">
+    <w:abstractNumId w:val="40"/>
+  </w:num>
+  <w:num w:numId="19" w16cid:durableId="1123034992">
+    <w:abstractNumId w:val="38"/>
+  </w:num>
+  <w:num w:numId="20" w16cid:durableId="2142533163">
+    <w:abstractNumId w:val="1"/>
+  </w:num>
+  <w:num w:numId="21" w16cid:durableId="1478575517">
+    <w:abstractNumId w:val="29"/>
+  </w:num>
+  <w:num w:numId="22" w16cid:durableId="342634910">
+    <w:abstractNumId w:val="56"/>
+  </w:num>
+  <w:num w:numId="23" w16cid:durableId="558052145">
+    <w:abstractNumId w:val="52"/>
+  </w:num>
+  <w:num w:numId="24" w16cid:durableId="583221176">
+    <w:abstractNumId w:val="19"/>
+  </w:num>
+  <w:num w:numId="25" w16cid:durableId="1289971573">
+    <w:abstractNumId w:val="4"/>
+  </w:num>
+  <w:num w:numId="26" w16cid:durableId="330643291">
+    <w:abstractNumId w:val="34"/>
+  </w:num>
+  <w:num w:numId="27" w16cid:durableId="133646053">
+    <w:abstractNumId w:val="60"/>
+  </w:num>
+  <w:num w:numId="28" w16cid:durableId="2131044270">
+    <w:abstractNumId w:val="59"/>
+  </w:num>
+  <w:num w:numId="29" w16cid:durableId="356779711">
+    <w:abstractNumId w:val="7"/>
+  </w:num>
+  <w:num w:numId="30" w16cid:durableId="363599697">
+    <w:abstractNumId w:val="25"/>
+  </w:num>
+  <w:num w:numId="31" w16cid:durableId="1912303875">
+    <w:abstractNumId w:val="41"/>
+  </w:num>
+  <w:num w:numId="32" w16cid:durableId="952324445">
+    <w:abstractNumId w:val="32"/>
+  </w:num>
+  <w:num w:numId="33" w16cid:durableId="777411014">
+    <w:abstractNumId w:val="46"/>
+  </w:num>
+  <w:num w:numId="34" w16cid:durableId="1360474040">
+    <w:abstractNumId w:val="55"/>
+  </w:num>
+  <w:num w:numId="35" w16cid:durableId="249236540">
     <w:abstractNumId w:val="28"/>
   </w:num>
-  <w:num w:numId="2" w16cid:durableId="1935934136">
+  <w:num w:numId="36" w16cid:durableId="525296177">
+    <w:abstractNumId w:val="64"/>
+  </w:num>
+  <w:num w:numId="37" w16cid:durableId="1200893854">
+    <w:abstractNumId w:val="16"/>
+  </w:num>
+  <w:num w:numId="38" w16cid:durableId="597906627">
+    <w:abstractNumId w:val="21"/>
+  </w:num>
+  <w:num w:numId="39" w16cid:durableId="1874687606">
+    <w:abstractNumId w:val="37"/>
+  </w:num>
+  <w:num w:numId="40" w16cid:durableId="611399521">
+    <w:abstractNumId w:val="51"/>
+  </w:num>
+  <w:num w:numId="41" w16cid:durableId="2136023515">
+    <w:abstractNumId w:val="23"/>
+  </w:num>
+  <w:num w:numId="42" w16cid:durableId="930356387">
+    <w:abstractNumId w:val="18"/>
+  </w:num>
+  <w:num w:numId="43" w16cid:durableId="1328829975">
+    <w:abstractNumId w:val="2"/>
+  </w:num>
+  <w:num w:numId="44" w16cid:durableId="821583649">
+    <w:abstractNumId w:val="58"/>
+  </w:num>
+  <w:num w:numId="45" w16cid:durableId="1795635322">
+    <w:abstractNumId w:val="53"/>
+  </w:num>
+  <w:num w:numId="46" w16cid:durableId="1785687810">
+    <w:abstractNumId w:val="35"/>
+  </w:num>
+  <w:num w:numId="47" w16cid:durableId="879827662">
+    <w:abstractNumId w:val="10"/>
+  </w:num>
+  <w:num w:numId="48" w16cid:durableId="1173757648">
+    <w:abstractNumId w:val="13"/>
+  </w:num>
+  <w:num w:numId="49" w16cid:durableId="1614482871">
+    <w:abstractNumId w:val="45"/>
+  </w:num>
+  <w:num w:numId="50" w16cid:durableId="847408672">
+    <w:abstractNumId w:val="8"/>
+  </w:num>
+  <w:num w:numId="51" w16cid:durableId="1266571712">
+    <w:abstractNumId w:val="54"/>
+  </w:num>
+  <w:num w:numId="52" w16cid:durableId="1670597704">
+    <w:abstractNumId w:val="36"/>
+  </w:num>
+  <w:num w:numId="53" w16cid:durableId="1424953196">
+    <w:abstractNumId w:val="47"/>
+  </w:num>
+  <w:num w:numId="54" w16cid:durableId="48068052">
+    <w:abstractNumId w:val="24"/>
+  </w:num>
+  <w:num w:numId="55" w16cid:durableId="1702702653">
+    <w:abstractNumId w:val="9"/>
+  </w:num>
+  <w:num w:numId="56" w16cid:durableId="264726109">
+    <w:abstractNumId w:val="65"/>
+  </w:num>
+  <w:num w:numId="57" w16cid:durableId="1437293334">
+    <w:abstractNumId w:val="17"/>
+  </w:num>
+  <w:num w:numId="58" w16cid:durableId="1223902192">
+    <w:abstractNumId w:val="11"/>
+  </w:num>
+  <w:num w:numId="59" w16cid:durableId="1772236742">
+    <w:abstractNumId w:val="0"/>
+  </w:num>
+  <w:num w:numId="60" w16cid:durableId="1980720947">
+    <w:abstractNumId w:val="31"/>
+  </w:num>
+  <w:num w:numId="61" w16cid:durableId="1303736062">
+    <w:abstractNumId w:val="63"/>
+  </w:num>
+  <w:num w:numId="62" w16cid:durableId="1714038187">
+    <w:abstractNumId w:val="43"/>
+  </w:num>
+  <w:num w:numId="63" w16cid:durableId="602228905">
+    <w:abstractNumId w:val="15"/>
+  </w:num>
+  <w:num w:numId="64" w16cid:durableId="680008692">
     <w:abstractNumId w:val="12"/>
   </w:num>
-  <w:num w:numId="3" w16cid:durableId="1699047275">
-    <w:abstractNumId w:val="16"/>
+  <w:num w:numId="65" w16cid:durableId="140118976">
+    <w:abstractNumId w:val="3"/>
   </w:num>
-  <w:num w:numId="4" w16cid:durableId="781607056">
-    <w:abstractNumId w:val="19"/>
-  </w:num>
-  <w:num w:numId="5" w16cid:durableId="592251075">
-    <w:abstractNumId w:val="5"/>
-  </w:num>
-  <w:num w:numId="6" w16cid:durableId="8526383">
-    <w:abstractNumId w:val="22"/>
-  </w:num>
-  <w:num w:numId="7" w16cid:durableId="20938059">
+  <w:num w:numId="66" w16cid:durableId="811485268">
     <w:abstractNumId w:val="33"/>
   </w:num>
-  <w:num w:numId="8" w16cid:durableId="1308164629">
-    <w:abstractNumId w:val="24"/>
+  <w:num w:numId="67" w16cid:durableId="711685562">
+    <w:abstractNumId w:val="26"/>
   </w:num>
-  <w:num w:numId="9" w16cid:durableId="1825657164">
-    <w:abstractNumId w:val="20"/>
-  </w:num>
-  <w:num w:numId="10" w16cid:durableId="1316102583">
-    <w:abstractNumId w:val="8"/>
-  </w:num>
-  <w:num w:numId="11" w16cid:durableId="1519393256">
-    <w:abstractNumId w:val="31"/>
-  </w:num>
-  <w:num w:numId="12" w16cid:durableId="2027636979">
-    <w:abstractNumId w:val="3"/>
-  </w:num>
-  <w:num w:numId="13" w16cid:durableId="544683702">
-    <w:abstractNumId w:val="2"/>
-  </w:num>
-  <w:num w:numId="14" w16cid:durableId="631787220">
-    <w:abstractNumId w:val="32"/>
-  </w:num>
-  <w:num w:numId="15" w16cid:durableId="1235972359">
-    <w:abstractNumId w:val="23"/>
-  </w:num>
-  <w:num w:numId="16" w16cid:durableId="1847288739">
-    <w:abstractNumId w:val="10"/>
-  </w:num>
-  <w:num w:numId="17" w16cid:durableId="1774126069">
-    <w:abstractNumId w:val="7"/>
-  </w:num>
-  <w:num w:numId="18" w16cid:durableId="1270966782">
-    <w:abstractNumId w:val="17"/>
-  </w:num>
-  <w:num w:numId="19" w16cid:durableId="1123034992">
-    <w:abstractNumId w:val="15"/>
-  </w:num>
-  <w:num w:numId="20" w16cid:durableId="2142533163">
-    <w:abstractNumId w:val="0"/>
-  </w:num>
-  <w:num w:numId="21" w16cid:durableId="1478575517">
-    <w:abstractNumId w:val="11"/>
-  </w:num>
-  <w:num w:numId="22" w16cid:durableId="342634910">
-    <w:abstractNumId w:val="27"/>
-  </w:num>
-  <w:num w:numId="23" w16cid:durableId="558052145">
-    <w:abstractNumId w:val="25"/>
-  </w:num>
-  <w:num w:numId="24" w16cid:durableId="583221176">
-    <w:abstractNumId w:val="6"/>
-  </w:num>
-  <w:num w:numId="25" w16cid:durableId="1289971573">
-    <w:abstractNumId w:val="1"/>
-  </w:num>
-  <w:num w:numId="26" w16cid:durableId="330643291">
-    <w:abstractNumId w:val="14"/>
-  </w:num>
-  <w:num w:numId="27" w16cid:durableId="133646053">
-    <w:abstractNumId w:val="30"/>
-  </w:num>
-  <w:num w:numId="28" w16cid:durableId="2131044270">
-    <w:abstractNumId w:val="29"/>
-  </w:num>
-  <w:num w:numId="29" w16cid:durableId="356779711">
-    <w:abstractNumId w:val="4"/>
-  </w:num>
-  <w:num w:numId="30" w16cid:durableId="363599697">
-    <w:abstractNumId w:val="9"/>
-  </w:num>
-  <w:num w:numId="31" w16cid:durableId="1912303875">
-    <w:abstractNumId w:val="18"/>
-  </w:num>
-  <w:num w:numId="32" w16cid:durableId="952324445">
-    <w:abstractNumId w:val="13"/>
-  </w:num>
-  <w:num w:numId="33" w16cid:durableId="777411014">
-    <w:abstractNumId w:val="21"/>
-  </w:num>
-  <w:num w:numId="34" w16cid:durableId="1360474040">
-    <w:abstractNumId w:val="26"/>
+  <w:num w:numId="68" w16cid:durableId="1040474595">
+    <w:abstractNumId w:val="66"/>
   </w:num>
 </w:numbering>
 </file>
